--- a/D7_OPTIMALISATION/SAMEN/M8.docx
+++ b/D7_OPTIMALISATION/SAMEN/M8.docx
@@ -6,13 +6,26 @@
       <w:pPr>
         <w:pStyle w:val="Heading1"/>
       </w:pPr>
-      <w:r>
-        <w:t>Milestone 7 Bewijs in PDF</w:t>
-      </w:r>
-    </w:p>
-    <w:p>
-      <w:r>
-        <w:t>Romeo Weyns &amp; Jonas Friedhoff - INF202</w:t>
+      <w:proofErr w:type="spellStart"/>
+      <w:r>
+        <w:t>Milestone</w:t>
+      </w:r>
+      <w:proofErr w:type="spellEnd"/>
+      <w:r>
+        <w:t xml:space="preserve"> 7 Bewijs in PDF</w:t>
+      </w:r>
+    </w:p>
+    <w:p>
+      <w:r>
+        <w:t xml:space="preserve">Romeo </w:t>
+      </w:r>
+      <w:proofErr w:type="spellStart"/>
+      <w:r>
+        <w:t>Weyns</w:t>
+      </w:r>
+      <w:proofErr w:type="spellEnd"/>
+      <w:r>
+        <w:t xml:space="preserve"> &amp; Jonas Friedhoff - INF202</w:t>
       </w:r>
     </w:p>
     <w:p>
@@ -20,13 +33,13 @@
         <w:pStyle w:val="Heading1"/>
       </w:pPr>
       <w:r>
-        <w:t>S1 – Romeo Weyns</w:t>
-      </w:r>
-    </w:p>
-    <w:p>
-      <w:r>
-        <w:t>[Romeo vult deze sectie aan met zijn partitionering-bewijs.]</w:t>
-      </w:r>
+        <w:t xml:space="preserve">S1 – Romeo </w:t>
+      </w:r>
+      <w:proofErr w:type="spellStart"/>
+      <w:r>
+        <w:t>Weyns</w:t>
+      </w:r>
+      <w:proofErr w:type="spellEnd"/>
     </w:p>
     <w:p>
       <w:r>
@@ -38,6 +51,7 @@
         <w:pStyle w:val="Heading1"/>
       </w:pPr>
       <w:r>
+        <w:lastRenderedPageBreak/>
         <w:t>S2 – Jonas Friedhoff</w:t>
       </w:r>
     </w:p>
@@ -59,23 +73,881 @@
     </w:p>
     <w:p>
       <w:r>
-        <w:t>De brontabel D/Z voor S2 is Performance, met 559 240 rijen die ~144 MB aan disk-ruimte innemen. Dit voldoet ruim aan de minimum-eisen van 400 000 rijen en 60 MB.</w:t>
-      </w:r>
-    </w:p>
-    <w:p>
-      <w:r>
+        <w:t xml:space="preserve">De brontabel D/Z voor S2 is Performance, met 559 240 rijen die ~144 MB aan disk-ruimte innemen. Dit voldoet ruim aan de </w:t>
+      </w:r>
+      <w:proofErr w:type="spellStart"/>
+      <w:r>
+        <w:t>minimum-eisen</w:t>
+      </w:r>
+      <w:proofErr w:type="spellEnd"/>
+      <w:r>
+        <w:t xml:space="preserve"> van 400 000 rijen en 60 MB.</w:t>
+      </w:r>
+    </w:p>
+    <w:p>
+      <w:r>
+        <w:rPr>
+          <w:noProof/>
+        </w:rPr>
         <w:drawing>
-          <wp:inline xmlns:a="http://schemas.openxmlformats.org/drawingml/2006/main" xmlns:pic="http://schemas.openxmlformats.org/drawingml/2006/picture">
+          <wp:inline distT="0" distB="0" distL="0" distR="0" wp14:anchorId="46EA8045" wp14:editId="2D47A957">
             <wp:extent cx="5943600" cy="429776"/>
+            <wp:effectExtent l="0" t="0" r="0" b="0"/>
             <wp:docPr id="1" name="Picture 1"/>
             <wp:cNvGraphicFramePr>
-              <a:graphicFrameLocks noChangeAspect="1"/>
+              <a:graphicFrameLocks xmlns:a="http://schemas.openxmlformats.org/drawingml/2006/main" noChangeAspect="1"/>
             </wp:cNvGraphicFramePr>
-            <a:graphic>
+            <a:graphic xmlns:a="http://schemas.openxmlformats.org/drawingml/2006/main">
               <a:graphicData uri="http://schemas.openxmlformats.org/drawingml/2006/picture">
-                <pic:pic>
+                <pic:pic xmlns:pic="http://schemas.openxmlformats.org/drawingml/2006/picture">
                   <pic:nvPicPr>
                     <pic:cNvPr id="0" name="img.png"/>
+                    <pic:cNvPicPr/>
+                  </pic:nvPicPr>
+                  <pic:blipFill>
+                    <a:blip r:embed="rId4"/>
+                    <a:stretch>
+                      <a:fillRect/>
+                    </a:stretch>
+                  </pic:blipFill>
+                  <pic:spPr>
+                    <a:xfrm>
+                      <a:off x="0" y="0"/>
+                      <a:ext cx="5943600" cy="429776"/>
+                    </a:xfrm>
+                    <a:prstGeom prst="rect">
+                      <a:avLst/>
+                    </a:prstGeom>
+                  </pic:spPr>
+                </pic:pic>
+              </a:graphicData>
+            </a:graphic>
+          </wp:inline>
+        </w:drawing>
+      </w:r>
+    </w:p>
+    <w:p>
+      <w:pPr>
+        <w:pStyle w:val="Heading3"/>
+      </w:pPr>
+      <w:r>
+        <w:t>Rij-aantallen per tabel</w:t>
+      </w:r>
+    </w:p>
+    <w:p>
+      <w:r>
+        <w:t xml:space="preserve">De </w:t>
+      </w:r>
+      <w:proofErr w:type="spellStart"/>
+      <w:r>
+        <w:t>aggregate</w:t>
+      </w:r>
+      <w:proofErr w:type="spellEnd"/>
+      <w:r>
+        <w:t xml:space="preserve"> query joint vier tabellen: Performance (de grote D/Z-tabel), Stage, Festival en Artist.</w:t>
+      </w:r>
+    </w:p>
+    <w:p>
+      <w:r>
+        <w:rPr>
+          <w:noProof/>
+        </w:rPr>
+        <w:drawing>
+          <wp:inline distT="0" distB="0" distL="0" distR="0" wp14:anchorId="31383304" wp14:editId="5409F412">
+            <wp:extent cx="2743200" cy="1511692"/>
+            <wp:effectExtent l="0" t="0" r="0" b="0"/>
+            <wp:docPr id="2" name="Picture 2"/>
+            <wp:cNvGraphicFramePr>
+              <a:graphicFrameLocks xmlns:a="http://schemas.openxmlformats.org/drawingml/2006/main" noChangeAspect="1"/>
+            </wp:cNvGraphicFramePr>
+            <a:graphic xmlns:a="http://schemas.openxmlformats.org/drawingml/2006/main">
+              <a:graphicData uri="http://schemas.openxmlformats.org/drawingml/2006/picture">
+                <pic:pic xmlns:pic="http://schemas.openxmlformats.org/drawingml/2006/picture">
+                  <pic:nvPicPr>
+                    <pic:cNvPr id="0" name="img_1.png"/>
+                    <pic:cNvPicPr/>
+                  </pic:nvPicPr>
+                  <pic:blipFill>
+                    <a:blip r:embed="rId5"/>
+                    <a:stretch>
+                      <a:fillRect/>
+                    </a:stretch>
+                  </pic:blipFill>
+                  <pic:spPr>
+                    <a:xfrm>
+                      <a:off x="0" y="0"/>
+                      <a:ext cx="2743200" cy="1511692"/>
+                    </a:xfrm>
+                    <a:prstGeom prst="rect">
+                      <a:avLst/>
+                    </a:prstGeom>
+                  </pic:spPr>
+                </pic:pic>
+              </a:graphicData>
+            </a:graphic>
+          </wp:inline>
+        </w:drawing>
+      </w:r>
+    </w:p>
+    <w:p>
+      <w:pPr>
+        <w:pStyle w:val="Heading3"/>
+      </w:pPr>
+      <w:proofErr w:type="spellStart"/>
+      <w:r>
+        <w:t>Domeinspecifieke</w:t>
+      </w:r>
+      <w:proofErr w:type="spellEnd"/>
+      <w:r>
+        <w:t xml:space="preserve"> geaggregeerde query</w:t>
+      </w:r>
+    </w:p>
+    <w:p>
+      <w:r>
+        <w:t xml:space="preserve">De query produceert een "festival </w:t>
+      </w:r>
+      <w:proofErr w:type="spellStart"/>
+      <w:r>
+        <w:t>programming</w:t>
+      </w:r>
+      <w:proofErr w:type="spellEnd"/>
+      <w:r>
+        <w:t xml:space="preserve"> dashboard": per festival het totaal aantal performances, de totale </w:t>
+      </w:r>
+      <w:proofErr w:type="spellStart"/>
+      <w:r>
+        <w:t>stage-tijd</w:t>
+      </w:r>
+      <w:proofErr w:type="spellEnd"/>
+      <w:r>
+        <w:t xml:space="preserve"> in minuten en het totale artiest-budget. De aggregatie reduceert 559 240 Performance-rijen tot 310 festival-rijen (~1800× reductie in </w:t>
+      </w:r>
+      <w:proofErr w:type="spellStart"/>
+      <w:r>
+        <w:t>resultatenset</w:t>
+      </w:r>
+      <w:proofErr w:type="spellEnd"/>
+      <w:r>
+        <w:t>).</w:t>
+      </w:r>
+    </w:p>
+    <w:p>
+      <w:pPr>
+        <w:rPr>
+          <w:lang w:val="en-US"/>
+        </w:rPr>
+      </w:pPr>
+      <w:r>
+        <w:t>De query is FAST-</w:t>
+      </w:r>
+      <w:proofErr w:type="spellStart"/>
+      <w:r>
+        <w:t>refresh</w:t>
+      </w:r>
+      <w:proofErr w:type="spellEnd"/>
+      <w:r>
+        <w:t xml:space="preserve"> compatibel geschreven (</w:t>
+      </w:r>
+      <w:proofErr w:type="spellStart"/>
+      <w:r>
+        <w:t>paired</w:t>
+      </w:r>
+      <w:proofErr w:type="spellEnd"/>
+      <w:r>
+        <w:t xml:space="preserve"> COUNT(</w:t>
+      </w:r>
+      <w:proofErr w:type="spellStart"/>
+      <w:r>
+        <w:t>expr</w:t>
+      </w:r>
+      <w:proofErr w:type="spellEnd"/>
+      <w:r>
+        <w:t>) voor elke SUM(</w:t>
+      </w:r>
+      <w:proofErr w:type="spellStart"/>
+      <w:r>
+        <w:t>expr</w:t>
+      </w:r>
+      <w:proofErr w:type="spellEnd"/>
+      <w:r>
+        <w:t xml:space="preserve">), geen COUNT(DISTINCT)) zodat de </w:t>
+      </w:r>
+      <w:proofErr w:type="spellStart"/>
+      <w:r>
+        <w:t>materialized</w:t>
+      </w:r>
+      <w:proofErr w:type="spellEnd"/>
+      <w:r>
+        <w:t xml:space="preserve"> view rechtstreeks vanuit deze query gedefinieerd kan worden.</w:t>
+      </w:r>
+      <w:r>
+        <w:rPr>
+          <w:rFonts w:ascii="Consolas" w:hAnsi="Consolas"/>
+          <w:sz w:val="18"/>
+          <w:lang w:val="en-US"/>
+        </w:rPr>
+        <w:br/>
+      </w:r>
+      <w:r>
+        <w:rPr>
+          <w:rFonts w:ascii="Consolas" w:hAnsi="Consolas"/>
+          <w:sz w:val="18"/>
+          <w:lang w:val="en-US"/>
+        </w:rPr>
+        <w:br/>
+        <w:t>SELECT</w:t>
+      </w:r>
+      <w:r>
+        <w:rPr>
+          <w:rFonts w:ascii="Consolas" w:hAnsi="Consolas"/>
+          <w:sz w:val="18"/>
+          <w:lang w:val="en-US"/>
+        </w:rPr>
+        <w:br/>
+        <w:t xml:space="preserve">    </w:t>
+      </w:r>
+      <w:proofErr w:type="spellStart"/>
+      <w:r>
+        <w:rPr>
+          <w:rFonts w:ascii="Consolas" w:hAnsi="Consolas"/>
+          <w:sz w:val="18"/>
+          <w:lang w:val="en-US"/>
+        </w:rPr>
+        <w:t>f.Festival_ID</w:t>
+      </w:r>
+      <w:proofErr w:type="spellEnd"/>
+      <w:r>
+        <w:rPr>
+          <w:rFonts w:ascii="Consolas" w:hAnsi="Consolas"/>
+          <w:sz w:val="18"/>
+          <w:lang w:val="en-US"/>
+        </w:rPr>
+        <w:t>,</w:t>
+      </w:r>
+      <w:r>
+        <w:rPr>
+          <w:rFonts w:ascii="Consolas" w:hAnsi="Consolas"/>
+          <w:sz w:val="18"/>
+          <w:lang w:val="en-US"/>
+        </w:rPr>
+        <w:br/>
+        <w:t xml:space="preserve">    </w:t>
+      </w:r>
+      <w:proofErr w:type="spellStart"/>
+      <w:r>
+        <w:rPr>
+          <w:rFonts w:ascii="Consolas" w:hAnsi="Consolas"/>
+          <w:sz w:val="18"/>
+          <w:lang w:val="en-US"/>
+        </w:rPr>
+        <w:t>f.Festival_Name</w:t>
+      </w:r>
+      <w:proofErr w:type="spellEnd"/>
+      <w:r>
+        <w:rPr>
+          <w:rFonts w:ascii="Consolas" w:hAnsi="Consolas"/>
+          <w:sz w:val="18"/>
+          <w:lang w:val="en-US"/>
+        </w:rPr>
+        <w:t>,</w:t>
+      </w:r>
+      <w:r>
+        <w:rPr>
+          <w:rFonts w:ascii="Consolas" w:hAnsi="Consolas"/>
+          <w:sz w:val="18"/>
+          <w:lang w:val="en-US"/>
+        </w:rPr>
+        <w:br/>
+        <w:t xml:space="preserve">    COUNT(*)                                                            AS </w:t>
+      </w:r>
+      <w:proofErr w:type="spellStart"/>
+      <w:r>
+        <w:rPr>
+          <w:rFonts w:ascii="Consolas" w:hAnsi="Consolas"/>
+          <w:sz w:val="18"/>
+          <w:lang w:val="en-US"/>
+        </w:rPr>
+        <w:t>Performance_Count</w:t>
+      </w:r>
+      <w:proofErr w:type="spellEnd"/>
+      <w:r>
+        <w:rPr>
+          <w:rFonts w:ascii="Consolas" w:hAnsi="Consolas"/>
+          <w:sz w:val="18"/>
+          <w:lang w:val="en-US"/>
+        </w:rPr>
+        <w:t>,</w:t>
+      </w:r>
+      <w:r>
+        <w:rPr>
+          <w:rFonts w:ascii="Consolas" w:hAnsi="Consolas"/>
+          <w:sz w:val="18"/>
+          <w:lang w:val="en-US"/>
+        </w:rPr>
+        <w:br/>
+        <w:t xml:space="preserve">    SUM((</w:t>
+      </w:r>
+      <w:proofErr w:type="spellStart"/>
+      <w:r>
+        <w:rPr>
+          <w:rFonts w:ascii="Consolas" w:hAnsi="Consolas"/>
+          <w:sz w:val="18"/>
+          <w:lang w:val="en-US"/>
+        </w:rPr>
+        <w:t>p.Performance_End_Time</w:t>
+      </w:r>
+      <w:proofErr w:type="spellEnd"/>
+      <w:r>
+        <w:rPr>
+          <w:rFonts w:ascii="Consolas" w:hAnsi="Consolas"/>
+          <w:sz w:val="18"/>
+          <w:lang w:val="en-US"/>
+        </w:rPr>
+        <w:t xml:space="preserve"> - </w:t>
+      </w:r>
+      <w:proofErr w:type="spellStart"/>
+      <w:r>
+        <w:rPr>
+          <w:rFonts w:ascii="Consolas" w:hAnsi="Consolas"/>
+          <w:sz w:val="18"/>
+          <w:lang w:val="en-US"/>
+        </w:rPr>
+        <w:t>p.Performance_Start_Time</w:t>
+      </w:r>
+      <w:proofErr w:type="spellEnd"/>
+      <w:r>
+        <w:rPr>
+          <w:rFonts w:ascii="Consolas" w:hAnsi="Consolas"/>
+          <w:sz w:val="18"/>
+          <w:lang w:val="en-US"/>
+        </w:rPr>
+        <w:t xml:space="preserve">) * 24 * 60)  AS </w:t>
+      </w:r>
+      <w:proofErr w:type="spellStart"/>
+      <w:r>
+        <w:rPr>
+          <w:rFonts w:ascii="Consolas" w:hAnsi="Consolas"/>
+          <w:sz w:val="18"/>
+          <w:lang w:val="en-US"/>
+        </w:rPr>
+        <w:t>Total_Minutes</w:t>
+      </w:r>
+      <w:proofErr w:type="spellEnd"/>
+      <w:r>
+        <w:rPr>
+          <w:rFonts w:ascii="Consolas" w:hAnsi="Consolas"/>
+          <w:sz w:val="18"/>
+          <w:lang w:val="en-US"/>
+        </w:rPr>
+        <w:t>,</w:t>
+      </w:r>
+      <w:r>
+        <w:rPr>
+          <w:rFonts w:ascii="Consolas" w:hAnsi="Consolas"/>
+          <w:sz w:val="18"/>
+          <w:lang w:val="en-US"/>
+        </w:rPr>
+        <w:br/>
+        <w:t xml:space="preserve">    COUNT((</w:t>
+      </w:r>
+      <w:proofErr w:type="spellStart"/>
+      <w:r>
+        <w:rPr>
+          <w:rFonts w:ascii="Consolas" w:hAnsi="Consolas"/>
+          <w:sz w:val="18"/>
+          <w:lang w:val="en-US"/>
+        </w:rPr>
+        <w:t>p.Performance_End_Time</w:t>
+      </w:r>
+      <w:proofErr w:type="spellEnd"/>
+      <w:r>
+        <w:rPr>
+          <w:rFonts w:ascii="Consolas" w:hAnsi="Consolas"/>
+          <w:sz w:val="18"/>
+          <w:lang w:val="en-US"/>
+        </w:rPr>
+        <w:t xml:space="preserve"> - </w:t>
+      </w:r>
+      <w:proofErr w:type="spellStart"/>
+      <w:r>
+        <w:rPr>
+          <w:rFonts w:ascii="Consolas" w:hAnsi="Consolas"/>
+          <w:sz w:val="18"/>
+          <w:lang w:val="en-US"/>
+        </w:rPr>
+        <w:t>p.Performance_Start_Time</w:t>
+      </w:r>
+      <w:proofErr w:type="spellEnd"/>
+      <w:r>
+        <w:rPr>
+          <w:rFonts w:ascii="Consolas" w:hAnsi="Consolas"/>
+          <w:sz w:val="18"/>
+          <w:lang w:val="en-US"/>
+        </w:rPr>
+        <w:t xml:space="preserve">) * 24 * 60) AS </w:t>
+      </w:r>
+      <w:proofErr w:type="spellStart"/>
+      <w:r>
+        <w:rPr>
+          <w:rFonts w:ascii="Consolas" w:hAnsi="Consolas"/>
+          <w:sz w:val="18"/>
+          <w:lang w:val="en-US"/>
+        </w:rPr>
+        <w:t>Cnt_Minutes</w:t>
+      </w:r>
+      <w:proofErr w:type="spellEnd"/>
+      <w:r>
+        <w:rPr>
+          <w:rFonts w:ascii="Consolas" w:hAnsi="Consolas"/>
+          <w:sz w:val="18"/>
+          <w:lang w:val="en-US"/>
+        </w:rPr>
+        <w:t>,</w:t>
+      </w:r>
+      <w:r>
+        <w:rPr>
+          <w:rFonts w:ascii="Consolas" w:hAnsi="Consolas"/>
+          <w:sz w:val="18"/>
+          <w:lang w:val="en-US"/>
+        </w:rPr>
+        <w:br/>
+        <w:t xml:space="preserve">    SUM(</w:t>
+      </w:r>
+      <w:proofErr w:type="spellStart"/>
+      <w:r>
+        <w:rPr>
+          <w:rFonts w:ascii="Consolas" w:hAnsi="Consolas"/>
+          <w:sz w:val="18"/>
+          <w:lang w:val="en-US"/>
+        </w:rPr>
+        <w:t>a.Artist_Price</w:t>
+      </w:r>
+      <w:proofErr w:type="spellEnd"/>
+      <w:r>
+        <w:rPr>
+          <w:rFonts w:ascii="Consolas" w:hAnsi="Consolas"/>
+          <w:sz w:val="18"/>
+          <w:lang w:val="en-US"/>
+        </w:rPr>
+        <w:t xml:space="preserve">)                                                 AS </w:t>
+      </w:r>
+      <w:proofErr w:type="spellStart"/>
+      <w:r>
+        <w:rPr>
+          <w:rFonts w:ascii="Consolas" w:hAnsi="Consolas"/>
+          <w:sz w:val="18"/>
+          <w:lang w:val="en-US"/>
+        </w:rPr>
+        <w:t>Total_Artist_Spend</w:t>
+      </w:r>
+      <w:proofErr w:type="spellEnd"/>
+      <w:r>
+        <w:rPr>
+          <w:rFonts w:ascii="Consolas" w:hAnsi="Consolas"/>
+          <w:sz w:val="18"/>
+          <w:lang w:val="en-US"/>
+        </w:rPr>
+        <w:t>,</w:t>
+      </w:r>
+      <w:r>
+        <w:rPr>
+          <w:rFonts w:ascii="Consolas" w:hAnsi="Consolas"/>
+          <w:sz w:val="18"/>
+          <w:lang w:val="en-US"/>
+        </w:rPr>
+        <w:br/>
+        <w:t xml:space="preserve">    COUNT(</w:t>
+      </w:r>
+      <w:proofErr w:type="spellStart"/>
+      <w:r>
+        <w:rPr>
+          <w:rFonts w:ascii="Consolas" w:hAnsi="Consolas"/>
+          <w:sz w:val="18"/>
+          <w:lang w:val="en-US"/>
+        </w:rPr>
+        <w:t>a.Artist_Price</w:t>
+      </w:r>
+      <w:proofErr w:type="spellEnd"/>
+      <w:r>
+        <w:rPr>
+          <w:rFonts w:ascii="Consolas" w:hAnsi="Consolas"/>
+          <w:sz w:val="18"/>
+          <w:lang w:val="en-US"/>
+        </w:rPr>
+        <w:t xml:space="preserve">)                                               AS </w:t>
+      </w:r>
+      <w:proofErr w:type="spellStart"/>
+      <w:r>
+        <w:rPr>
+          <w:rFonts w:ascii="Consolas" w:hAnsi="Consolas"/>
+          <w:sz w:val="18"/>
+          <w:lang w:val="en-US"/>
+        </w:rPr>
+        <w:t>Cnt_Artist_Price</w:t>
+      </w:r>
+      <w:proofErr w:type="spellEnd"/>
+      <w:r>
+        <w:rPr>
+          <w:rFonts w:ascii="Consolas" w:hAnsi="Consolas"/>
+          <w:sz w:val="18"/>
+          <w:lang w:val="en-US"/>
+        </w:rPr>
+        <w:br/>
+        <w:t>FROM Performance p</w:t>
+      </w:r>
+      <w:r>
+        <w:rPr>
+          <w:rFonts w:ascii="Consolas" w:hAnsi="Consolas"/>
+          <w:sz w:val="18"/>
+          <w:lang w:val="en-US"/>
+        </w:rPr>
+        <w:br/>
+        <w:t xml:space="preserve">JOIN Stage    s ON </w:t>
+      </w:r>
+      <w:proofErr w:type="spellStart"/>
+      <w:r>
+        <w:rPr>
+          <w:rFonts w:ascii="Consolas" w:hAnsi="Consolas"/>
+          <w:sz w:val="18"/>
+          <w:lang w:val="en-US"/>
+        </w:rPr>
+        <w:t>s.Stage_ID</w:t>
+      </w:r>
+      <w:proofErr w:type="spellEnd"/>
+      <w:r>
+        <w:rPr>
+          <w:rFonts w:ascii="Consolas" w:hAnsi="Consolas"/>
+          <w:sz w:val="18"/>
+          <w:lang w:val="en-US"/>
+        </w:rPr>
+        <w:t xml:space="preserve">    = </w:t>
+      </w:r>
+      <w:proofErr w:type="spellStart"/>
+      <w:r>
+        <w:rPr>
+          <w:rFonts w:ascii="Consolas" w:hAnsi="Consolas"/>
+          <w:sz w:val="18"/>
+          <w:lang w:val="en-US"/>
+        </w:rPr>
+        <w:t>p.Stage_ID</w:t>
+      </w:r>
+      <w:proofErr w:type="spellEnd"/>
+      <w:r>
+        <w:rPr>
+          <w:rFonts w:ascii="Consolas" w:hAnsi="Consolas"/>
+          <w:sz w:val="18"/>
+          <w:lang w:val="en-US"/>
+        </w:rPr>
+        <w:br/>
+        <w:t xml:space="preserve">JOIN Festival f ON </w:t>
+      </w:r>
+      <w:proofErr w:type="spellStart"/>
+      <w:r>
+        <w:rPr>
+          <w:rFonts w:ascii="Consolas" w:hAnsi="Consolas"/>
+          <w:sz w:val="18"/>
+          <w:lang w:val="en-US"/>
+        </w:rPr>
+        <w:t>f.Festival_ID</w:t>
+      </w:r>
+      <w:proofErr w:type="spellEnd"/>
+      <w:r>
+        <w:rPr>
+          <w:rFonts w:ascii="Consolas" w:hAnsi="Consolas"/>
+          <w:sz w:val="18"/>
+          <w:lang w:val="en-US"/>
+        </w:rPr>
+        <w:t xml:space="preserve"> = </w:t>
+      </w:r>
+      <w:proofErr w:type="spellStart"/>
+      <w:r>
+        <w:rPr>
+          <w:rFonts w:ascii="Consolas" w:hAnsi="Consolas"/>
+          <w:sz w:val="18"/>
+          <w:lang w:val="en-US"/>
+        </w:rPr>
+        <w:t>s.Festival_ID</w:t>
+      </w:r>
+      <w:proofErr w:type="spellEnd"/>
+      <w:r>
+        <w:rPr>
+          <w:rFonts w:ascii="Consolas" w:hAnsi="Consolas"/>
+          <w:sz w:val="18"/>
+          <w:lang w:val="en-US"/>
+        </w:rPr>
+        <w:br/>
+        <w:t xml:space="preserve">JOIN Artist   a ON </w:t>
+      </w:r>
+      <w:proofErr w:type="spellStart"/>
+      <w:r>
+        <w:rPr>
+          <w:rFonts w:ascii="Consolas" w:hAnsi="Consolas"/>
+          <w:sz w:val="18"/>
+          <w:lang w:val="en-US"/>
+        </w:rPr>
+        <w:t>a.Artist_ID</w:t>
+      </w:r>
+      <w:proofErr w:type="spellEnd"/>
+      <w:r>
+        <w:rPr>
+          <w:rFonts w:ascii="Consolas" w:hAnsi="Consolas"/>
+          <w:sz w:val="18"/>
+          <w:lang w:val="en-US"/>
+        </w:rPr>
+        <w:t xml:space="preserve">   = </w:t>
+      </w:r>
+      <w:proofErr w:type="spellStart"/>
+      <w:r>
+        <w:rPr>
+          <w:rFonts w:ascii="Consolas" w:hAnsi="Consolas"/>
+          <w:sz w:val="18"/>
+          <w:lang w:val="en-US"/>
+        </w:rPr>
+        <w:t>p.Artist_ID</w:t>
+      </w:r>
+      <w:proofErr w:type="spellEnd"/>
+      <w:r>
+        <w:rPr>
+          <w:rFonts w:ascii="Consolas" w:hAnsi="Consolas"/>
+          <w:sz w:val="18"/>
+          <w:lang w:val="en-US"/>
+        </w:rPr>
+        <w:br/>
+        <w:t xml:space="preserve">GROUP BY </w:t>
+      </w:r>
+      <w:proofErr w:type="spellStart"/>
+      <w:r>
+        <w:rPr>
+          <w:rFonts w:ascii="Consolas" w:hAnsi="Consolas"/>
+          <w:sz w:val="18"/>
+          <w:lang w:val="en-US"/>
+        </w:rPr>
+        <w:t>f.Festival_ID</w:t>
+      </w:r>
+      <w:proofErr w:type="spellEnd"/>
+      <w:r>
+        <w:rPr>
+          <w:rFonts w:ascii="Consolas" w:hAnsi="Consolas"/>
+          <w:sz w:val="18"/>
+          <w:lang w:val="en-US"/>
+        </w:rPr>
+        <w:t xml:space="preserve">, </w:t>
+      </w:r>
+      <w:proofErr w:type="spellStart"/>
+      <w:r>
+        <w:rPr>
+          <w:rFonts w:ascii="Consolas" w:hAnsi="Consolas"/>
+          <w:sz w:val="18"/>
+          <w:lang w:val="en-US"/>
+        </w:rPr>
+        <w:t>f.Festival_Name</w:t>
+      </w:r>
+      <w:proofErr w:type="spellEnd"/>
+      <w:r>
+        <w:rPr>
+          <w:rFonts w:ascii="Consolas" w:hAnsi="Consolas"/>
+          <w:sz w:val="18"/>
+          <w:lang w:val="en-US"/>
+        </w:rPr>
+        <w:t>;</w:t>
+      </w:r>
+      <w:r>
+        <w:rPr>
+          <w:rFonts w:ascii="Consolas" w:hAnsi="Consolas"/>
+          <w:sz w:val="18"/>
+          <w:lang w:val="en-US"/>
+        </w:rPr>
+        <w:br/>
+      </w:r>
+      <w:r>
+        <w:rPr>
+          <w:rFonts w:ascii="Consolas" w:hAnsi="Consolas"/>
+          <w:sz w:val="18"/>
+          <w:lang w:val="en-US"/>
+        </w:rPr>
+        <w:br/>
+      </w:r>
+    </w:p>
+    <w:p>
+      <w:pPr>
+        <w:pStyle w:val="Heading2"/>
+        <w:rPr>
+          <w:lang w:val="en-US"/>
+        </w:rPr>
+      </w:pPr>
+      <w:r>
+        <w:rPr>
+          <w:lang w:val="en-US"/>
+        </w:rPr>
+        <w:lastRenderedPageBreak/>
+        <w:t xml:space="preserve">Stap 2: </w:t>
+      </w:r>
+      <w:proofErr w:type="spellStart"/>
+      <w:r>
+        <w:rPr>
+          <w:lang w:val="en-US"/>
+        </w:rPr>
+        <w:t>Analyse</w:t>
+      </w:r>
+      <w:proofErr w:type="spellEnd"/>
+      <w:r>
+        <w:rPr>
+          <w:lang w:val="en-US"/>
+        </w:rPr>
+        <w:t xml:space="preserve"> </w:t>
+      </w:r>
+      <w:proofErr w:type="spellStart"/>
+      <w:r>
+        <w:rPr>
+          <w:lang w:val="en-US"/>
+        </w:rPr>
+        <w:t>vóór</w:t>
+      </w:r>
+      <w:proofErr w:type="spellEnd"/>
+      <w:r>
+        <w:rPr>
+          <w:lang w:val="en-US"/>
+        </w:rPr>
+        <w:t xml:space="preserve"> </w:t>
+      </w:r>
+      <w:proofErr w:type="spellStart"/>
+      <w:r>
+        <w:rPr>
+          <w:lang w:val="en-US"/>
+        </w:rPr>
+        <w:t>optimalisatie</w:t>
+      </w:r>
+      <w:proofErr w:type="spellEnd"/>
+    </w:p>
+    <w:p>
+      <w:pPr>
+        <w:pStyle w:val="Heading3"/>
+        <w:rPr>
+          <w:lang w:val="en-US"/>
+        </w:rPr>
+      </w:pPr>
+      <w:r>
+        <w:rPr>
+          <w:lang w:val="en-US"/>
+        </w:rPr>
+        <w:t xml:space="preserve">Explain plan </w:t>
+      </w:r>
+      <w:proofErr w:type="spellStart"/>
+      <w:r>
+        <w:rPr>
+          <w:lang w:val="en-US"/>
+        </w:rPr>
+        <w:t>vóór</w:t>
+      </w:r>
+      <w:proofErr w:type="spellEnd"/>
+      <w:r>
+        <w:rPr>
+          <w:lang w:val="en-US"/>
+        </w:rPr>
+        <w:t xml:space="preserve"> </w:t>
+      </w:r>
+      <w:proofErr w:type="spellStart"/>
+      <w:r>
+        <w:rPr>
+          <w:lang w:val="en-US"/>
+        </w:rPr>
+        <w:t>optimalisatie</w:t>
+      </w:r>
+      <w:proofErr w:type="spellEnd"/>
+    </w:p>
+    <w:p>
+      <w:r>
+        <w:rPr>
+          <w:lang w:val="en-US"/>
+        </w:rPr>
+        <w:t xml:space="preserve">Het plan </w:t>
+      </w:r>
+      <w:proofErr w:type="spellStart"/>
+      <w:r>
+        <w:rPr>
+          <w:lang w:val="en-US"/>
+        </w:rPr>
+        <w:t>toont</w:t>
+      </w:r>
+      <w:proofErr w:type="spellEnd"/>
+      <w:r>
+        <w:rPr>
+          <w:lang w:val="en-US"/>
+        </w:rPr>
+        <w:t xml:space="preserve"> vier full table scans (Festival, Artist, Stage, Performance), </w:t>
+      </w:r>
+      <w:proofErr w:type="spellStart"/>
+      <w:r>
+        <w:rPr>
+          <w:lang w:val="en-US"/>
+        </w:rPr>
+        <w:t>drie</w:t>
+      </w:r>
+      <w:proofErr w:type="spellEnd"/>
+      <w:r>
+        <w:rPr>
+          <w:lang w:val="en-US"/>
+        </w:rPr>
+        <w:t xml:space="preserve"> hash joins </w:t>
+      </w:r>
+      <w:proofErr w:type="spellStart"/>
+      <w:r>
+        <w:rPr>
+          <w:lang w:val="en-US"/>
+        </w:rPr>
+        <w:t>en</w:t>
+      </w:r>
+      <w:proofErr w:type="spellEnd"/>
+      <w:r>
+        <w:rPr>
+          <w:lang w:val="en-US"/>
+        </w:rPr>
+        <w:t xml:space="preserve"> </w:t>
+      </w:r>
+      <w:proofErr w:type="spellStart"/>
+      <w:r>
+        <w:rPr>
+          <w:lang w:val="en-US"/>
+        </w:rPr>
+        <w:t>een</w:t>
+      </w:r>
+      <w:proofErr w:type="spellEnd"/>
+      <w:r>
+        <w:rPr>
+          <w:lang w:val="en-US"/>
+        </w:rPr>
+        <w:t xml:space="preserve"> hash group by. </w:t>
+      </w:r>
+      <w:r>
+        <w:t>Oracle parallelliseert de uitvoering over meerdere PX-</w:t>
+      </w:r>
+      <w:proofErr w:type="spellStart"/>
+      <w:r>
+        <w:t>slaves</w:t>
+      </w:r>
+      <w:proofErr w:type="spellEnd"/>
+      <w:r>
+        <w:t>. Totale kost: 2860.</w:t>
+      </w:r>
+    </w:p>
+    <w:p>
+      <w:r>
+        <w:rPr>
+          <w:noProof/>
+        </w:rPr>
+        <w:drawing>
+          <wp:inline distT="0" distB="0" distL="0" distR="0" wp14:anchorId="1CE54BA8" wp14:editId="23941BD6">
+            <wp:extent cx="5943600" cy="3199876"/>
+            <wp:effectExtent l="0" t="0" r="0" b="0"/>
+            <wp:docPr id="3" name="Picture 3"/>
+            <wp:cNvGraphicFramePr>
+              <a:graphicFrameLocks xmlns:a="http://schemas.openxmlformats.org/drawingml/2006/main" noChangeAspect="1"/>
+            </wp:cNvGraphicFramePr>
+            <a:graphic xmlns:a="http://schemas.openxmlformats.org/drawingml/2006/main">
+              <a:graphicData uri="http://schemas.openxmlformats.org/drawingml/2006/picture">
+                <pic:pic xmlns:pic="http://schemas.openxmlformats.org/drawingml/2006/picture">
+                  <pic:nvPicPr>
+                    <pic:cNvPr id="0" name="img_3.png"/>
                     <pic:cNvPicPr/>
                   </pic:nvPicPr>
                   <pic:blipFill>
@@ -87,9 +959,11 @@
                   <pic:spPr>
                     <a:xfrm>
                       <a:off x="0" y="0"/>
-                      <a:ext cx="5943600" cy="429776"/>
+                      <a:ext cx="5943600" cy="3199876"/>
                     </a:xfrm>
-                    <a:prstGeom prst="rect"/>
+                    <a:prstGeom prst="rect">
+                      <a:avLst/>
+                    </a:prstGeom>
                   </pic:spPr>
                 </pic:pic>
               </a:graphicData>
@@ -103,28 +977,857 @@
         <w:pStyle w:val="Heading3"/>
       </w:pPr>
       <w:r>
-        <w:t>Rij-aantallen per tabel</w:t>
-      </w:r>
-    </w:p>
-    <w:p>
-      <w:r>
-        <w:t>De aggregate query joint vier tabellen: Performance (de grote D/Z-tabel), Stage, Festival en Artist. Genre wordt niet meer in de eind-query gebruikt.</w:t>
-      </w:r>
-    </w:p>
-    <w:p>
-      <w:r>
+        <w:t>Wall-</w:t>
+      </w:r>
+      <w:proofErr w:type="spellStart"/>
+      <w:r>
+        <w:t>clock</w:t>
+      </w:r>
+      <w:proofErr w:type="spellEnd"/>
+      <w:r>
+        <w:t xml:space="preserve"> tijd vóór optimalisatie</w:t>
+      </w:r>
+    </w:p>
+    <w:p>
+      <w:r>
+        <w:t xml:space="preserve">Met query </w:t>
+      </w:r>
+      <w:proofErr w:type="spellStart"/>
+      <w:r>
+        <w:t>rewrite</w:t>
+      </w:r>
+      <w:proofErr w:type="spellEnd"/>
+      <w:r>
+        <w:t xml:space="preserve"> uitgeschakeld levert de query 310 rijen in:</w:t>
+      </w:r>
+    </w:p>
+    <w:p>
+      <w:pPr>
+        <w:ind w:left="288"/>
+        <w:rPr>
+          <w:lang w:val="en-US"/>
+        </w:rPr>
+      </w:pPr>
+      <w:r>
+        <w:rPr>
+          <w:rFonts w:ascii="Consolas" w:hAnsi="Consolas"/>
+          <w:sz w:val="18"/>
+          <w:lang w:val="en-US"/>
+        </w:rPr>
+        <w:t xml:space="preserve">Cold cache : 550 </w:t>
+      </w:r>
+      <w:proofErr w:type="spellStart"/>
+      <w:r>
+        <w:rPr>
+          <w:rFonts w:ascii="Consolas" w:hAnsi="Consolas"/>
+          <w:sz w:val="18"/>
+          <w:lang w:val="en-US"/>
+        </w:rPr>
+        <w:t>ms</w:t>
+      </w:r>
+      <w:proofErr w:type="spellEnd"/>
+      <w:r>
+        <w:rPr>
+          <w:rFonts w:ascii="Consolas" w:hAnsi="Consolas"/>
+          <w:sz w:val="18"/>
+          <w:lang w:val="en-US"/>
+        </w:rPr>
+        <w:t xml:space="preserve"> execution</w:t>
+      </w:r>
+      <w:r>
+        <w:rPr>
+          <w:rFonts w:ascii="Consolas" w:hAnsi="Consolas"/>
+          <w:sz w:val="18"/>
+          <w:lang w:val="en-US"/>
+        </w:rPr>
+        <w:br/>
+      </w:r>
+      <w:r>
+        <w:rPr>
+          <w:rFonts w:ascii="Consolas" w:hAnsi="Consolas"/>
+          <w:sz w:val="18"/>
+          <w:lang w:val="en-US"/>
+        </w:rPr>
+        <w:t>Hot</w:t>
+      </w:r>
+      <w:r>
+        <w:rPr>
+          <w:rFonts w:ascii="Consolas" w:hAnsi="Consolas"/>
+          <w:sz w:val="18"/>
+          <w:lang w:val="en-US"/>
+        </w:rPr>
+        <w:t xml:space="preserve"> cache : 105 </w:t>
+      </w:r>
+      <w:proofErr w:type="spellStart"/>
+      <w:r>
+        <w:rPr>
+          <w:rFonts w:ascii="Consolas" w:hAnsi="Consolas"/>
+          <w:sz w:val="18"/>
+          <w:lang w:val="en-US"/>
+        </w:rPr>
+        <w:t>ms</w:t>
+      </w:r>
+      <w:proofErr w:type="spellEnd"/>
+      <w:r>
+        <w:rPr>
+          <w:rFonts w:ascii="Consolas" w:hAnsi="Consolas"/>
+          <w:sz w:val="18"/>
+          <w:lang w:val="en-US"/>
+        </w:rPr>
+        <w:t xml:space="preserve"> execution</w:t>
+      </w:r>
+    </w:p>
+    <w:p>
+      <w:pPr>
+        <w:pStyle w:val="Heading2"/>
+      </w:pPr>
+      <w:r>
+        <w:t>Stap 3: Optimalisatie + analyse</w:t>
+      </w:r>
+    </w:p>
+    <w:p>
+      <w:pPr>
+        <w:pStyle w:val="Heading3"/>
+      </w:pPr>
+      <w:r>
+        <w:t xml:space="preserve">Gekozen techniek: </w:t>
+      </w:r>
+      <w:proofErr w:type="spellStart"/>
+      <w:r>
+        <w:t>Materialized</w:t>
+      </w:r>
+      <w:proofErr w:type="spellEnd"/>
+      <w:r>
+        <w:t xml:space="preserve"> View met FAST ON COMMIT en QUERY REWRITE</w:t>
+      </w:r>
+    </w:p>
+    <w:p>
+      <w:r>
+        <w:t xml:space="preserve">Een </w:t>
+      </w:r>
+      <w:proofErr w:type="spellStart"/>
+      <w:r>
+        <w:t>materialized</w:t>
+      </w:r>
+      <w:proofErr w:type="spellEnd"/>
+      <w:r>
+        <w:t xml:space="preserve"> view (MV) </w:t>
+      </w:r>
+      <w:proofErr w:type="spellStart"/>
+      <w:r>
+        <w:t>precomputeert</w:t>
+      </w:r>
+      <w:proofErr w:type="spellEnd"/>
+      <w:r>
+        <w:t xml:space="preserve"> het aggregaat één keer en bewaart het als fysieke tabel. Drie keuzes maken deze MV bijzonder krachtig:</w:t>
+      </w:r>
+    </w:p>
+    <w:p>
+      <w:r>
+        <w:t xml:space="preserve">• REFRESH FAST: de MV wordt incrementeel bijgewerkt via </w:t>
+      </w:r>
+      <w:proofErr w:type="spellStart"/>
+      <w:r>
+        <w:t>materialized</w:t>
+      </w:r>
+      <w:proofErr w:type="spellEnd"/>
+      <w:r>
+        <w:t xml:space="preserve"> view logs op de bron-tabellen</w:t>
+      </w:r>
+      <w:r>
+        <w:t>,</w:t>
+      </w:r>
+      <w:r>
+        <w:t xml:space="preserve"> alleen de wijzigingen ("</w:t>
+      </w:r>
+      <w:proofErr w:type="spellStart"/>
+      <w:r>
+        <w:t>deltas</w:t>
+      </w:r>
+      <w:proofErr w:type="spellEnd"/>
+      <w:r>
+        <w:t xml:space="preserve">") worden toegepast, geen volledige </w:t>
+      </w:r>
+      <w:proofErr w:type="spellStart"/>
+      <w:r>
+        <w:t>hercomputatie</w:t>
+      </w:r>
+      <w:proofErr w:type="spellEnd"/>
+      <w:r>
+        <w:t>.</w:t>
+      </w:r>
+    </w:p>
+    <w:p>
+      <w:r>
+        <w:t xml:space="preserve">• ON COMMIT: bij elke COMMIT op een bron-tabel wordt de MV binnen dezelfde transactie </w:t>
+      </w:r>
+      <w:proofErr w:type="spellStart"/>
+      <w:r>
+        <w:t>meegerefresht</w:t>
+      </w:r>
+      <w:proofErr w:type="spellEnd"/>
+      <w:r>
+        <w:t>. De MV is dus altijd transactie-fris.</w:t>
+      </w:r>
+    </w:p>
+    <w:p>
+      <w:r>
+        <w:t xml:space="preserve">• ENABLE QUERY REWRITE: de </w:t>
+      </w:r>
+      <w:proofErr w:type="spellStart"/>
+      <w:r>
+        <w:t>optimizer</w:t>
+      </w:r>
+      <w:proofErr w:type="spellEnd"/>
+      <w:r>
+        <w:t xml:space="preserve"> mag de originele query automatisch naar de MV omleiden</w:t>
+      </w:r>
+      <w:r>
+        <w:t>,</w:t>
+      </w:r>
+      <w:r>
+        <w:t xml:space="preserve"> geen aanpassing aan applicatiecode nodig.</w:t>
+      </w:r>
+    </w:p>
+    <w:p>
+      <w:pPr>
+        <w:pStyle w:val="Heading3"/>
+        <w:rPr>
+          <w:lang w:val="en-US"/>
+        </w:rPr>
+      </w:pPr>
+      <w:r>
+        <w:rPr>
+          <w:lang w:val="en-US"/>
+        </w:rPr>
+        <w:t>Materialized view logs (refresh-</w:t>
+      </w:r>
+      <w:proofErr w:type="spellStart"/>
+      <w:r>
+        <w:rPr>
+          <w:lang w:val="en-US"/>
+        </w:rPr>
+        <w:t>mechanisme</w:t>
+      </w:r>
+      <w:proofErr w:type="spellEnd"/>
+      <w:r>
+        <w:rPr>
+          <w:lang w:val="en-US"/>
+        </w:rPr>
+        <w:t>:</w:t>
+      </w:r>
+      <w:r>
+        <w:rPr>
+          <w:lang w:val="en-US"/>
+        </w:rPr>
+        <w:t xml:space="preserve"> </w:t>
+      </w:r>
+      <w:proofErr w:type="spellStart"/>
+      <w:r>
+        <w:rPr>
+          <w:lang w:val="en-US"/>
+        </w:rPr>
+        <w:t>deel</w:t>
+      </w:r>
+      <w:proofErr w:type="spellEnd"/>
+      <w:r>
+        <w:rPr>
+          <w:lang w:val="en-US"/>
+        </w:rPr>
+        <w:t xml:space="preserve"> 1)</w:t>
+      </w:r>
+    </w:p>
+    <w:p>
+      <w:r>
+        <w:t>Voor REFRESH FAST heeft elke bron-tabel een MV-log nodig die wijzigingen registreert. De clausules zijn niet vrijblijvend:</w:t>
+      </w:r>
+    </w:p>
+    <w:p>
+      <w:r>
+        <w:lastRenderedPageBreak/>
+        <w:t>• WITH ROWID</w:t>
+      </w:r>
+      <w:r>
+        <w:t xml:space="preserve">, </w:t>
+      </w:r>
+      <w:r>
+        <w:t xml:space="preserve">verplicht voor </w:t>
+      </w:r>
+      <w:proofErr w:type="spellStart"/>
+      <w:r>
+        <w:t>join-MVs</w:t>
+      </w:r>
+      <w:proofErr w:type="spellEnd"/>
+      <w:r>
+        <w:t xml:space="preserve"> zodat Oracle de gewijzigde rij kan terugvinden in de MV.</w:t>
+      </w:r>
+    </w:p>
+    <w:p>
+      <w:r>
+        <w:t>• SEQUENCE</w:t>
+      </w:r>
+      <w:r>
+        <w:t>,</w:t>
+      </w:r>
+      <w:r>
+        <w:t xml:space="preserve"> bewaart de volgorde van wijzigingen, nodig voor correcte FAST-</w:t>
+      </w:r>
+      <w:proofErr w:type="spellStart"/>
+      <w:r>
+        <w:t>refresh</w:t>
+      </w:r>
+      <w:proofErr w:type="spellEnd"/>
+      <w:r>
+        <w:t xml:space="preserve"> bij meerdere DML-operaties op dezelfde rij.</w:t>
+      </w:r>
+    </w:p>
+    <w:p>
+      <w:r>
+        <w:t>• INCLUDING NEW VALUES</w:t>
+      </w:r>
+      <w:r>
+        <w:t xml:space="preserve">, </w:t>
+      </w:r>
+      <w:r>
+        <w:t xml:space="preserve">verplicht voor </w:t>
+      </w:r>
+      <w:proofErr w:type="spellStart"/>
+      <w:r>
+        <w:t>aggregate-MVs</w:t>
+      </w:r>
+      <w:proofErr w:type="spellEnd"/>
+      <w:r>
+        <w:t>: zonder dit kan Oracle SUM- en COUNT-</w:t>
+      </w:r>
+      <w:proofErr w:type="spellStart"/>
+      <w:r>
+        <w:t>deltas</w:t>
+      </w:r>
+      <w:proofErr w:type="spellEnd"/>
+      <w:r>
+        <w:t xml:space="preserve"> niet bovenop bestaande aggregaten optellen.</w:t>
+      </w:r>
+    </w:p>
+    <w:p>
+      <w:pPr>
+        <w:ind w:left="288"/>
+        <w:rPr>
+          <w:lang w:val="en-US"/>
+        </w:rPr>
+      </w:pPr>
+      <w:r>
+        <w:rPr>
+          <w:rFonts w:ascii="Consolas" w:hAnsi="Consolas"/>
+          <w:sz w:val="18"/>
+          <w:lang w:val="en-US"/>
+        </w:rPr>
+        <w:t>-- =====================================================================</w:t>
+      </w:r>
+      <w:r>
+        <w:rPr>
+          <w:rFonts w:ascii="Consolas" w:hAnsi="Consolas"/>
+          <w:sz w:val="18"/>
+          <w:lang w:val="en-US"/>
+        </w:rPr>
+        <w:br/>
+        <w:t>-- S2 - Milestone 7 - Materialized View Logs</w:t>
+      </w:r>
+      <w:r>
+        <w:rPr>
+          <w:rFonts w:ascii="Consolas" w:hAnsi="Consolas"/>
+          <w:sz w:val="18"/>
+          <w:lang w:val="en-US"/>
+        </w:rPr>
+        <w:br/>
+        <w:t>-- Run order: 4</w:t>
+      </w:r>
+      <w:r>
+        <w:rPr>
+          <w:rFonts w:ascii="Consolas" w:hAnsi="Consolas"/>
+          <w:sz w:val="18"/>
+          <w:lang w:val="en-US"/>
+        </w:rPr>
+        <w:br/>
+        <w:t>-- =====================================================================</w:t>
+      </w:r>
+      <w:r>
+        <w:rPr>
+          <w:rFonts w:ascii="Consolas" w:hAnsi="Consolas"/>
+          <w:sz w:val="18"/>
+          <w:lang w:val="en-US"/>
+        </w:rPr>
+        <w:br/>
+        <w:t>-- Required for REFRESH FAST ON COMMIT.</w:t>
+      </w:r>
+      <w:r>
+        <w:rPr>
+          <w:rFonts w:ascii="Consolas" w:hAnsi="Consolas"/>
+          <w:sz w:val="18"/>
+          <w:lang w:val="en-US"/>
+        </w:rPr>
+        <w:br/>
+        <w:t>-- Each base table referenced by the MV needs a log that captures:</w:t>
+      </w:r>
+      <w:r>
+        <w:rPr>
+          <w:rFonts w:ascii="Consolas" w:hAnsi="Consolas"/>
+          <w:sz w:val="18"/>
+          <w:lang w:val="en-US"/>
+        </w:rPr>
+        <w:br/>
+        <w:t>--   * ROWID                  (mandatory for join MVs)</w:t>
+      </w:r>
+      <w:r>
+        <w:rPr>
+          <w:rFonts w:ascii="Consolas" w:hAnsi="Consolas"/>
+          <w:sz w:val="18"/>
+          <w:lang w:val="en-US"/>
+        </w:rPr>
+        <w:br/>
+        <w:t>--   * INCLUDING NEW VALUES   (mandatory for aggregate MVs)</w:t>
+      </w:r>
+      <w:r>
+        <w:rPr>
+          <w:rFonts w:ascii="Consolas" w:hAnsi="Consolas"/>
+          <w:sz w:val="18"/>
+          <w:lang w:val="en-US"/>
+        </w:rPr>
+        <w:br/>
+        <w:t>--   * Every column used by the MV in its filter, group-by and aggregates</w:t>
+      </w:r>
+      <w:r>
+        <w:rPr>
+          <w:rFonts w:ascii="Consolas" w:hAnsi="Consolas"/>
+          <w:sz w:val="18"/>
+          <w:lang w:val="en-US"/>
+        </w:rPr>
+        <w:br/>
+        <w:t>-- =====================================================================</w:t>
+      </w:r>
+      <w:r>
+        <w:rPr>
+          <w:rFonts w:ascii="Consolas" w:hAnsi="Consolas"/>
+          <w:sz w:val="18"/>
+          <w:lang w:val="en-US"/>
+        </w:rPr>
+        <w:br/>
+      </w:r>
+      <w:r>
+        <w:rPr>
+          <w:rFonts w:ascii="Consolas" w:hAnsi="Consolas"/>
+          <w:sz w:val="18"/>
+          <w:lang w:val="en-US"/>
+        </w:rPr>
+        <w:br/>
+        <w:t>DROP MATERIALIZED VIEW LOG ON Performance;</w:t>
+      </w:r>
+      <w:r>
+        <w:rPr>
+          <w:rFonts w:ascii="Consolas" w:hAnsi="Consolas"/>
+          <w:sz w:val="18"/>
+          <w:lang w:val="en-US"/>
+        </w:rPr>
+        <w:br/>
+        <w:t>DROP MATERIALIZED VIEW LOG ON Stage;</w:t>
+      </w:r>
+      <w:r>
+        <w:rPr>
+          <w:rFonts w:ascii="Consolas" w:hAnsi="Consolas"/>
+          <w:sz w:val="18"/>
+          <w:lang w:val="en-US"/>
+        </w:rPr>
+        <w:br/>
+        <w:t>DROP MATERIALIZED VIEW LOG ON Festival;</w:t>
+      </w:r>
+      <w:r>
+        <w:rPr>
+          <w:rFonts w:ascii="Consolas" w:hAnsi="Consolas"/>
+          <w:sz w:val="18"/>
+          <w:lang w:val="en-US"/>
+        </w:rPr>
+        <w:br/>
+        <w:t>DROP MATERIALIZED VIEW LOG ON Artist;</w:t>
+      </w:r>
+      <w:r>
+        <w:rPr>
+          <w:rFonts w:ascii="Consolas" w:hAnsi="Consolas"/>
+          <w:sz w:val="18"/>
+          <w:lang w:val="en-US"/>
+        </w:rPr>
+        <w:br/>
+      </w:r>
+      <w:r>
+        <w:rPr>
+          <w:rFonts w:ascii="Consolas" w:hAnsi="Consolas"/>
+          <w:sz w:val="18"/>
+          <w:lang w:val="en-US"/>
+        </w:rPr>
+        <w:br/>
+        <w:t>CREATE MATERIALIZED VIEW LOG ON Performance</w:t>
+      </w:r>
+      <w:r>
+        <w:rPr>
+          <w:rFonts w:ascii="Consolas" w:hAnsi="Consolas"/>
+          <w:sz w:val="18"/>
+          <w:lang w:val="en-US"/>
+        </w:rPr>
+        <w:br/>
+        <w:t xml:space="preserve">    WITH ROWID, SEQUENCE</w:t>
+      </w:r>
+      <w:r>
+        <w:rPr>
+          <w:rFonts w:ascii="Consolas" w:hAnsi="Consolas"/>
+          <w:sz w:val="18"/>
+          <w:lang w:val="en-US"/>
+        </w:rPr>
+        <w:br/>
+        <w:t xml:space="preserve">    (</w:t>
+      </w:r>
+      <w:proofErr w:type="spellStart"/>
+      <w:r>
+        <w:rPr>
+          <w:rFonts w:ascii="Consolas" w:hAnsi="Consolas"/>
+          <w:sz w:val="18"/>
+          <w:lang w:val="en-US"/>
+        </w:rPr>
+        <w:t>Performance_Start_Time</w:t>
+      </w:r>
+      <w:proofErr w:type="spellEnd"/>
+      <w:r>
+        <w:rPr>
+          <w:rFonts w:ascii="Consolas" w:hAnsi="Consolas"/>
+          <w:sz w:val="18"/>
+          <w:lang w:val="en-US"/>
+        </w:rPr>
+        <w:t xml:space="preserve">, </w:t>
+      </w:r>
+      <w:proofErr w:type="spellStart"/>
+      <w:r>
+        <w:rPr>
+          <w:rFonts w:ascii="Consolas" w:hAnsi="Consolas"/>
+          <w:sz w:val="18"/>
+          <w:lang w:val="en-US"/>
+        </w:rPr>
+        <w:t>Performance_End_Time</w:t>
+      </w:r>
+      <w:proofErr w:type="spellEnd"/>
+      <w:r>
+        <w:rPr>
+          <w:rFonts w:ascii="Consolas" w:hAnsi="Consolas"/>
+          <w:sz w:val="18"/>
+          <w:lang w:val="en-US"/>
+        </w:rPr>
+        <w:t xml:space="preserve">, </w:t>
+      </w:r>
+      <w:proofErr w:type="spellStart"/>
+      <w:r>
+        <w:rPr>
+          <w:rFonts w:ascii="Consolas" w:hAnsi="Consolas"/>
+          <w:sz w:val="18"/>
+          <w:lang w:val="en-US"/>
+        </w:rPr>
+        <w:t>Stage_ID</w:t>
+      </w:r>
+      <w:proofErr w:type="spellEnd"/>
+      <w:r>
+        <w:rPr>
+          <w:rFonts w:ascii="Consolas" w:hAnsi="Consolas"/>
+          <w:sz w:val="18"/>
+          <w:lang w:val="en-US"/>
+        </w:rPr>
+        <w:t xml:space="preserve">, </w:t>
+      </w:r>
+      <w:proofErr w:type="spellStart"/>
+      <w:r>
+        <w:rPr>
+          <w:rFonts w:ascii="Consolas" w:hAnsi="Consolas"/>
+          <w:sz w:val="18"/>
+          <w:lang w:val="en-US"/>
+        </w:rPr>
+        <w:t>Artist_ID</w:t>
+      </w:r>
+      <w:proofErr w:type="spellEnd"/>
+      <w:r>
+        <w:rPr>
+          <w:rFonts w:ascii="Consolas" w:hAnsi="Consolas"/>
+          <w:sz w:val="18"/>
+          <w:lang w:val="en-US"/>
+        </w:rPr>
+        <w:t>)</w:t>
+      </w:r>
+      <w:r>
+        <w:rPr>
+          <w:rFonts w:ascii="Consolas" w:hAnsi="Consolas"/>
+          <w:sz w:val="18"/>
+          <w:lang w:val="en-US"/>
+        </w:rPr>
+        <w:br/>
+        <w:t xml:space="preserve">    INCLUDING NEW VALUES;</w:t>
+      </w:r>
+      <w:r>
+        <w:rPr>
+          <w:rFonts w:ascii="Consolas" w:hAnsi="Consolas"/>
+          <w:sz w:val="18"/>
+          <w:lang w:val="en-US"/>
+        </w:rPr>
+        <w:br/>
+      </w:r>
+      <w:r>
+        <w:rPr>
+          <w:rFonts w:ascii="Consolas" w:hAnsi="Consolas"/>
+          <w:sz w:val="18"/>
+          <w:lang w:val="en-US"/>
+        </w:rPr>
+        <w:br/>
+        <w:t>CREATE MATERIALIZED VIEW LOG ON Stage</w:t>
+      </w:r>
+      <w:r>
+        <w:rPr>
+          <w:rFonts w:ascii="Consolas" w:hAnsi="Consolas"/>
+          <w:sz w:val="18"/>
+          <w:lang w:val="en-US"/>
+        </w:rPr>
+        <w:br/>
+        <w:t xml:space="preserve">    WITH ROWID, SEQUENCE</w:t>
+      </w:r>
+      <w:r>
+        <w:rPr>
+          <w:rFonts w:ascii="Consolas" w:hAnsi="Consolas"/>
+          <w:sz w:val="18"/>
+          <w:lang w:val="en-US"/>
+        </w:rPr>
+        <w:br/>
+        <w:t xml:space="preserve">    (</w:t>
+      </w:r>
+      <w:proofErr w:type="spellStart"/>
+      <w:r>
+        <w:rPr>
+          <w:rFonts w:ascii="Consolas" w:hAnsi="Consolas"/>
+          <w:sz w:val="18"/>
+          <w:lang w:val="en-US"/>
+        </w:rPr>
+        <w:t>Stage_ID</w:t>
+      </w:r>
+      <w:proofErr w:type="spellEnd"/>
+      <w:r>
+        <w:rPr>
+          <w:rFonts w:ascii="Consolas" w:hAnsi="Consolas"/>
+          <w:sz w:val="18"/>
+          <w:lang w:val="en-US"/>
+        </w:rPr>
+        <w:t xml:space="preserve">, </w:t>
+      </w:r>
+      <w:proofErr w:type="spellStart"/>
+      <w:r>
+        <w:rPr>
+          <w:rFonts w:ascii="Consolas" w:hAnsi="Consolas"/>
+          <w:sz w:val="18"/>
+          <w:lang w:val="en-US"/>
+        </w:rPr>
+        <w:t>Festival_ID</w:t>
+      </w:r>
+      <w:proofErr w:type="spellEnd"/>
+      <w:r>
+        <w:rPr>
+          <w:rFonts w:ascii="Consolas" w:hAnsi="Consolas"/>
+          <w:sz w:val="18"/>
+          <w:lang w:val="en-US"/>
+        </w:rPr>
+        <w:t>)</w:t>
+      </w:r>
+      <w:r>
+        <w:rPr>
+          <w:rFonts w:ascii="Consolas" w:hAnsi="Consolas"/>
+          <w:sz w:val="18"/>
+          <w:lang w:val="en-US"/>
+        </w:rPr>
+        <w:br/>
+        <w:t xml:space="preserve">    INCLUDING NEW VALUES;</w:t>
+      </w:r>
+      <w:r>
+        <w:rPr>
+          <w:rFonts w:ascii="Consolas" w:hAnsi="Consolas"/>
+          <w:sz w:val="18"/>
+          <w:lang w:val="en-US"/>
+        </w:rPr>
+        <w:br/>
+      </w:r>
+      <w:r>
+        <w:rPr>
+          <w:rFonts w:ascii="Consolas" w:hAnsi="Consolas"/>
+          <w:sz w:val="18"/>
+          <w:lang w:val="en-US"/>
+        </w:rPr>
+        <w:br/>
+        <w:t>CREATE MATERIALIZED VIEW LOG ON Festival</w:t>
+      </w:r>
+      <w:r>
+        <w:rPr>
+          <w:rFonts w:ascii="Consolas" w:hAnsi="Consolas"/>
+          <w:sz w:val="18"/>
+          <w:lang w:val="en-US"/>
+        </w:rPr>
+        <w:br/>
+        <w:t xml:space="preserve">    WITH ROWID, SEQUENCE</w:t>
+      </w:r>
+      <w:r>
+        <w:rPr>
+          <w:rFonts w:ascii="Consolas" w:hAnsi="Consolas"/>
+          <w:sz w:val="18"/>
+          <w:lang w:val="en-US"/>
+        </w:rPr>
+        <w:br/>
+        <w:t xml:space="preserve">    (</w:t>
+      </w:r>
+      <w:proofErr w:type="spellStart"/>
+      <w:r>
+        <w:rPr>
+          <w:rFonts w:ascii="Consolas" w:hAnsi="Consolas"/>
+          <w:sz w:val="18"/>
+          <w:lang w:val="en-US"/>
+        </w:rPr>
+        <w:t>Festival_ID</w:t>
+      </w:r>
+      <w:proofErr w:type="spellEnd"/>
+      <w:r>
+        <w:rPr>
+          <w:rFonts w:ascii="Consolas" w:hAnsi="Consolas"/>
+          <w:sz w:val="18"/>
+          <w:lang w:val="en-US"/>
+        </w:rPr>
+        <w:t xml:space="preserve">, </w:t>
+      </w:r>
+      <w:proofErr w:type="spellStart"/>
+      <w:r>
+        <w:rPr>
+          <w:rFonts w:ascii="Consolas" w:hAnsi="Consolas"/>
+          <w:sz w:val="18"/>
+          <w:lang w:val="en-US"/>
+        </w:rPr>
+        <w:t>Festival_Name</w:t>
+      </w:r>
+      <w:proofErr w:type="spellEnd"/>
+      <w:r>
+        <w:rPr>
+          <w:rFonts w:ascii="Consolas" w:hAnsi="Consolas"/>
+          <w:sz w:val="18"/>
+          <w:lang w:val="en-US"/>
+        </w:rPr>
+        <w:t>)</w:t>
+      </w:r>
+      <w:r>
+        <w:rPr>
+          <w:rFonts w:ascii="Consolas" w:hAnsi="Consolas"/>
+          <w:sz w:val="18"/>
+          <w:lang w:val="en-US"/>
+        </w:rPr>
+        <w:br/>
+        <w:t xml:space="preserve">    INCLUDING NEW VALUES;</w:t>
+      </w:r>
+      <w:r>
+        <w:rPr>
+          <w:rFonts w:ascii="Consolas" w:hAnsi="Consolas"/>
+          <w:sz w:val="18"/>
+          <w:lang w:val="en-US"/>
+        </w:rPr>
+        <w:br/>
+      </w:r>
+      <w:r>
+        <w:rPr>
+          <w:rFonts w:ascii="Consolas" w:hAnsi="Consolas"/>
+          <w:sz w:val="18"/>
+          <w:lang w:val="en-US"/>
+        </w:rPr>
+        <w:br/>
+        <w:t>CREATE MATERIALIZED VIEW LOG ON Artist</w:t>
+      </w:r>
+      <w:r>
+        <w:rPr>
+          <w:rFonts w:ascii="Consolas" w:hAnsi="Consolas"/>
+          <w:sz w:val="18"/>
+          <w:lang w:val="en-US"/>
+        </w:rPr>
+        <w:br/>
+        <w:t xml:space="preserve">    WITH ROWID, SEQUENCE</w:t>
+      </w:r>
+      <w:r>
+        <w:rPr>
+          <w:rFonts w:ascii="Consolas" w:hAnsi="Consolas"/>
+          <w:sz w:val="18"/>
+          <w:lang w:val="en-US"/>
+        </w:rPr>
+        <w:br/>
+        <w:t xml:space="preserve">    (</w:t>
+      </w:r>
+      <w:proofErr w:type="spellStart"/>
+      <w:r>
+        <w:rPr>
+          <w:rFonts w:ascii="Consolas" w:hAnsi="Consolas"/>
+          <w:sz w:val="18"/>
+          <w:lang w:val="en-US"/>
+        </w:rPr>
+        <w:t>Artist_ID</w:t>
+      </w:r>
+      <w:proofErr w:type="spellEnd"/>
+      <w:r>
+        <w:rPr>
+          <w:rFonts w:ascii="Consolas" w:hAnsi="Consolas"/>
+          <w:sz w:val="18"/>
+          <w:lang w:val="en-US"/>
+        </w:rPr>
+        <w:t xml:space="preserve">, </w:t>
+      </w:r>
+      <w:proofErr w:type="spellStart"/>
+      <w:r>
+        <w:rPr>
+          <w:rFonts w:ascii="Consolas" w:hAnsi="Consolas"/>
+          <w:sz w:val="18"/>
+          <w:lang w:val="en-US"/>
+        </w:rPr>
+        <w:t>Artist_Price</w:t>
+      </w:r>
+      <w:proofErr w:type="spellEnd"/>
+      <w:r>
+        <w:rPr>
+          <w:rFonts w:ascii="Consolas" w:hAnsi="Consolas"/>
+          <w:sz w:val="18"/>
+          <w:lang w:val="en-US"/>
+        </w:rPr>
+        <w:t>)</w:t>
+      </w:r>
+      <w:r>
+        <w:rPr>
+          <w:rFonts w:ascii="Consolas" w:hAnsi="Consolas"/>
+          <w:sz w:val="18"/>
+          <w:lang w:val="en-US"/>
+        </w:rPr>
+        <w:br/>
+        <w:t xml:space="preserve">    INCLUDING NEW VALUES;</w:t>
+      </w:r>
+    </w:p>
+    <w:p>
+      <w:r>
+        <w:t>Verificatie van de log-configuratie:</w:t>
+      </w:r>
+    </w:p>
+    <w:p>
+      <w:r>
+        <w:rPr>
+          <w:noProof/>
+        </w:rPr>
         <w:drawing>
-          <wp:inline xmlns:a="http://schemas.openxmlformats.org/drawingml/2006/main" xmlns:pic="http://schemas.openxmlformats.org/drawingml/2006/picture">
-            <wp:extent cx="2743200" cy="1511692"/>
-            <wp:docPr id="2" name="Picture 2"/>
+          <wp:inline distT="0" distB="0" distL="0" distR="0" wp14:anchorId="03FCB63D" wp14:editId="10E7FF4E">
+            <wp:extent cx="5943600" cy="845226"/>
+            <wp:effectExtent l="0" t="0" r="0" b="0"/>
+            <wp:docPr id="4" name="Picture 4"/>
             <wp:cNvGraphicFramePr>
-              <a:graphicFrameLocks noChangeAspect="1"/>
+              <a:graphicFrameLocks xmlns:a="http://schemas.openxmlformats.org/drawingml/2006/main" noChangeAspect="1"/>
             </wp:cNvGraphicFramePr>
-            <a:graphic>
+            <a:graphic xmlns:a="http://schemas.openxmlformats.org/drawingml/2006/main">
               <a:graphicData uri="http://schemas.openxmlformats.org/drawingml/2006/picture">
-                <pic:pic>
+                <pic:pic xmlns:pic="http://schemas.openxmlformats.org/drawingml/2006/picture">
                   <pic:nvPicPr>
-                    <pic:cNvPr id="0" name="img_1.png"/>
+                    <pic:cNvPr id="0" name="img_4.png"/>
                     <pic:cNvPicPr/>
                   </pic:nvPicPr>
                   <pic:blipFill>
@@ -136,9 +1839,11 @@
                   <pic:spPr>
                     <a:xfrm>
                       <a:off x="0" y="0"/>
-                      <a:ext cx="2743200" cy="1511692"/>
+                      <a:ext cx="5943600" cy="845226"/>
                     </a:xfrm>
-                    <a:prstGeom prst="rect"/>
+                    <a:prstGeom prst="rect">
+                      <a:avLst/>
+                    </a:prstGeom>
                   </pic:spPr>
                 </pic:pic>
               </a:graphicData>
@@ -151,159 +1856,786 @@
       <w:pPr>
         <w:pStyle w:val="Heading3"/>
       </w:pPr>
-      <w:r>
-        <w:t>Domeinspecifieke geaggregeerde query</w:t>
-      </w:r>
-    </w:p>
-    <w:p>
-      <w:r>
-        <w:t>De query produceert een "festival programming dashboard": per festival het totaal aantal performances, de totale stage-tijd in minuten en het totale artiest-budget. De aggregatie reduceert 559 240 Performance-rijen tot 310 festival-rijen (~1800× reductie in resultatenset).</w:t>
-      </w:r>
-    </w:p>
-    <w:p>
-      <w:r>
-        <w:t>De query is FAST-refresh compatibel geschreven (paired COUNT(expr) voor elke SUM(expr), geen COUNT(DISTINCT)) zodat de materialized view rechtstreeks vanuit deze query gedefinieerd kan worden.</w:t>
+      <w:proofErr w:type="spellStart"/>
+      <w:r>
+        <w:t>Materialized</w:t>
+      </w:r>
+      <w:proofErr w:type="spellEnd"/>
+      <w:r>
+        <w:t xml:space="preserve"> view definitie (</w:t>
+      </w:r>
+      <w:proofErr w:type="spellStart"/>
+      <w:r>
+        <w:t>refresh</w:t>
+      </w:r>
+      <w:proofErr w:type="spellEnd"/>
+      <w:r>
+        <w:t>-mechanisme</w:t>
+      </w:r>
+      <w:r>
+        <w:t>:</w:t>
+      </w:r>
+      <w:r>
+        <w:t xml:space="preserve">  deel 2)</w:t>
+      </w:r>
+    </w:p>
+    <w:p>
+      <w:r>
+        <w:t xml:space="preserve">De MV wordt direct opgebouwd (BUILD IMMEDIATE), </w:t>
+      </w:r>
+      <w:proofErr w:type="spellStart"/>
+      <w:r>
+        <w:t>refresht</w:t>
+      </w:r>
+      <w:proofErr w:type="spellEnd"/>
+      <w:r>
+        <w:t xml:space="preserve"> zichzelf bij elke COMMIT op de bron-tabellen, en is beschikbaar voor query </w:t>
+      </w:r>
+      <w:proofErr w:type="spellStart"/>
+      <w:r>
+        <w:t>rewrite</w:t>
+      </w:r>
+      <w:proofErr w:type="spellEnd"/>
+      <w:r>
+        <w:t>.</w:t>
       </w:r>
     </w:p>
     <w:p>
       <w:pPr>
-        <w:ind w:left="288"/>
+        <w:rPr>
+          <w:rFonts w:ascii="Consolas" w:hAnsi="Consolas"/>
+          <w:sz w:val="18"/>
+          <w:lang w:val="en-US"/>
+        </w:rPr>
       </w:pPr>
-      <w:r>
-        <w:rPr>
-          <w:rFonts w:ascii="Consolas" w:hAnsi="Consolas"/>
-          <w:sz w:val="18"/>
-        </w:rPr>
-        <w:t>-- =====================================================================</w:t>
-        <w:br/>
-        <w:t>-- S2 - Milestone 7 - Optimisation Query</w:t>
-        <w:br/>
-        <w:t>-- Student: Jonas Friedhoff</w:t>
-        <w:br/>
-        <w:t>-- Domain : Festival programming dashboard (per-festival aggregate)</w:t>
-        <w:br/>
-        <w:t>-- Run order: 2 (BEFORE timing) and 6 (AFTER timing)</w:t>
-        <w:br/>
-        <w:t>-- =====================================================================</w:t>
-        <w:br/>
-        <w:t>-- Source table D/Z : Performance (~559k rows)</w:t>
-        <w:br/>
-        <w:t>-- Result set       : 1 row per Festival (~310 rows)  =&gt;  ~1800x reduction</w:t>
-        <w:br/>
-        <w:t>--</w:t>
-        <w:br/>
-        <w:t>-- The query is written FAST-refresh compatible so that the materialized</w:t>
-        <w:br/>
-        <w:t>-- view in S2_OPT_mv.sql can be defined directly from it:</w:t>
-        <w:br/>
-        <w:t>--   * COUNT(*) is present</w:t>
-        <w:br/>
-        <w:t>--   * Every SUM(expr) is paired with COUNT(expr)</w:t>
-        <w:br/>
-        <w:t>--   * No COUNT(DISTINCT ...) - that would block FAST refresh</w:t>
-        <w:br/>
-        <w:t>-- =====================================================================</w:t>
-        <w:br/>
+    </w:p>
+    <w:p>
+      <w:pPr>
+        <w:rPr>
+          <w:rFonts w:ascii="Consolas" w:hAnsi="Consolas"/>
+          <w:sz w:val="18"/>
+          <w:lang w:val="en-US"/>
+        </w:rPr>
+      </w:pPr>
+      <w:r>
+        <w:rPr>
+          <w:rFonts w:ascii="Consolas" w:hAnsi="Consolas"/>
+          <w:sz w:val="18"/>
+          <w:lang w:val="en-US"/>
+        </w:rPr>
+        <w:lastRenderedPageBreak/>
+        <w:t>DROP MATERIALIZED VIEW MV_S2_Festival_Programming;</w:t>
+      </w:r>
+      <w:r>
+        <w:rPr>
+          <w:rFonts w:ascii="Consolas" w:hAnsi="Consolas"/>
+          <w:sz w:val="18"/>
+          <w:lang w:val="en-US"/>
+        </w:rPr>
+        <w:br/>
+      </w:r>
+      <w:r>
+        <w:rPr>
+          <w:rFonts w:ascii="Consolas" w:hAnsi="Consolas"/>
+          <w:sz w:val="18"/>
+          <w:lang w:val="en-US"/>
+        </w:rPr>
+        <w:br/>
+        <w:t>CREATE MATERIALIZED VIEW MV_S2_Festival_Programming</w:t>
+      </w:r>
+      <w:r>
+        <w:rPr>
+          <w:rFonts w:ascii="Consolas" w:hAnsi="Consolas"/>
+          <w:sz w:val="18"/>
+          <w:lang w:val="en-US"/>
+        </w:rPr>
+        <w:br/>
+        <w:t xml:space="preserve">    BUILD IMMEDIATE</w:t>
+      </w:r>
+      <w:r>
+        <w:rPr>
+          <w:rFonts w:ascii="Consolas" w:hAnsi="Consolas"/>
+          <w:sz w:val="18"/>
+          <w:lang w:val="en-US"/>
+        </w:rPr>
+        <w:br/>
+        <w:t xml:space="preserve">    REFRESH FAST ON COMMIT</w:t>
+      </w:r>
+      <w:r>
+        <w:rPr>
+          <w:rFonts w:ascii="Consolas" w:hAnsi="Consolas"/>
+          <w:sz w:val="18"/>
+          <w:lang w:val="en-US"/>
+        </w:rPr>
+        <w:br/>
+        <w:t xml:space="preserve">    ENABLE QUERY REWRITE</w:t>
+      </w:r>
+      <w:r>
+        <w:rPr>
+          <w:rFonts w:ascii="Consolas" w:hAnsi="Consolas"/>
+          <w:sz w:val="18"/>
+          <w:lang w:val="en-US"/>
+        </w:rPr>
+        <w:br/>
+        <w:t>AS</w:t>
+      </w:r>
+      <w:r>
+        <w:rPr>
+          <w:rFonts w:ascii="Consolas" w:hAnsi="Consolas"/>
+          <w:sz w:val="18"/>
+          <w:lang w:val="en-US"/>
+        </w:rPr>
         <w:br/>
         <w:t>SELECT</w:t>
-        <w:br/>
-        <w:t xml:space="preserve">    f.Festival_ID,</w:t>
-        <w:br/>
-        <w:t xml:space="preserve">    f.Festival_Name,</w:t>
-        <w:br/>
-        <w:t xml:space="preserve">    COUNT(*)                                                            AS Performance_Count,</w:t>
-        <w:br/>
-        <w:t xml:space="preserve">    SUM((p.Performance_End_Time - p.Performance_Start_Time) * 24 * 60)  AS Total_Minutes,</w:t>
-        <w:br/>
-        <w:t xml:space="preserve">    COUNT((p.Performance_End_Time - p.Performance_Start_Time) * 24 * 60) AS Cnt_Minutes,</w:t>
-        <w:br/>
-        <w:t xml:space="preserve">    SUM(a.Artist_Price)                                                 AS Total_Artist_Spend,</w:t>
-        <w:br/>
-        <w:t xml:space="preserve">    COUNT(a.Artist_Price)                                               AS Cnt_Artist_Price</w:t>
+      </w:r>
+      <w:r>
+        <w:rPr>
+          <w:rFonts w:ascii="Consolas" w:hAnsi="Consolas"/>
+          <w:sz w:val="18"/>
+          <w:lang w:val="en-US"/>
+        </w:rPr>
+        <w:br/>
+        <w:t xml:space="preserve">    </w:t>
+      </w:r>
+      <w:proofErr w:type="spellStart"/>
+      <w:r>
+        <w:rPr>
+          <w:rFonts w:ascii="Consolas" w:hAnsi="Consolas"/>
+          <w:sz w:val="18"/>
+          <w:lang w:val="en-US"/>
+        </w:rPr>
+        <w:t>f.Festival_ID</w:t>
+      </w:r>
+      <w:proofErr w:type="spellEnd"/>
+      <w:r>
+        <w:rPr>
+          <w:rFonts w:ascii="Consolas" w:hAnsi="Consolas"/>
+          <w:sz w:val="18"/>
+          <w:lang w:val="en-US"/>
+        </w:rPr>
+        <w:t>,</w:t>
+      </w:r>
+      <w:r>
+        <w:rPr>
+          <w:rFonts w:ascii="Consolas" w:hAnsi="Consolas"/>
+          <w:sz w:val="18"/>
+          <w:lang w:val="en-US"/>
+        </w:rPr>
+        <w:br/>
+        <w:t xml:space="preserve">    </w:t>
+      </w:r>
+      <w:proofErr w:type="spellStart"/>
+      <w:r>
+        <w:rPr>
+          <w:rFonts w:ascii="Consolas" w:hAnsi="Consolas"/>
+          <w:sz w:val="18"/>
+          <w:lang w:val="en-US"/>
+        </w:rPr>
+        <w:t>f.Festival_Name</w:t>
+      </w:r>
+      <w:proofErr w:type="spellEnd"/>
+      <w:r>
+        <w:rPr>
+          <w:rFonts w:ascii="Consolas" w:hAnsi="Consolas"/>
+          <w:sz w:val="18"/>
+          <w:lang w:val="en-US"/>
+        </w:rPr>
+        <w:t>,</w:t>
+      </w:r>
+      <w:r>
+        <w:rPr>
+          <w:rFonts w:ascii="Consolas" w:hAnsi="Consolas"/>
+          <w:sz w:val="18"/>
+          <w:lang w:val="en-US"/>
+        </w:rPr>
+        <w:br/>
+        <w:t xml:space="preserve">    COUNT(*)                                                            AS </w:t>
+      </w:r>
+      <w:proofErr w:type="spellStart"/>
+      <w:r>
+        <w:rPr>
+          <w:rFonts w:ascii="Consolas" w:hAnsi="Consolas"/>
+          <w:sz w:val="18"/>
+          <w:lang w:val="en-US"/>
+        </w:rPr>
+        <w:t>Performance_Count</w:t>
+      </w:r>
+      <w:proofErr w:type="spellEnd"/>
+      <w:r>
+        <w:rPr>
+          <w:rFonts w:ascii="Consolas" w:hAnsi="Consolas"/>
+          <w:sz w:val="18"/>
+          <w:lang w:val="en-US"/>
+        </w:rPr>
+        <w:t>,</w:t>
+      </w:r>
+      <w:r>
+        <w:rPr>
+          <w:rFonts w:ascii="Consolas" w:hAnsi="Consolas"/>
+          <w:sz w:val="18"/>
+          <w:lang w:val="en-US"/>
+        </w:rPr>
+        <w:br/>
+        <w:t xml:space="preserve">    SUM((</w:t>
+      </w:r>
+      <w:proofErr w:type="spellStart"/>
+      <w:r>
+        <w:rPr>
+          <w:rFonts w:ascii="Consolas" w:hAnsi="Consolas"/>
+          <w:sz w:val="18"/>
+          <w:lang w:val="en-US"/>
+        </w:rPr>
+        <w:t>p.Performance_End_Time</w:t>
+      </w:r>
+      <w:proofErr w:type="spellEnd"/>
+      <w:r>
+        <w:rPr>
+          <w:rFonts w:ascii="Consolas" w:hAnsi="Consolas"/>
+          <w:sz w:val="18"/>
+          <w:lang w:val="en-US"/>
+        </w:rPr>
+        <w:t xml:space="preserve"> - </w:t>
+      </w:r>
+      <w:proofErr w:type="spellStart"/>
+      <w:r>
+        <w:rPr>
+          <w:rFonts w:ascii="Consolas" w:hAnsi="Consolas"/>
+          <w:sz w:val="18"/>
+          <w:lang w:val="en-US"/>
+        </w:rPr>
+        <w:t>p.Performance_Start_Time</w:t>
+      </w:r>
+      <w:proofErr w:type="spellEnd"/>
+      <w:r>
+        <w:rPr>
+          <w:rFonts w:ascii="Consolas" w:hAnsi="Consolas"/>
+          <w:sz w:val="18"/>
+          <w:lang w:val="en-US"/>
+        </w:rPr>
+        <w:t xml:space="preserve">) * 24 * 60)  AS </w:t>
+      </w:r>
+      <w:proofErr w:type="spellStart"/>
+      <w:r>
+        <w:rPr>
+          <w:rFonts w:ascii="Consolas" w:hAnsi="Consolas"/>
+          <w:sz w:val="18"/>
+          <w:lang w:val="en-US"/>
+        </w:rPr>
+        <w:t>Total_Minutes</w:t>
+      </w:r>
+      <w:proofErr w:type="spellEnd"/>
+      <w:r>
+        <w:rPr>
+          <w:rFonts w:ascii="Consolas" w:hAnsi="Consolas"/>
+          <w:sz w:val="18"/>
+          <w:lang w:val="en-US"/>
+        </w:rPr>
+        <w:t>,</w:t>
+      </w:r>
+      <w:r>
+        <w:rPr>
+          <w:rFonts w:ascii="Consolas" w:hAnsi="Consolas"/>
+          <w:sz w:val="18"/>
+          <w:lang w:val="en-US"/>
+        </w:rPr>
+        <w:br/>
+        <w:t xml:space="preserve">    COUNT((</w:t>
+      </w:r>
+      <w:proofErr w:type="spellStart"/>
+      <w:r>
+        <w:rPr>
+          <w:rFonts w:ascii="Consolas" w:hAnsi="Consolas"/>
+          <w:sz w:val="18"/>
+          <w:lang w:val="en-US"/>
+        </w:rPr>
+        <w:t>p.Performance_End_Time</w:t>
+      </w:r>
+      <w:proofErr w:type="spellEnd"/>
+      <w:r>
+        <w:rPr>
+          <w:rFonts w:ascii="Consolas" w:hAnsi="Consolas"/>
+          <w:sz w:val="18"/>
+          <w:lang w:val="en-US"/>
+        </w:rPr>
+        <w:t xml:space="preserve"> - </w:t>
+      </w:r>
+      <w:proofErr w:type="spellStart"/>
+      <w:r>
+        <w:rPr>
+          <w:rFonts w:ascii="Consolas" w:hAnsi="Consolas"/>
+          <w:sz w:val="18"/>
+          <w:lang w:val="en-US"/>
+        </w:rPr>
+        <w:t>p.Performance_Start_Time</w:t>
+      </w:r>
+      <w:proofErr w:type="spellEnd"/>
+      <w:r>
+        <w:rPr>
+          <w:rFonts w:ascii="Consolas" w:hAnsi="Consolas"/>
+          <w:sz w:val="18"/>
+          <w:lang w:val="en-US"/>
+        </w:rPr>
+        <w:t xml:space="preserve">) * 24 * 60) AS </w:t>
+      </w:r>
+      <w:proofErr w:type="spellStart"/>
+      <w:r>
+        <w:rPr>
+          <w:rFonts w:ascii="Consolas" w:hAnsi="Consolas"/>
+          <w:sz w:val="18"/>
+          <w:lang w:val="en-US"/>
+        </w:rPr>
+        <w:t>Cnt_Minutes</w:t>
+      </w:r>
+      <w:proofErr w:type="spellEnd"/>
+      <w:r>
+        <w:rPr>
+          <w:rFonts w:ascii="Consolas" w:hAnsi="Consolas"/>
+          <w:sz w:val="18"/>
+          <w:lang w:val="en-US"/>
+        </w:rPr>
+        <w:t>,</w:t>
+      </w:r>
+      <w:r>
+        <w:rPr>
+          <w:rFonts w:ascii="Consolas" w:hAnsi="Consolas"/>
+          <w:sz w:val="18"/>
+          <w:lang w:val="en-US"/>
+        </w:rPr>
+        <w:br/>
+        <w:t xml:space="preserve">    SUM(</w:t>
+      </w:r>
+      <w:proofErr w:type="spellStart"/>
+      <w:r>
+        <w:rPr>
+          <w:rFonts w:ascii="Consolas" w:hAnsi="Consolas"/>
+          <w:sz w:val="18"/>
+          <w:lang w:val="en-US"/>
+        </w:rPr>
+        <w:t>a.Artist_Price</w:t>
+      </w:r>
+      <w:proofErr w:type="spellEnd"/>
+      <w:r>
+        <w:rPr>
+          <w:rFonts w:ascii="Consolas" w:hAnsi="Consolas"/>
+          <w:sz w:val="18"/>
+          <w:lang w:val="en-US"/>
+        </w:rPr>
+        <w:t xml:space="preserve">)                                                 AS </w:t>
+      </w:r>
+      <w:proofErr w:type="spellStart"/>
+      <w:r>
+        <w:rPr>
+          <w:rFonts w:ascii="Consolas" w:hAnsi="Consolas"/>
+          <w:sz w:val="18"/>
+          <w:lang w:val="en-US"/>
+        </w:rPr>
+        <w:t>Total_Artist_Spend</w:t>
+      </w:r>
+      <w:proofErr w:type="spellEnd"/>
+      <w:r>
+        <w:rPr>
+          <w:rFonts w:ascii="Consolas" w:hAnsi="Consolas"/>
+          <w:sz w:val="18"/>
+          <w:lang w:val="en-US"/>
+        </w:rPr>
+        <w:t>,</w:t>
+      </w:r>
+      <w:r>
+        <w:rPr>
+          <w:rFonts w:ascii="Consolas" w:hAnsi="Consolas"/>
+          <w:sz w:val="18"/>
+          <w:lang w:val="en-US"/>
+        </w:rPr>
+        <w:br/>
+        <w:t xml:space="preserve">    COUNT(</w:t>
+      </w:r>
+      <w:proofErr w:type="spellStart"/>
+      <w:r>
+        <w:rPr>
+          <w:rFonts w:ascii="Consolas" w:hAnsi="Consolas"/>
+          <w:sz w:val="18"/>
+          <w:lang w:val="en-US"/>
+        </w:rPr>
+        <w:t>a.Artist_Price</w:t>
+      </w:r>
+      <w:proofErr w:type="spellEnd"/>
+      <w:r>
+        <w:rPr>
+          <w:rFonts w:ascii="Consolas" w:hAnsi="Consolas"/>
+          <w:sz w:val="18"/>
+          <w:lang w:val="en-US"/>
+        </w:rPr>
+        <w:t xml:space="preserve">)                                               AS </w:t>
+      </w:r>
+      <w:proofErr w:type="spellStart"/>
+      <w:r>
+        <w:rPr>
+          <w:rFonts w:ascii="Consolas" w:hAnsi="Consolas"/>
+          <w:sz w:val="18"/>
+          <w:lang w:val="en-US"/>
+        </w:rPr>
+        <w:t>Cnt_Artist_Price</w:t>
+      </w:r>
+      <w:proofErr w:type="spellEnd"/>
+      <w:r>
+        <w:rPr>
+          <w:rFonts w:ascii="Consolas" w:hAnsi="Consolas"/>
+          <w:sz w:val="18"/>
+          <w:lang w:val="en-US"/>
+        </w:rPr>
         <w:br/>
         <w:t>FROM Performance p</w:t>
-        <w:br/>
-        <w:t>JOIN Stage    s ON s.Stage_ID    = p.Stage_ID</w:t>
-        <w:br/>
-        <w:t>JOIN Festival f ON f.Festival_ID = s.Festival_ID</w:t>
-        <w:br/>
-        <w:t>JOIN Artist   a ON a.Artist_ID   = p.Artist_ID</w:t>
-        <w:br/>
-        <w:t>GROUP BY f.Festival_ID, f.Festival_Name;</w:t>
-        <w:br/>
-        <w:br/>
-        <w:t>ALTER SESSION SET query_rewrite_enabled = FALSE;</w:t>
-        <w:br/>
-        <w:br/>
-        <w:t>-- run this 3 times, note all three execution: ms numbers</w:t>
-        <w:br/>
-        <w:t>SELECT</w:t>
-        <w:br/>
-        <w:t xml:space="preserve">    f.Festival_ID,</w:t>
-        <w:br/>
-        <w:t xml:space="preserve">    f.Festival_Name,</w:t>
-        <w:br/>
-        <w:t xml:space="preserve">    COUNT(*)                                                            AS Performance_Count,</w:t>
-        <w:br/>
-        <w:t xml:space="preserve">    SUM((p.Performance_End_Time - p.Performance_Start_Time) * 24 * 60)  AS Total_Minutes,</w:t>
-        <w:br/>
-        <w:t xml:space="preserve">    COUNT((p.Performance_End_Time - p.Performance_Start_Time) * 24 * 60) AS Cnt_Minutes,</w:t>
-        <w:br/>
-        <w:t xml:space="preserve">    SUM(a.Artist_Price)                                                 AS Total_Artist_Spend,</w:t>
-        <w:br/>
-        <w:t xml:space="preserve">    COUNT(a.Artist_Price)                                               AS Cnt_Artist_Price</w:t>
-        <w:br/>
-        <w:t>FROM Performance p</w:t>
-        <w:br/>
-        <w:t xml:space="preserve">         JOIN Stage    s ON s.Stage_ID    = p.Stage_ID</w:t>
-        <w:br/>
-        <w:t xml:space="preserve">         JOIN Festival f ON f.Festival_ID = s.Festival_ID</w:t>
-        <w:br/>
-        <w:t xml:space="preserve">         JOIN Artist   a ON a.Artist_ID   = p.Artist_ID</w:t>
-        <w:br/>
-        <w:t>GROUP BY f.Festival_ID, f.Festival_Name;</w:t>
-        <w:br/>
-        <w:br/>
-        <w:t>-- THEN re-enable rewrite (important so the rest of the work uses the MV)</w:t>
-        <w:br/>
-        <w:t>ALTER SESSION SET query_rewrite_enabled = TRUE;</w:t>
-      </w:r>
-    </w:p>
-    <w:p>
-      <w:pPr>
-        <w:pStyle w:val="Heading2"/>
-      </w:pPr>
-      <w:r>
-        <w:t>Stap 2: Analyse vóór optimalisatie</w:t>
-      </w:r>
-    </w:p>
-    <w:p>
-      <w:pPr>
-        <w:pStyle w:val="Heading3"/>
-      </w:pPr>
-      <w:r>
-        <w:t>Explain plan vóór optimalisatie</w:t>
-      </w:r>
-    </w:p>
-    <w:p>
-      <w:r>
-        <w:t>Het plan toont vier full table scans (Festival, Artist, Stage, Performance), drie hash joins en een hash group by. Oracle parallelliseert de uitvoering over meerdere PX-slaves. Totale kost: 2860.</w:t>
-      </w:r>
-    </w:p>
-    <w:p>
-      <w:r>
+      </w:r>
+      <w:r>
+        <w:rPr>
+          <w:rFonts w:ascii="Consolas" w:hAnsi="Consolas"/>
+          <w:sz w:val="18"/>
+          <w:lang w:val="en-US"/>
+        </w:rPr>
+        <w:br/>
+        <w:t xml:space="preserve">JOIN Stage    s ON </w:t>
+      </w:r>
+      <w:proofErr w:type="spellStart"/>
+      <w:r>
+        <w:rPr>
+          <w:rFonts w:ascii="Consolas" w:hAnsi="Consolas"/>
+          <w:sz w:val="18"/>
+          <w:lang w:val="en-US"/>
+        </w:rPr>
+        <w:t>s.Stage_ID</w:t>
+      </w:r>
+      <w:proofErr w:type="spellEnd"/>
+      <w:r>
+        <w:rPr>
+          <w:rFonts w:ascii="Consolas" w:hAnsi="Consolas"/>
+          <w:sz w:val="18"/>
+          <w:lang w:val="en-US"/>
+        </w:rPr>
+        <w:t xml:space="preserve">    = </w:t>
+      </w:r>
+      <w:proofErr w:type="spellStart"/>
+      <w:r>
+        <w:rPr>
+          <w:rFonts w:ascii="Consolas" w:hAnsi="Consolas"/>
+          <w:sz w:val="18"/>
+          <w:lang w:val="en-US"/>
+        </w:rPr>
+        <w:t>p.Stage_ID</w:t>
+      </w:r>
+      <w:proofErr w:type="spellEnd"/>
+      <w:r>
+        <w:rPr>
+          <w:rFonts w:ascii="Consolas" w:hAnsi="Consolas"/>
+          <w:sz w:val="18"/>
+          <w:lang w:val="en-US"/>
+        </w:rPr>
+        <w:br/>
+        <w:t xml:space="preserve">JOIN Festival f ON </w:t>
+      </w:r>
+      <w:proofErr w:type="spellStart"/>
+      <w:r>
+        <w:rPr>
+          <w:rFonts w:ascii="Consolas" w:hAnsi="Consolas"/>
+          <w:sz w:val="18"/>
+          <w:lang w:val="en-US"/>
+        </w:rPr>
+        <w:t>f.Festival_ID</w:t>
+      </w:r>
+      <w:proofErr w:type="spellEnd"/>
+      <w:r>
+        <w:rPr>
+          <w:rFonts w:ascii="Consolas" w:hAnsi="Consolas"/>
+          <w:sz w:val="18"/>
+          <w:lang w:val="en-US"/>
+        </w:rPr>
+        <w:t xml:space="preserve"> = </w:t>
+      </w:r>
+      <w:proofErr w:type="spellStart"/>
+      <w:r>
+        <w:rPr>
+          <w:rFonts w:ascii="Consolas" w:hAnsi="Consolas"/>
+          <w:sz w:val="18"/>
+          <w:lang w:val="en-US"/>
+        </w:rPr>
+        <w:t>s.Festival_ID</w:t>
+      </w:r>
+      <w:proofErr w:type="spellEnd"/>
+      <w:r>
+        <w:rPr>
+          <w:rFonts w:ascii="Consolas" w:hAnsi="Consolas"/>
+          <w:sz w:val="18"/>
+          <w:lang w:val="en-US"/>
+        </w:rPr>
+        <w:br/>
+        <w:t xml:space="preserve">JOIN Artist   a ON </w:t>
+      </w:r>
+      <w:proofErr w:type="spellStart"/>
+      <w:r>
+        <w:rPr>
+          <w:rFonts w:ascii="Consolas" w:hAnsi="Consolas"/>
+          <w:sz w:val="18"/>
+          <w:lang w:val="en-US"/>
+        </w:rPr>
+        <w:t>a.Artist_ID</w:t>
+      </w:r>
+      <w:proofErr w:type="spellEnd"/>
+      <w:r>
+        <w:rPr>
+          <w:rFonts w:ascii="Consolas" w:hAnsi="Consolas"/>
+          <w:sz w:val="18"/>
+          <w:lang w:val="en-US"/>
+        </w:rPr>
+        <w:t xml:space="preserve">   = </w:t>
+      </w:r>
+      <w:proofErr w:type="spellStart"/>
+      <w:r>
+        <w:rPr>
+          <w:rFonts w:ascii="Consolas" w:hAnsi="Consolas"/>
+          <w:sz w:val="18"/>
+          <w:lang w:val="en-US"/>
+        </w:rPr>
+        <w:t>p.Artist_ID</w:t>
+      </w:r>
+      <w:proofErr w:type="spellEnd"/>
+      <w:r>
+        <w:rPr>
+          <w:rFonts w:ascii="Consolas" w:hAnsi="Consolas"/>
+          <w:sz w:val="18"/>
+          <w:lang w:val="en-US"/>
+        </w:rPr>
+        <w:br/>
+        <w:t xml:space="preserve">GROUP BY </w:t>
+      </w:r>
+      <w:proofErr w:type="spellStart"/>
+      <w:r>
+        <w:rPr>
+          <w:rFonts w:ascii="Consolas" w:hAnsi="Consolas"/>
+          <w:sz w:val="18"/>
+          <w:lang w:val="en-US"/>
+        </w:rPr>
+        <w:t>f.Festival_ID</w:t>
+      </w:r>
+      <w:proofErr w:type="spellEnd"/>
+      <w:r>
+        <w:rPr>
+          <w:rFonts w:ascii="Consolas" w:hAnsi="Consolas"/>
+          <w:sz w:val="18"/>
+          <w:lang w:val="en-US"/>
+        </w:rPr>
+        <w:t xml:space="preserve">, </w:t>
+      </w:r>
+      <w:proofErr w:type="spellStart"/>
+      <w:r>
+        <w:rPr>
+          <w:rFonts w:ascii="Consolas" w:hAnsi="Consolas"/>
+          <w:sz w:val="18"/>
+          <w:lang w:val="en-US"/>
+        </w:rPr>
+        <w:t>f.Festival_Name</w:t>
+      </w:r>
+      <w:proofErr w:type="spellEnd"/>
+      <w:r>
+        <w:rPr>
+          <w:rFonts w:ascii="Consolas" w:hAnsi="Consolas"/>
+          <w:sz w:val="18"/>
+          <w:lang w:val="en-US"/>
+        </w:rPr>
+        <w:t>;</w:t>
+      </w:r>
+      <w:r>
+        <w:rPr>
+          <w:rFonts w:ascii="Consolas" w:hAnsi="Consolas"/>
+          <w:sz w:val="18"/>
+          <w:lang w:val="en-US"/>
+        </w:rPr>
+        <w:br/>
+      </w:r>
+      <w:r>
+        <w:rPr>
+          <w:rFonts w:ascii="Consolas" w:hAnsi="Consolas"/>
+          <w:sz w:val="18"/>
+          <w:lang w:val="en-US"/>
+        </w:rPr>
+        <w:br/>
+        <w:t>-- Verify the MV ended up in the intended state</w:t>
+      </w:r>
+      <w:r>
+        <w:rPr>
+          <w:rFonts w:ascii="Consolas" w:hAnsi="Consolas"/>
+          <w:sz w:val="18"/>
+          <w:lang w:val="en-US"/>
+        </w:rPr>
+        <w:br/>
+        <w:t xml:space="preserve">SELECT </w:t>
+      </w:r>
+      <w:proofErr w:type="spellStart"/>
+      <w:r>
+        <w:rPr>
+          <w:rFonts w:ascii="Consolas" w:hAnsi="Consolas"/>
+          <w:sz w:val="18"/>
+          <w:lang w:val="en-US"/>
+        </w:rPr>
+        <w:t>mview_name</w:t>
+      </w:r>
+      <w:proofErr w:type="spellEnd"/>
+      <w:r>
+        <w:rPr>
+          <w:rFonts w:ascii="Consolas" w:hAnsi="Consolas"/>
+          <w:sz w:val="18"/>
+          <w:lang w:val="en-US"/>
+        </w:rPr>
+        <w:t xml:space="preserve">, </w:t>
+      </w:r>
+      <w:proofErr w:type="spellStart"/>
+      <w:r>
+        <w:rPr>
+          <w:rFonts w:ascii="Consolas" w:hAnsi="Consolas"/>
+          <w:sz w:val="18"/>
+          <w:lang w:val="en-US"/>
+        </w:rPr>
+        <w:t>refresh_method</w:t>
+      </w:r>
+      <w:proofErr w:type="spellEnd"/>
+      <w:r>
+        <w:rPr>
+          <w:rFonts w:ascii="Consolas" w:hAnsi="Consolas"/>
+          <w:sz w:val="18"/>
+          <w:lang w:val="en-US"/>
+        </w:rPr>
+        <w:t xml:space="preserve">, </w:t>
+      </w:r>
+      <w:proofErr w:type="spellStart"/>
+      <w:r>
+        <w:rPr>
+          <w:rFonts w:ascii="Consolas" w:hAnsi="Consolas"/>
+          <w:sz w:val="18"/>
+          <w:lang w:val="en-US"/>
+        </w:rPr>
+        <w:t>refresh_mode</w:t>
+      </w:r>
+      <w:proofErr w:type="spellEnd"/>
+      <w:r>
+        <w:rPr>
+          <w:rFonts w:ascii="Consolas" w:hAnsi="Consolas"/>
+          <w:sz w:val="18"/>
+          <w:lang w:val="en-US"/>
+        </w:rPr>
+        <w:t xml:space="preserve">, </w:t>
+      </w:r>
+      <w:proofErr w:type="spellStart"/>
+      <w:r>
+        <w:rPr>
+          <w:rFonts w:ascii="Consolas" w:hAnsi="Consolas"/>
+          <w:sz w:val="18"/>
+          <w:lang w:val="en-US"/>
+        </w:rPr>
+        <w:t>rewrite_enabled</w:t>
+      </w:r>
+      <w:proofErr w:type="spellEnd"/>
+      <w:r>
+        <w:rPr>
+          <w:rFonts w:ascii="Consolas" w:hAnsi="Consolas"/>
+          <w:sz w:val="18"/>
+          <w:lang w:val="en-US"/>
+        </w:rPr>
+        <w:t xml:space="preserve">, </w:t>
+      </w:r>
+      <w:proofErr w:type="spellStart"/>
+      <w:r>
+        <w:rPr>
+          <w:rFonts w:ascii="Consolas" w:hAnsi="Consolas"/>
+          <w:sz w:val="18"/>
+          <w:lang w:val="en-US"/>
+        </w:rPr>
+        <w:t>compile_state</w:t>
+      </w:r>
+      <w:proofErr w:type="spellEnd"/>
+      <w:r>
+        <w:rPr>
+          <w:rFonts w:ascii="Consolas" w:hAnsi="Consolas"/>
+          <w:sz w:val="18"/>
+          <w:lang w:val="en-US"/>
+        </w:rPr>
+        <w:t>, staleness</w:t>
+      </w:r>
+      <w:r>
+        <w:rPr>
+          <w:rFonts w:ascii="Consolas" w:hAnsi="Consolas"/>
+          <w:sz w:val="18"/>
+          <w:lang w:val="en-US"/>
+        </w:rPr>
+        <w:br/>
+        <w:t xml:space="preserve">FROM   </w:t>
+      </w:r>
+      <w:proofErr w:type="spellStart"/>
+      <w:r>
+        <w:rPr>
+          <w:rFonts w:ascii="Consolas" w:hAnsi="Consolas"/>
+          <w:sz w:val="18"/>
+          <w:lang w:val="en-US"/>
+        </w:rPr>
+        <w:t>user_mviews</w:t>
+      </w:r>
+      <w:proofErr w:type="spellEnd"/>
+      <w:r>
+        <w:rPr>
+          <w:rFonts w:ascii="Consolas" w:hAnsi="Consolas"/>
+          <w:sz w:val="18"/>
+          <w:lang w:val="en-US"/>
+        </w:rPr>
+        <w:br/>
+        <w:t xml:space="preserve">WHERE  </w:t>
+      </w:r>
+      <w:proofErr w:type="spellStart"/>
+      <w:r>
+        <w:rPr>
+          <w:rFonts w:ascii="Consolas" w:hAnsi="Consolas"/>
+          <w:sz w:val="18"/>
+          <w:lang w:val="en-US"/>
+        </w:rPr>
+        <w:t>mview_name</w:t>
+      </w:r>
+      <w:proofErr w:type="spellEnd"/>
+      <w:r>
+        <w:rPr>
+          <w:rFonts w:ascii="Consolas" w:hAnsi="Consolas"/>
+          <w:sz w:val="18"/>
+          <w:lang w:val="en-US"/>
+        </w:rPr>
+        <w:t xml:space="preserve"> = 'MV_S2_FESTIVAL_PROGRAMMING';</w:t>
+      </w:r>
+      <w:r>
+        <w:rPr>
+          <w:rFonts w:ascii="Consolas" w:hAnsi="Consolas"/>
+          <w:sz w:val="18"/>
+          <w:lang w:val="en-US"/>
+        </w:rPr>
+        <w:br/>
+      </w:r>
+    </w:p>
+    <w:p>
+      <w:r>
+        <w:t>Verificatie van de MV-status na creatie:</w:t>
+      </w:r>
+    </w:p>
+    <w:p>
+      <w:r>
+        <w:rPr>
+          <w:noProof/>
+        </w:rPr>
         <w:drawing>
-          <wp:inline xmlns:a="http://schemas.openxmlformats.org/drawingml/2006/main" xmlns:pic="http://schemas.openxmlformats.org/drawingml/2006/picture">
-            <wp:extent cx="5943600" cy="3199876"/>
-            <wp:docPr id="3" name="Picture 3"/>
+          <wp:inline distT="0" distB="0" distL="0" distR="0" wp14:anchorId="2F3A0F34" wp14:editId="61661CC0">
+            <wp:extent cx="5943600" cy="292045"/>
+            <wp:effectExtent l="0" t="0" r="0" b="0"/>
+            <wp:docPr id="5" name="Picture 5"/>
             <wp:cNvGraphicFramePr>
-              <a:graphicFrameLocks noChangeAspect="1"/>
+              <a:graphicFrameLocks xmlns:a="http://schemas.openxmlformats.org/drawingml/2006/main" noChangeAspect="1"/>
             </wp:cNvGraphicFramePr>
-            <a:graphic>
+            <a:graphic xmlns:a="http://schemas.openxmlformats.org/drawingml/2006/main">
               <a:graphicData uri="http://schemas.openxmlformats.org/drawingml/2006/picture">
-                <pic:pic>
+                <pic:pic xmlns:pic="http://schemas.openxmlformats.org/drawingml/2006/picture">
                   <pic:nvPicPr>
-                    <pic:cNvPr id="0" name="img_3.png"/>
+                    <pic:cNvPr id="0" name="img_5.png"/>
                     <pic:cNvPicPr/>
                   </pic:nvPicPr>
                   <pic:blipFill>
@@ -315,9 +2647,11 @@
                   <pic:spPr>
                     <a:xfrm>
                       <a:off x="0" y="0"/>
-                      <a:ext cx="5943600" cy="3199876"/>
+                      <a:ext cx="5943600" cy="292045"/>
                     </a:xfrm>
-                    <a:prstGeom prst="rect"/>
+                    <a:prstGeom prst="rect">
+                      <a:avLst/>
+                    </a:prstGeom>
                   </pic:spPr>
                 </pic:pic>
               </a:graphicData>
@@ -327,192 +2661,84 @@
       </w:r>
     </w:p>
     <w:p>
+      <w:r>
+        <w:t>FAST | COMMIT | Y | VALID | FRESH</w:t>
+      </w:r>
+      <w:r>
+        <w:t xml:space="preserve"> =</w:t>
+      </w:r>
+      <w:r>
+        <w:t xml:space="preserve"> de gewenste configuratie.</w:t>
+      </w:r>
+    </w:p>
+    <w:p>
       <w:pPr>
         <w:pStyle w:val="Heading3"/>
       </w:pPr>
-      <w:r>
-        <w:t>Wall-clock tijd vóór optimalisatie</w:t>
-      </w:r>
-    </w:p>
-    <w:p>
-      <w:r>
-        <w:t>Met query rewrite uitgeschakeld levert de query 310 rijen in:</w:t>
-      </w:r>
-    </w:p>
-    <w:p>
-      <w:pPr>
-        <w:ind w:left="288"/>
-      </w:pPr>
-      <w:r>
-        <w:rPr>
-          <w:rFonts w:ascii="Consolas" w:hAnsi="Consolas"/>
-          <w:sz w:val="18"/>
-        </w:rPr>
-        <w:t>Cold cache : 550 ms execution</w:t>
-        <w:br/>
-        <w:t>Warm cache : 105 ms execution</w:t>
-        <w:br/>
-        <w:t>Hot  cache :  24 ms execution</w:t>
-      </w:r>
-    </w:p>
-    <w:p>
-      <w:pPr>
-        <w:pStyle w:val="Heading2"/>
-      </w:pPr>
-      <w:r>
-        <w:t>Stap 3: Optimalisatie + analyse</w:t>
-      </w:r>
-    </w:p>
-    <w:p>
-      <w:pPr>
-        <w:pStyle w:val="Heading3"/>
-      </w:pPr>
-      <w:r>
-        <w:t>Gekozen techniek: Materialized View met FAST ON COMMIT en QUERY REWRITE</w:t>
-      </w:r>
-    </w:p>
-    <w:p>
-      <w:r>
-        <w:t>Een materialized view (MV) precomputeert het aggregaat één keer en bewaart het als fysieke tabel. Drie keuzes maken deze MV bijzonder krachtig:</w:t>
-      </w:r>
-    </w:p>
-    <w:p>
-      <w:r>
-        <w:t>• REFRESH FAST: de MV wordt incrementeel bijgewerkt via materialized view logs op de bron-tabellen — alleen de wijzigingen ("deltas") worden toegepast, geen volledige hercomputatie.</w:t>
-      </w:r>
-    </w:p>
-    <w:p>
-      <w:r>
-        <w:t>• ON COMMIT: bij elke COMMIT op een bron-tabel wordt de MV binnen dezelfde transactie meegerefresht. De MV is dus altijd transactie-fris.</w:t>
-      </w:r>
-    </w:p>
-    <w:p>
-      <w:r>
-        <w:t>• ENABLE QUERY REWRITE: de optimizer mag de originele query automatisch naar de MV omleiden — geen aanpassing aan applicatiecode nodig.</w:t>
-      </w:r>
-    </w:p>
-    <w:p>
-      <w:pPr>
-        <w:pStyle w:val="Heading3"/>
-      </w:pPr>
-      <w:r>
-        <w:t>Materialized view logs (refresh-mechanisme — deel 1)</w:t>
-      </w:r>
-    </w:p>
-    <w:p>
-      <w:r>
-        <w:t>Voor REFRESH FAST heeft elke bron-tabel een MV-log nodig die wijzigingen registreert. De clausules zijn niet vrijblijvend:</w:t>
-      </w:r>
-    </w:p>
-    <w:p>
-      <w:r>
-        <w:t>• WITH ROWID — verplicht voor join-MVs zodat Oracle de gewijzigde rij kan terugvinden in de MV.</w:t>
-      </w:r>
-    </w:p>
-    <w:p>
-      <w:r>
-        <w:t>• SEQUENCE — bewaart de volgorde van wijzigingen, nodig voor correcte FAST-refresh bij meerdere DML-operaties op dezelfde rij.</w:t>
-      </w:r>
-    </w:p>
-    <w:p>
-      <w:r>
-        <w:t>• INCLUDING NEW VALUES — verplicht voor aggregate-MVs: zonder dit kan Oracle SUM- en COUNT-deltas niet bovenop bestaande aggregaten optellen.</w:t>
-      </w:r>
-    </w:p>
-    <w:p>
-      <w:pPr>
-        <w:ind w:left="288"/>
-      </w:pPr>
-      <w:r>
-        <w:rPr>
-          <w:rFonts w:ascii="Consolas" w:hAnsi="Consolas"/>
-          <w:sz w:val="18"/>
-        </w:rPr>
-        <w:t>-- =====================================================================</w:t>
-        <w:br/>
-        <w:t>-- S2 - Milestone 7 - Materialized View Logs</w:t>
-        <w:br/>
-        <w:t>-- Run order: 4</w:t>
-        <w:br/>
-        <w:t>-- =====================================================================</w:t>
-        <w:br/>
-        <w:t>-- Required for REFRESH FAST ON COMMIT.</w:t>
-        <w:br/>
-        <w:t>-- Each base table referenced by the MV needs a log that captures:</w:t>
-        <w:br/>
-        <w:t>--   * ROWID                  (mandatory for join MVs)</w:t>
-        <w:br/>
-        <w:t>--   * INCLUDING NEW VALUES   (mandatory for aggregate MVs)</w:t>
-        <w:br/>
-        <w:t>--   * Every column used by the MV in its filter, group-by and aggregates</w:t>
-        <w:br/>
-        <w:t>-- =====================================================================</w:t>
-        <w:br/>
-        <w:br/>
-        <w:t>DROP MATERIALIZED VIEW LOG ON Performance;</w:t>
-        <w:br/>
-        <w:t>DROP MATERIALIZED VIEW LOG ON Stage;</w:t>
-        <w:br/>
-        <w:t>DROP MATERIALIZED VIEW LOG ON Festival;</w:t>
-        <w:br/>
-        <w:t>DROP MATERIALIZED VIEW LOG ON Artist;</w:t>
-        <w:br/>
-        <w:br/>
-        <w:t>CREATE MATERIALIZED VIEW LOG ON Performance</w:t>
-        <w:br/>
-        <w:t xml:space="preserve">    WITH ROWID, SEQUENCE</w:t>
-        <w:br/>
-        <w:t xml:space="preserve">    (Performance_Start_Time, Performance_End_Time, Stage_ID, Artist_ID)</w:t>
-        <w:br/>
-        <w:t xml:space="preserve">    INCLUDING NEW VALUES;</w:t>
-        <w:br/>
-        <w:br/>
-        <w:t>CREATE MATERIALIZED VIEW LOG ON Stage</w:t>
-        <w:br/>
-        <w:t xml:space="preserve">    WITH ROWID, SEQUENCE</w:t>
-        <w:br/>
-        <w:t xml:space="preserve">    (Stage_ID, Festival_ID)</w:t>
-        <w:br/>
-        <w:t xml:space="preserve">    INCLUDING NEW VALUES;</w:t>
-        <w:br/>
-        <w:br/>
-        <w:t>CREATE MATERIALIZED VIEW LOG ON Festival</w:t>
-        <w:br/>
-        <w:t xml:space="preserve">    WITH ROWID, SEQUENCE</w:t>
-        <w:br/>
-        <w:t xml:space="preserve">    (Festival_ID, Festival_Name)</w:t>
-        <w:br/>
-        <w:t xml:space="preserve">    INCLUDING NEW VALUES;</w:t>
-        <w:br/>
-        <w:br/>
-        <w:t>CREATE MATERIALIZED VIEW LOG ON Artist</w:t>
-        <w:br/>
-        <w:t xml:space="preserve">    WITH ROWID, SEQUENCE</w:t>
-        <w:br/>
-        <w:t xml:space="preserve">    (Artist_ID, Artist_Price)</w:t>
-        <w:br/>
-        <w:t xml:space="preserve">    INCLUDING NEW VALUES;</w:t>
-      </w:r>
-    </w:p>
-    <w:p>
-      <w:r>
-        <w:t>Verificatie van de log-configuratie:</w:t>
-      </w:r>
-    </w:p>
-    <w:p>
-      <w:r>
+      <w:proofErr w:type="spellStart"/>
+      <w:r>
+        <w:t>Explain</w:t>
+      </w:r>
+      <w:proofErr w:type="spellEnd"/>
+      <w:r>
+        <w:t xml:space="preserve"> plan NA optimalisatie</w:t>
+      </w:r>
+    </w:p>
+    <w:p>
+      <w:r>
+        <w:t xml:space="preserve">Dezelfde query, ongewijzigd, wordt nu door query </w:t>
+      </w:r>
+      <w:proofErr w:type="spellStart"/>
+      <w:r>
+        <w:t>rewrite</w:t>
+      </w:r>
+      <w:proofErr w:type="spellEnd"/>
+      <w:r>
+        <w:t xml:space="preserve"> getransformeerd tot één enkele MAT_VIEW REWRITE ACCESS FULL op MV_S2_FESTIVAL_PROGRAMMING. De vier full </w:t>
+      </w:r>
+      <w:proofErr w:type="spellStart"/>
+      <w:r>
+        <w:t>table</w:t>
+      </w:r>
+      <w:proofErr w:type="spellEnd"/>
+      <w:r>
+        <w:t xml:space="preserve"> scans en drie </w:t>
+      </w:r>
+      <w:proofErr w:type="spellStart"/>
+      <w:r>
+        <w:t>hash</w:t>
+      </w:r>
+      <w:proofErr w:type="spellEnd"/>
+      <w:r>
+        <w:t xml:space="preserve"> </w:t>
+      </w:r>
+      <w:proofErr w:type="spellStart"/>
+      <w:r>
+        <w:t>joins</w:t>
+      </w:r>
+      <w:proofErr w:type="spellEnd"/>
+      <w:r>
+        <w:t xml:space="preserve"> zijn verdwenen.</w:t>
+      </w:r>
+    </w:p>
+    <w:p>
+      <w:r>
+        <w:rPr>
+          <w:noProof/>
+        </w:rPr>
         <w:drawing>
-          <wp:inline xmlns:a="http://schemas.openxmlformats.org/drawingml/2006/main" xmlns:pic="http://schemas.openxmlformats.org/drawingml/2006/picture">
-            <wp:extent cx="5943600" cy="845226"/>
-            <wp:docPr id="4" name="Picture 4"/>
+          <wp:inline distT="0" distB="0" distL="0" distR="0" wp14:anchorId="2569C9F1" wp14:editId="6674F45F">
+            <wp:extent cx="5943600" cy="1596736"/>
+            <wp:effectExtent l="0" t="0" r="0" b="0"/>
+            <wp:docPr id="6" name="Picture 6"/>
             <wp:cNvGraphicFramePr>
-              <a:graphicFrameLocks noChangeAspect="1"/>
+              <a:graphicFrameLocks xmlns:a="http://schemas.openxmlformats.org/drawingml/2006/main" noChangeAspect="1"/>
             </wp:cNvGraphicFramePr>
-            <a:graphic>
+            <a:graphic xmlns:a="http://schemas.openxmlformats.org/drawingml/2006/main">
               <a:graphicData uri="http://schemas.openxmlformats.org/drawingml/2006/picture">
-                <pic:pic>
+                <pic:pic xmlns:pic="http://schemas.openxmlformats.org/drawingml/2006/picture">
                   <pic:nvPicPr>
-                    <pic:cNvPr id="0" name="img_4.png"/>
+                    <pic:cNvPr id="0" name="img_6.png"/>
                     <pic:cNvPicPr/>
                   </pic:nvPicPr>
                   <pic:blipFill>
@@ -524,9 +2750,11 @@
                   <pic:spPr>
                     <a:xfrm>
                       <a:off x="0" y="0"/>
-                      <a:ext cx="5943600" cy="845226"/>
+                      <a:ext cx="5943600" cy="1596736"/>
                     </a:xfrm>
-                    <a:prstGeom prst="rect"/>
+                    <a:prstGeom prst="rect">
+                      <a:avLst/>
+                    </a:prstGeom>
                   </pic:spPr>
                 </pic:pic>
               </a:graphicData>
@@ -540,135 +2768,211 @@
         <w:pStyle w:val="Heading3"/>
       </w:pPr>
       <w:r>
-        <w:t>Materialized view definitie (refresh-mechanisme — deel 2)</w:t>
-      </w:r>
-    </w:p>
-    <w:p>
-      <w:r>
-        <w:t>De MV wordt direct opgebouwd (BUILD IMMEDIATE), refresht zichzelf bij elke COMMIT op de bron-tabellen, en is beschikbaar voor query rewrite.</w:t>
+        <w:t>Vergelijking vóór/na</w:t>
       </w:r>
     </w:p>
     <w:p>
       <w:pPr>
         <w:ind w:left="288"/>
       </w:pPr>
-      <w:r>
-        <w:rPr>
-          <w:rFonts w:ascii="Consolas" w:hAnsi="Consolas"/>
-          <w:sz w:val="18"/>
-        </w:rPr>
-        <w:t>-- =====================================================================</w:t>
-        <w:br/>
-        <w:t>-- S2 - Milestone 7 - Materialized View</w:t>
-        <w:br/>
-        <w:t>-- Run order: 5</w:t>
-        <w:br/>
-        <w:t>-- =====================================================================</w:t>
-        <w:br/>
-        <w:t>-- Strategy: REFRESH FAST ON COMMIT + ENABLE QUERY REWRITE</w:t>
-        <w:br/>
-        <w:t>--   * FAST          -&gt; uses MV logs, applies only deltas (cheap)</w:t>
-        <w:br/>
-        <w:t>--   * ON COMMIT     -&gt; view is ALWAYS up-to-date, refreshed inside the</w:t>
-        <w:br/>
-        <w:t>--                      same transaction that modifies a base table</w:t>
-        <w:br/>
-        <w:t>--   * QUERY REWRITE -&gt; the original query is automatically rewritten</w:t>
-        <w:br/>
-        <w:t>--                      by Oracle to read from the MV. The explain plan</w:t>
-        <w:br/>
-        <w:t>--                      switches from a 4-table join + GROUP BY to a</w:t>
-        <w:br/>
-        <w:t>--                      single MV_REWRITE ACCESS FULL.</w:t>
-        <w:br/>
-        <w:t>--</w:t>
-        <w:br/>
-        <w:t>-- Pre-requisites:</w:t>
-        <w:br/>
-        <w:t>--   1. Materialized view logs exist  (run S2_OPT_mvlogs.sql first)</w:t>
-        <w:br/>
-        <w:t>--   2. Statistics gathered            (run S2_OPT_stats.sql)</w:t>
-        <w:br/>
-        <w:t>--   3. PROJECT has the privileges:</w:t>
-        <w:br/>
-        <w:t>--        GRANT CREATE MATERIALIZED VIEW TO PROJECT;</w:t>
-        <w:br/>
-        <w:t>--        GRANT QUERY REWRITE            TO PROJECT;</w:t>
-        <w:br/>
-        <w:t>--        GRANT ON COMMIT REFRESH        TO PROJECT;</w:t>
-        <w:br/>
-        <w:t>-- =====================================================================</w:t>
-        <w:br/>
-        <w:br/>
-        <w:t>DROP MATERIALIZED VIEW MV_S2_Festival_Programming;</w:t>
-        <w:br/>
-        <w:br/>
-        <w:t>CREATE MATERIALIZED VIEW MV_S2_Festival_Programming</w:t>
-        <w:br/>
-        <w:t xml:space="preserve">    BUILD IMMEDIATE</w:t>
-        <w:br/>
-        <w:t xml:space="preserve">    REFRESH FAST ON COMMIT</w:t>
-        <w:br/>
-        <w:t xml:space="preserve">    ENABLE QUERY REWRITE</w:t>
-        <w:br/>
-        <w:t>AS</w:t>
-        <w:br/>
-        <w:t>SELECT</w:t>
-        <w:br/>
-        <w:t xml:space="preserve">    f.Festival_ID,</w:t>
-        <w:br/>
-        <w:t xml:space="preserve">    f.Festival_Name,</w:t>
-        <w:br/>
-        <w:t xml:space="preserve">    COUNT(*)                                                            AS Performance_Count,</w:t>
-        <w:br/>
-        <w:t xml:space="preserve">    SUM((p.Performance_End_Time - p.Performance_Start_Time) * 24 * 60)  AS Total_Minutes,</w:t>
-        <w:br/>
-        <w:t xml:space="preserve">    COUNT((p.Performance_End_Time - p.Performance_Start_Time) * 24 * 60) AS Cnt_Minutes,</w:t>
-        <w:br/>
-        <w:t xml:space="preserve">    SUM(a.Artist_Price)                                                 AS Total_Artist_Spend,</w:t>
-        <w:br/>
-        <w:t xml:space="preserve">    COUNT(a.Artist_Price)                                               AS Cnt_Artist_Price</w:t>
-        <w:br/>
-        <w:t>FROM Performance p</w:t>
-        <w:br/>
-        <w:t>JOIN Stage    s ON s.Stage_ID    = p.Stage_ID</w:t>
-        <w:br/>
-        <w:t>JOIN Festival f ON f.Festival_ID = s.Festival_ID</w:t>
-        <w:br/>
-        <w:t>JOIN Artist   a ON a.Artist_ID   = p.Artist_ID</w:t>
-        <w:br/>
-        <w:t>GROUP BY f.Festival_ID, f.Festival_Name;</w:t>
-        <w:br/>
-        <w:br/>
-        <w:t>-- Verify the MV ended up in the intended state</w:t>
-        <w:br/>
-        <w:t>SELECT mview_name, refresh_method, refresh_mode, rewrite_enabled, compile_state, staleness</w:t>
-        <w:br/>
-        <w:t>FROM   user_mviews</w:t>
-        <w:br/>
-        <w:t>WHERE  mview_name = 'MV_S2_FESTIVAL_PROGRAMMING';</w:t>
-        <w:br/>
-      </w:r>
-    </w:p>
-    <w:p>
-      <w:r>
-        <w:t>Verificatie van de MV-status na creatie:</w:t>
-      </w:r>
-    </w:p>
-    <w:p>
-      <w:r>
+      <w:proofErr w:type="spellStart"/>
+      <w:r>
+        <w:rPr>
+          <w:rFonts w:ascii="Consolas" w:hAnsi="Consolas"/>
+          <w:sz w:val="18"/>
+        </w:rPr>
+        <w:t>Optimizer</w:t>
+      </w:r>
+      <w:proofErr w:type="spellEnd"/>
+      <w:r>
+        <w:rPr>
+          <w:rFonts w:ascii="Consolas" w:hAnsi="Consolas"/>
+          <w:sz w:val="18"/>
+        </w:rPr>
+        <w:t xml:space="preserve"> </w:t>
+      </w:r>
+      <w:proofErr w:type="spellStart"/>
+      <w:r>
+        <w:rPr>
+          <w:rFonts w:ascii="Consolas" w:hAnsi="Consolas"/>
+          <w:sz w:val="18"/>
+        </w:rPr>
+        <w:t>cost</w:t>
+      </w:r>
+      <w:proofErr w:type="spellEnd"/>
+      <w:r>
+        <w:rPr>
+          <w:rFonts w:ascii="Consolas" w:hAnsi="Consolas"/>
+          <w:sz w:val="18"/>
+        </w:rPr>
+        <w:t xml:space="preserve">      : 2860 -&gt;     2   (~1430x goedkoper)</w:t>
+      </w:r>
+      <w:r>
+        <w:rPr>
+          <w:rFonts w:ascii="Consolas" w:hAnsi="Consolas"/>
+          <w:sz w:val="18"/>
+        </w:rPr>
+        <w:br/>
+        <w:t>Wall-</w:t>
+      </w:r>
+      <w:proofErr w:type="spellStart"/>
+      <w:r>
+        <w:rPr>
+          <w:rFonts w:ascii="Consolas" w:hAnsi="Consolas"/>
+          <w:sz w:val="18"/>
+        </w:rPr>
+        <w:t>clock</w:t>
+      </w:r>
+      <w:proofErr w:type="spellEnd"/>
+      <w:r>
+        <w:rPr>
+          <w:rFonts w:ascii="Consolas" w:hAnsi="Consolas"/>
+          <w:sz w:val="18"/>
+        </w:rPr>
+        <w:t xml:space="preserve"> </w:t>
+      </w:r>
+      <w:proofErr w:type="spellStart"/>
+      <w:r>
+        <w:rPr>
+          <w:rFonts w:ascii="Consolas" w:hAnsi="Consolas"/>
+          <w:sz w:val="18"/>
+        </w:rPr>
+        <w:t>cold</w:t>
+      </w:r>
+      <w:proofErr w:type="spellEnd"/>
+      <w:r>
+        <w:rPr>
+          <w:rFonts w:ascii="Consolas" w:hAnsi="Consolas"/>
+          <w:sz w:val="18"/>
+        </w:rPr>
+        <w:t xml:space="preserve">     : 550 ms -&gt;  87 ms (~6x sneller)</w:t>
+      </w:r>
+      <w:r>
+        <w:rPr>
+          <w:rFonts w:ascii="Consolas" w:hAnsi="Consolas"/>
+          <w:sz w:val="18"/>
+        </w:rPr>
+        <w:br/>
+        <w:t>Wall-</w:t>
+      </w:r>
+      <w:proofErr w:type="spellStart"/>
+      <w:r>
+        <w:rPr>
+          <w:rFonts w:ascii="Consolas" w:hAnsi="Consolas"/>
+          <w:sz w:val="18"/>
+        </w:rPr>
+        <w:t>clock</w:t>
+      </w:r>
+      <w:proofErr w:type="spellEnd"/>
+      <w:r>
+        <w:rPr>
+          <w:rFonts w:ascii="Consolas" w:hAnsi="Consolas"/>
+          <w:sz w:val="18"/>
+        </w:rPr>
+        <w:t xml:space="preserve"> </w:t>
+      </w:r>
+      <w:r>
+        <w:rPr>
+          <w:rFonts w:ascii="Consolas" w:hAnsi="Consolas"/>
+          <w:sz w:val="18"/>
+        </w:rPr>
+        <w:t xml:space="preserve">hot </w:t>
+      </w:r>
+      <w:r>
+        <w:rPr>
+          <w:rFonts w:ascii="Consolas" w:hAnsi="Consolas"/>
+          <w:sz w:val="18"/>
+        </w:rPr>
+        <w:t xml:space="preserve">     : 105 ms -&gt;  26 ms (~4x sneller)</w:t>
+      </w:r>
+      <w:r>
+        <w:rPr>
+          <w:rFonts w:ascii="Consolas" w:hAnsi="Consolas"/>
+          <w:sz w:val="18"/>
+        </w:rPr>
+        <w:br/>
+      </w:r>
+      <w:proofErr w:type="spellStart"/>
+      <w:r>
+        <w:rPr>
+          <w:rFonts w:ascii="Consolas" w:hAnsi="Consolas"/>
+          <w:sz w:val="18"/>
+        </w:rPr>
+        <w:t>Resultatenset</w:t>
+      </w:r>
+      <w:proofErr w:type="spellEnd"/>
+      <w:r>
+        <w:rPr>
+          <w:rFonts w:ascii="Consolas" w:hAnsi="Consolas"/>
+          <w:sz w:val="18"/>
+        </w:rPr>
+        <w:t xml:space="preserve">       : 310 rijen (ongewijzigd)</w:t>
+      </w:r>
+    </w:p>
+    <w:p>
+      <w:pPr>
+        <w:pStyle w:val="Heading2"/>
+      </w:pPr>
+      <w:r>
+        <w:lastRenderedPageBreak/>
+        <w:t>Negatieve gevolgen</w:t>
+      </w:r>
+    </w:p>
+    <w:p>
+      <w:pPr>
+        <w:pStyle w:val="Heading3"/>
+      </w:pPr>
+      <w:r>
+        <w:t>1. Opslag-overhead</w:t>
+      </w:r>
+    </w:p>
+    <w:p>
+      <w:r>
+        <w:t xml:space="preserve">De MV en de vier MV-logs nemen extra disk-ruimte in. Bij creatie is dit minimaal (de MV zelf is 0.063 MB; MV-logs zijn nog niet </w:t>
+      </w:r>
+      <w:proofErr w:type="spellStart"/>
+      <w:r>
+        <w:t>geallocateerd</w:t>
+      </w:r>
+      <w:proofErr w:type="spellEnd"/>
+      <w:r>
+        <w:t xml:space="preserve"> omdat Oracle </w:t>
+      </w:r>
+      <w:proofErr w:type="spellStart"/>
+      <w:r>
+        <w:t>deferred</w:t>
+      </w:r>
+      <w:proofErr w:type="spellEnd"/>
+      <w:r>
+        <w:t xml:space="preserve"> segment </w:t>
+      </w:r>
+      <w:proofErr w:type="spellStart"/>
+      <w:r>
+        <w:t>creation</w:t>
+      </w:r>
+      <w:proofErr w:type="spellEnd"/>
+      <w:r>
+        <w:t xml:space="preserve"> gebruikt). Naarmate DML op de bron-tabellen plaatsvindt, groeien de logs proportioneel met het aantal wijzigingen.</w:t>
+      </w:r>
+    </w:p>
+    <w:p>
+      <w:r>
+        <w:rPr>
+          <w:noProof/>
+        </w:rPr>
         <w:drawing>
-          <wp:inline xmlns:a="http://schemas.openxmlformats.org/drawingml/2006/main" xmlns:pic="http://schemas.openxmlformats.org/drawingml/2006/picture">
-            <wp:extent cx="5943600" cy="292045"/>
-            <wp:docPr id="5" name="Picture 5"/>
+          <wp:inline distT="0" distB="0" distL="0" distR="0" wp14:anchorId="2FCFC7D7" wp14:editId="51324916">
+            <wp:extent cx="4572000" cy="395964"/>
+            <wp:effectExtent l="0" t="0" r="0" b="0"/>
+            <wp:docPr id="7" name="Picture 7"/>
             <wp:cNvGraphicFramePr>
-              <a:graphicFrameLocks noChangeAspect="1"/>
+              <a:graphicFrameLocks xmlns:a="http://schemas.openxmlformats.org/drawingml/2006/main" noChangeAspect="1"/>
             </wp:cNvGraphicFramePr>
-            <a:graphic>
+            <a:graphic xmlns:a="http://schemas.openxmlformats.org/drawingml/2006/main">
               <a:graphicData uri="http://schemas.openxmlformats.org/drawingml/2006/picture">
-                <pic:pic>
+                <pic:pic xmlns:pic="http://schemas.openxmlformats.org/drawingml/2006/picture">
                   <pic:nvPicPr>
-                    <pic:cNvPr id="0" name="img_5.png"/>
+                    <pic:cNvPr id="0" name="img_2.png"/>
                     <pic:cNvPicPr/>
                   </pic:nvPicPr>
                   <pic:blipFill>
@@ -680,9 +2984,11 @@
                   <pic:spPr>
                     <a:xfrm>
                       <a:off x="0" y="0"/>
-                      <a:ext cx="5943600" cy="292045"/>
+                      <a:ext cx="4572000" cy="395964"/>
                     </a:xfrm>
-                    <a:prstGeom prst="rect"/>
+                    <a:prstGeom prst="rect">
+                      <a:avLst/>
+                    </a:prstGeom>
                   </pic:spPr>
                 </pic:pic>
               </a:graphicData>
@@ -692,37 +2998,73 @@
       </w:r>
     </w:p>
     <w:p>
-      <w:r>
-        <w:t>FAST | COMMIT | Y | VALID | FRESH — de gewenste configuratie.</w:t>
-      </w:r>
-    </w:p>
-    <w:p>
       <w:pPr>
         <w:pStyle w:val="Heading3"/>
       </w:pPr>
       <w:r>
-        <w:t>Explain plan NA optimalisatie</w:t>
-      </w:r>
-    </w:p>
-    <w:p>
-      <w:r>
-        <w:t>Dezelfde query, ongewijzigd, wordt nu door query rewrite getransformeerd tot één enkele MAT_VIEW REWRITE ACCESS FULL op MV_S2_FESTIVAL_PROGRAMMING. De vier full table scans en drie hash joins zijn verdwenen.</w:t>
-      </w:r>
-    </w:p>
-    <w:p>
-      <w:r>
+        <w:t>2. DML-</w:t>
+      </w:r>
+      <w:proofErr w:type="spellStart"/>
+      <w:r>
+        <w:t>cost</w:t>
+      </w:r>
+      <w:proofErr w:type="spellEnd"/>
+      <w:r>
+        <w:t xml:space="preserve"> (tragere </w:t>
+      </w:r>
+      <w:proofErr w:type="spellStart"/>
+      <w:r>
+        <w:t>inserts</w:t>
+      </w:r>
+      <w:proofErr w:type="spellEnd"/>
+      <w:r>
+        <w:t>)</w:t>
+      </w:r>
+    </w:p>
+    <w:p>
+      <w:r>
+        <w:t xml:space="preserve">Onder REFRESH FAST ON COMMIT betaalt elke transactie die een bron-tabel wijzigt een extra prijs: de MV-log moet bijgewerkt worden én de incrementele </w:t>
+      </w:r>
+      <w:proofErr w:type="spellStart"/>
+      <w:r>
+        <w:t>refresh</w:t>
+      </w:r>
+      <w:proofErr w:type="spellEnd"/>
+      <w:r>
+        <w:t xml:space="preserve"> moet binnen de </w:t>
+      </w:r>
+      <w:proofErr w:type="spellStart"/>
+      <w:r>
+        <w:t>commit</w:t>
+      </w:r>
+      <w:proofErr w:type="spellEnd"/>
+      <w:r>
+        <w:t xml:space="preserve"> lopen.</w:t>
+      </w:r>
+    </w:p>
+    <w:p>
+      <w:r>
+        <w:t>1000 rijen invoegen + COMMIT mét MV actief:</w:t>
+      </w:r>
+    </w:p>
+    <w:p>
+      <w:r>
+        <w:rPr>
+          <w:noProof/>
+        </w:rPr>
         <w:drawing>
-          <wp:inline xmlns:a="http://schemas.openxmlformats.org/drawingml/2006/main" xmlns:pic="http://schemas.openxmlformats.org/drawingml/2006/picture">
-            <wp:extent cx="5943600" cy="1596736"/>
-            <wp:docPr id="6" name="Picture 6"/>
+          <wp:inline distT="0" distB="0" distL="0" distR="0" wp14:anchorId="112AC3DC" wp14:editId="30A893DB">
+            <wp:extent cx="5943600" cy="3109490"/>
+            <wp:effectExtent l="0" t="0" r="0" b="0"/>
+            <wp:docPr id="8" name="Picture 8"/>
             <wp:cNvGraphicFramePr>
-              <a:graphicFrameLocks noChangeAspect="1"/>
+              <a:graphicFrameLocks xmlns:a="http://schemas.openxmlformats.org/drawingml/2006/main" noChangeAspect="1"/>
             </wp:cNvGraphicFramePr>
-            <a:graphic>
+            <a:graphic xmlns:a="http://schemas.openxmlformats.org/drawingml/2006/main">
               <a:graphicData uri="http://schemas.openxmlformats.org/drawingml/2006/picture">
-                <pic:pic>
+                <pic:pic xmlns:pic="http://schemas.openxmlformats.org/drawingml/2006/picture">
                   <pic:nvPicPr>
-                    <pic:cNvPr id="0" name="img_6.png"/>
+                    <pic:cNvPr id="0" name="img_7.png"/>
                     <pic:cNvPicPr/>
                   </pic:nvPicPr>
                   <pic:blipFill>
@@ -734,9 +3076,11 @@
                   <pic:spPr>
                     <a:xfrm>
                       <a:off x="0" y="0"/>
-                      <a:ext cx="5943600" cy="1596736"/>
+                      <a:ext cx="5943600" cy="3109490"/>
                     </a:xfrm>
-                    <a:prstGeom prst="rect"/>
+                    <a:prstGeom prst="rect">
+                      <a:avLst/>
+                    </a:prstGeom>
                   </pic:spPr>
                 </pic:pic>
               </a:graphicData>
@@ -746,66 +3090,45 @@
       </w:r>
     </w:p>
     <w:p>
-      <w:pPr>
-        <w:pStyle w:val="Heading3"/>
-      </w:pPr>
-      <w:r>
-        <w:t>Vergelijking vóór/na</w:t>
-      </w:r>
-    </w:p>
-    <w:p>
-      <w:pPr>
-        <w:ind w:left="288"/>
-      </w:pPr>
-      <w:r>
-        <w:rPr>
-          <w:rFonts w:ascii="Consolas" w:hAnsi="Consolas"/>
-          <w:sz w:val="18"/>
-        </w:rPr>
-        <w:t>Optimizer cost      : 2860 -&gt;     2   (~1430x goedkoper)</w:t>
-        <w:br/>
-        <w:t>Wall-clock cold     : 550 ms -&gt;  87 ms (~6x sneller)</w:t>
-        <w:br/>
-        <w:t>Wall-clock warm     : 105 ms -&gt;  26 ms (~4x sneller)</w:t>
-        <w:br/>
-        <w:t>Resultatenset       : 310 rijen (ongewijzigd)</w:t>
-      </w:r>
-    </w:p>
-    <w:p>
-      <w:pPr>
-        <w:pStyle w:val="Heading2"/>
-      </w:pPr>
-      <w:r>
-        <w:t>Negatieve gevolgen</w:t>
-      </w:r>
-    </w:p>
-    <w:p>
-      <w:pPr>
-        <w:pStyle w:val="Heading3"/>
-      </w:pPr>
-      <w:r>
-        <w:t>1. Opslag-overhead</w:t>
-      </w:r>
-    </w:p>
-    <w:p>
-      <w:r>
-        <w:t>De MV en de vier MV-logs nemen extra disk-ruimte in. Bij creatie is dit minimaal (de MV zelf is 0.063 MB; MV-logs zijn nog niet geallocateerd omdat Oracle deferred segment creation gebruikt). Naarmate DML op de bron-tabellen plaatsvindt, groeien de logs proportioneel met het aantal wijzigingen.</w:t>
-      </w:r>
-    </w:p>
-    <w:p>
-      <w:r>
+      <w:r>
+        <w:t xml:space="preserve">Dezelfde </w:t>
+      </w:r>
+      <w:proofErr w:type="spellStart"/>
+      <w:r>
+        <w:t>insert</w:t>
+      </w:r>
+      <w:proofErr w:type="spellEnd"/>
+      <w:r>
+        <w:t xml:space="preserve"> + </w:t>
+      </w:r>
+      <w:proofErr w:type="spellStart"/>
+      <w:r>
+        <w:t>commit</w:t>
+      </w:r>
+      <w:proofErr w:type="spellEnd"/>
+      <w:r>
+        <w:t xml:space="preserve"> zonder MV (MV tijdelijk gedropt):</w:t>
+      </w:r>
+    </w:p>
+    <w:p>
+      <w:r>
+        <w:rPr>
+          <w:noProof/>
+        </w:rPr>
+        <w:lastRenderedPageBreak/>
         <w:drawing>
-          <wp:inline xmlns:a="http://schemas.openxmlformats.org/drawingml/2006/main" xmlns:pic="http://schemas.openxmlformats.org/drawingml/2006/picture">
-            <wp:extent cx="4572000" cy="395964"/>
-            <wp:docPr id="7" name="Picture 7"/>
+          <wp:inline distT="0" distB="0" distL="0" distR="0" wp14:anchorId="4E3D1698" wp14:editId="18989D7D">
+            <wp:extent cx="5943600" cy="3200701"/>
+            <wp:effectExtent l="0" t="0" r="0" b="0"/>
+            <wp:docPr id="9" name="Picture 9"/>
             <wp:cNvGraphicFramePr>
-              <a:graphicFrameLocks noChangeAspect="1"/>
+              <a:graphicFrameLocks xmlns:a="http://schemas.openxmlformats.org/drawingml/2006/main" noChangeAspect="1"/>
             </wp:cNvGraphicFramePr>
-            <a:graphic>
+            <a:graphic xmlns:a="http://schemas.openxmlformats.org/drawingml/2006/main">
               <a:graphicData uri="http://schemas.openxmlformats.org/drawingml/2006/picture">
-                <pic:pic>
+                <pic:pic xmlns:pic="http://schemas.openxmlformats.org/drawingml/2006/picture">
                   <pic:nvPicPr>
-                    <pic:cNvPr id="0" name="img_2.png"/>
+                    <pic:cNvPr id="0" name="img_8.png"/>
                     <pic:cNvPicPr/>
                   </pic:nvPicPr>
                   <pic:blipFill>
@@ -817,9 +3140,11 @@
                   <pic:spPr>
                     <a:xfrm>
                       <a:off x="0" y="0"/>
-                      <a:ext cx="4572000" cy="395964"/>
+                      <a:ext cx="5943600" cy="3200701"/>
                     </a:xfrm>
-                    <a:prstGeom prst="rect"/>
+                    <a:prstGeom prst="rect">
+                      <a:avLst/>
+                    </a:prstGeom>
                   </pic:spPr>
                 </pic:pic>
               </a:graphicData>
@@ -830,36 +3155,164 @@
     </w:p>
     <w:p>
       <w:pPr>
+        <w:ind w:left="288"/>
+      </w:pPr>
+      <w:r>
+        <w:rPr>
+          <w:rFonts w:ascii="Consolas" w:hAnsi="Consolas"/>
+          <w:sz w:val="18"/>
+        </w:rPr>
+        <w:t>Met    MV : 0.4</w:t>
+      </w:r>
+      <w:r>
+        <w:rPr>
+          <w:rFonts w:ascii="Consolas" w:hAnsi="Consolas"/>
+          <w:sz w:val="18"/>
+        </w:rPr>
+        <w:t>38</w:t>
+      </w:r>
+      <w:r>
+        <w:rPr>
+          <w:rFonts w:ascii="Consolas" w:hAnsi="Consolas"/>
+          <w:sz w:val="18"/>
+        </w:rPr>
+        <w:t xml:space="preserve"> seconden</w:t>
+      </w:r>
+      <w:r>
+        <w:rPr>
+          <w:rFonts w:ascii="Consolas" w:hAnsi="Consolas"/>
+          <w:sz w:val="18"/>
+        </w:rPr>
+        <w:br/>
+        <w:t>Zonder MV : 0.150 seconden</w:t>
+      </w:r>
+      <w:r>
+        <w:rPr>
+          <w:rFonts w:ascii="Consolas" w:hAnsi="Consolas"/>
+          <w:sz w:val="18"/>
+        </w:rPr>
+        <w:br/>
+        <w:t>Overhead  : ~</w:t>
+      </w:r>
+      <w:r>
+        <w:rPr>
+          <w:rFonts w:ascii="Consolas" w:hAnsi="Consolas"/>
+          <w:sz w:val="18"/>
+        </w:rPr>
+        <w:t>3</w:t>
+      </w:r>
+      <w:r>
+        <w:rPr>
+          <w:rFonts w:ascii="Consolas" w:hAnsi="Consolas"/>
+          <w:sz w:val="18"/>
+        </w:rPr>
+        <w:t xml:space="preserve">x trager voor </w:t>
+      </w:r>
+      <w:proofErr w:type="spellStart"/>
+      <w:r>
+        <w:rPr>
+          <w:rFonts w:ascii="Consolas" w:hAnsi="Consolas"/>
+          <w:sz w:val="18"/>
+        </w:rPr>
+        <w:t>write</w:t>
+      </w:r>
+      <w:proofErr w:type="spellEnd"/>
+      <w:r>
+        <w:rPr>
+          <w:rFonts w:ascii="Consolas" w:hAnsi="Consolas"/>
+          <w:sz w:val="18"/>
+        </w:rPr>
+        <w:t>-zware werkbelasting</w:t>
+      </w:r>
+    </w:p>
+    <w:p>
+      <w:pPr>
         <w:pStyle w:val="Heading3"/>
       </w:pPr>
       <w:r>
-        <w:t>2. DML-cost (tragere inserts)</w:t>
-      </w:r>
-    </w:p>
-    <w:p>
-      <w:r>
-        <w:t>Onder REFRESH FAST ON COMMIT betaalt elke transactie die een bron-tabel wijzigt een extra prijs: de MV-log moet bijgewerkt worden én de incrementele refresh moet binnen de commit lopen.</w:t>
-      </w:r>
-    </w:p>
-    <w:p>
-      <w:r>
-        <w:t>1000 rijen invoegen + COMMIT mét MV actief:</w:t>
-      </w:r>
-    </w:p>
-    <w:p>
-      <w:r>
+        <w:t xml:space="preserve">3. </w:t>
+      </w:r>
+      <w:proofErr w:type="spellStart"/>
+      <w:r>
+        <w:t>Staleness</w:t>
+      </w:r>
+      <w:proofErr w:type="spellEnd"/>
+      <w:r>
+        <w:t xml:space="preserve"> wanneer de auto-</w:t>
+      </w:r>
+      <w:proofErr w:type="spellStart"/>
+      <w:r>
+        <w:t>refresh</w:t>
+      </w:r>
+      <w:proofErr w:type="spellEnd"/>
+      <w:r>
+        <w:t xml:space="preserve"> uitgeschakeld is</w:t>
+      </w:r>
+    </w:p>
+    <w:p>
+      <w:r>
+        <w:t>Om aan te tonen wat REFRESH FAST ON COMMIT achter de schermen doet, schakel ik de MV tijdelijk over naar REFRESH FAST ON DEMAND. Daarna volg ik één specifiek festival (</w:t>
+      </w:r>
+      <w:proofErr w:type="spellStart"/>
+      <w:r>
+        <w:t>Festival_ID</w:t>
+      </w:r>
+      <w:proofErr w:type="spellEnd"/>
+      <w:r>
+        <w:t xml:space="preserve"> = 1) door de hele cyclus.</w:t>
+      </w:r>
+    </w:p>
+    <w:p>
+      <w:r>
+        <w:t>A</w:t>
+      </w:r>
+      <w:r>
+        <w:t>:</w:t>
+      </w:r>
+      <w:r>
+        <w:t xml:space="preserve"> </w:t>
+      </w:r>
+      <w:r>
+        <w:t>s</w:t>
+      </w:r>
+      <w:r>
+        <w:t xml:space="preserve">napshot vóór de </w:t>
+      </w:r>
+      <w:proofErr w:type="spellStart"/>
+      <w:r>
+        <w:t>probe-insert</w:t>
+      </w:r>
+      <w:proofErr w:type="spellEnd"/>
+      <w:r>
+        <w:t xml:space="preserve"> (</w:t>
+      </w:r>
+      <w:proofErr w:type="spellStart"/>
+      <w:r>
+        <w:t>Performance_Count</w:t>
+      </w:r>
+      <w:proofErr w:type="spellEnd"/>
+      <w:r>
+        <w:t xml:space="preserve"> = 1924):</w:t>
+      </w:r>
+    </w:p>
+    <w:p>
+      <w:r>
+        <w:rPr>
+          <w:noProof/>
+        </w:rPr>
         <w:drawing>
-          <wp:inline xmlns:a="http://schemas.openxmlformats.org/drawingml/2006/main" xmlns:pic="http://schemas.openxmlformats.org/drawingml/2006/picture">
-            <wp:extent cx="5943600" cy="3109490"/>
-            <wp:docPr id="8" name="Picture 8"/>
+          <wp:inline distT="0" distB="0" distL="0" distR="0" wp14:anchorId="31DE76D7" wp14:editId="3E81D2F3">
+            <wp:extent cx="5943600" cy="661540"/>
+            <wp:effectExtent l="0" t="0" r="0" b="0"/>
+            <wp:docPr id="10" name="Picture 10"/>
             <wp:cNvGraphicFramePr>
-              <a:graphicFrameLocks noChangeAspect="1"/>
+              <a:graphicFrameLocks xmlns:a="http://schemas.openxmlformats.org/drawingml/2006/main" noChangeAspect="1"/>
             </wp:cNvGraphicFramePr>
-            <a:graphic>
+            <a:graphic xmlns:a="http://schemas.openxmlformats.org/drawingml/2006/main">
               <a:graphicData uri="http://schemas.openxmlformats.org/drawingml/2006/picture">
-                <pic:pic>
+                <pic:pic xmlns:pic="http://schemas.openxmlformats.org/drawingml/2006/picture">
                   <pic:nvPicPr>
-                    <pic:cNvPr id="0" name="img_7.png"/>
+                    <pic:cNvPr id="0" name="img_9.png"/>
                     <pic:cNvPicPr/>
                   </pic:nvPicPr>
                   <pic:blipFill>
@@ -871,9 +3324,11 @@
                   <pic:spPr>
                     <a:xfrm>
                       <a:off x="0" y="0"/>
-                      <a:ext cx="5943600" cy="3109490"/>
+                      <a:ext cx="5943600" cy="661540"/>
                     </a:xfrm>
-                    <a:prstGeom prst="rect"/>
+                    <a:prstGeom prst="rect">
+                      <a:avLst/>
+                    </a:prstGeom>
                   </pic:spPr>
                 </pic:pic>
               </a:graphicData>
@@ -884,23 +3339,57 @@
     </w:p>
     <w:p>
       <w:r>
-        <w:t>Dezelfde insert + commit zonder MV (MV tijdelijk gedropt):</w:t>
-      </w:r>
-    </w:p>
-    <w:p>
-      <w:r>
+        <w:t>B</w:t>
+      </w:r>
+      <w:r>
+        <w:t xml:space="preserve">: </w:t>
+      </w:r>
+      <w:r>
+        <w:t xml:space="preserve">Na een </w:t>
+      </w:r>
+      <w:proofErr w:type="spellStart"/>
+      <w:r>
+        <w:t>probe-insert</w:t>
+      </w:r>
+      <w:proofErr w:type="spellEnd"/>
+      <w:r>
+        <w:t xml:space="preserve"> + COMMIT is de MV </w:t>
+      </w:r>
+      <w:proofErr w:type="spellStart"/>
+      <w:r>
+        <w:t>stale</w:t>
+      </w:r>
+      <w:proofErr w:type="spellEnd"/>
+      <w:r>
+        <w:t xml:space="preserve"> (</w:t>
+      </w:r>
+      <w:proofErr w:type="spellStart"/>
+      <w:r>
+        <w:t>staleness</w:t>
+      </w:r>
+      <w:proofErr w:type="spellEnd"/>
+      <w:r>
+        <w:t xml:space="preserve"> = NEEDS_COMPILE):</w:t>
+      </w:r>
+    </w:p>
+    <w:p>
+      <w:r>
+        <w:rPr>
+          <w:noProof/>
+        </w:rPr>
         <w:drawing>
-          <wp:inline xmlns:a="http://schemas.openxmlformats.org/drawingml/2006/main" xmlns:pic="http://schemas.openxmlformats.org/drawingml/2006/picture">
-            <wp:extent cx="5943600" cy="3200701"/>
-            <wp:docPr id="9" name="Picture 9"/>
+          <wp:inline distT="0" distB="0" distL="0" distR="0" wp14:anchorId="15867AA3" wp14:editId="631B8831">
+            <wp:extent cx="5943600" cy="541708"/>
+            <wp:effectExtent l="0" t="0" r="0" b="0"/>
+            <wp:docPr id="11" name="Picture 11"/>
             <wp:cNvGraphicFramePr>
-              <a:graphicFrameLocks noChangeAspect="1"/>
+              <a:graphicFrameLocks xmlns:a="http://schemas.openxmlformats.org/drawingml/2006/main" noChangeAspect="1"/>
             </wp:cNvGraphicFramePr>
-            <a:graphic>
+            <a:graphic xmlns:a="http://schemas.openxmlformats.org/drawingml/2006/main">
               <a:graphicData uri="http://schemas.openxmlformats.org/drawingml/2006/picture">
-                <pic:pic>
+                <pic:pic xmlns:pic="http://schemas.openxmlformats.org/drawingml/2006/picture">
                   <pic:nvPicPr>
-                    <pic:cNvPr id="0" name="img_8.png"/>
+                    <pic:cNvPr id="0" name="img_10.png"/>
                     <pic:cNvPicPr/>
                   </pic:nvPicPr>
                   <pic:blipFill>
@@ -912,9 +3401,11 @@
                   <pic:spPr>
                     <a:xfrm>
                       <a:off x="0" y="0"/>
-                      <a:ext cx="5943600" cy="3200701"/>
+                      <a:ext cx="5943600" cy="541708"/>
                     </a:xfrm>
-                    <a:prstGeom prst="rect"/>
+                    <a:prstGeom prst="rect">
+                      <a:avLst/>
+                    </a:prstGeom>
                   </pic:spPr>
                 </pic:pic>
               </a:graphicData>
@@ -924,53 +3415,34 @@
       </w:r>
     </w:p>
     <w:p>
-      <w:pPr>
-        <w:ind w:left="288"/>
-      </w:pPr>
-      <w:r>
-        <w:rPr>
-          <w:rFonts w:ascii="Consolas" w:hAnsi="Consolas"/>
-          <w:sz w:val="18"/>
-        </w:rPr>
-        <w:t>Met    MV : 0.407 seconden</w:t>
-        <w:br/>
-        <w:t>Zonder MV : 0.150 seconden</w:t>
-        <w:br/>
-        <w:t>Overhead  : ~2.7x trager voor write-zware werkbelasting</w:t>
-      </w:r>
-    </w:p>
-    <w:p>
-      <w:pPr>
-        <w:pStyle w:val="Heading3"/>
-      </w:pPr>
-      <w:r>
-        <w:t>3. Staleness wanneer de auto-refresh uitgeschakeld is</w:t>
-      </w:r>
-    </w:p>
-    <w:p>
-      <w:r>
-        <w:t>Om aan te tonen wat REFRESH FAST ON COMMIT achter de schermen doet, schakel ik de MV tijdelijk over naar REFRESH FAST ON DEMAND. Daarna volg ik één specifiek festival (Festival_ID = 1) door de hele cyclus.</w:t>
-      </w:r>
-    </w:p>
-    <w:p>
-      <w:r>
-        <w:t>A — Snapshot vóór de probe-insert (Performance_Count = 1924):</w:t>
-      </w:r>
-    </w:p>
-    <w:p>
-      <w:r>
+      <w:r>
+        <w:t>C</w:t>
+      </w:r>
+      <w:r>
+        <w:t>:</w:t>
+      </w:r>
+      <w:r>
+        <w:t xml:space="preserve"> Dezelfde SELECT levert nog altijd het oude aggregaat (1924), ondanks de extra rij in de bron-tabel:</w:t>
+      </w:r>
+    </w:p>
+    <w:p>
+      <w:r>
+        <w:rPr>
+          <w:noProof/>
+        </w:rPr>
         <w:drawing>
-          <wp:inline xmlns:a="http://schemas.openxmlformats.org/drawingml/2006/main" xmlns:pic="http://schemas.openxmlformats.org/drawingml/2006/picture">
-            <wp:extent cx="5943600" cy="661540"/>
-            <wp:docPr id="10" name="Picture 10"/>
+          <wp:inline distT="0" distB="0" distL="0" distR="0" wp14:anchorId="3244BCDB" wp14:editId="120DFD78">
+            <wp:extent cx="5943600" cy="585394"/>
+            <wp:effectExtent l="0" t="0" r="0" b="0"/>
+            <wp:docPr id="12" name="Picture 12"/>
             <wp:cNvGraphicFramePr>
-              <a:graphicFrameLocks noChangeAspect="1"/>
+              <a:graphicFrameLocks xmlns:a="http://schemas.openxmlformats.org/drawingml/2006/main" noChangeAspect="1"/>
             </wp:cNvGraphicFramePr>
-            <a:graphic>
+            <a:graphic xmlns:a="http://schemas.openxmlformats.org/drawingml/2006/main">
               <a:graphicData uri="http://schemas.openxmlformats.org/drawingml/2006/picture">
-                <pic:pic>
+                <pic:pic xmlns:pic="http://schemas.openxmlformats.org/drawingml/2006/picture">
                   <pic:nvPicPr>
-                    <pic:cNvPr id="0" name="img_9.png"/>
+                    <pic:cNvPr id="0" name="img_11.png"/>
                     <pic:cNvPicPr/>
                   </pic:nvPicPr>
                   <pic:blipFill>
@@ -982,9 +3454,11 @@
                   <pic:spPr>
                     <a:xfrm>
                       <a:off x="0" y="0"/>
-                      <a:ext cx="5943600" cy="661540"/>
+                      <a:ext cx="5943600" cy="585394"/>
                     </a:xfrm>
-                    <a:prstGeom prst="rect"/>
+                    <a:prstGeom prst="rect">
+                      <a:avLst/>
+                    </a:prstGeom>
                   </pic:spPr>
                 </pic:pic>
               </a:graphicData>
@@ -995,23 +3469,42 @@
     </w:p>
     <w:p>
       <w:r>
-        <w:t>B — Na een probe-insert + COMMIT is de MV stale (staleness = NEEDS_COMPILE):</w:t>
-      </w:r>
-    </w:p>
-    <w:p>
-      <w:r>
+        <w:t>D</w:t>
+      </w:r>
+      <w:r>
+        <w:t>:</w:t>
+      </w:r>
+      <w:r>
+        <w:t xml:space="preserve"> Na een manuele DBMS_MVIEW.REFRESH consumeert Oracle de MV-log entries en wordt </w:t>
+      </w:r>
+      <w:proofErr w:type="spellStart"/>
+      <w:r>
+        <w:t>Performance_Count</w:t>
+      </w:r>
+      <w:proofErr w:type="spellEnd"/>
+      <w:r>
+        <w:t xml:space="preserve"> 1925 (oude waarde + 1):</w:t>
+      </w:r>
+    </w:p>
+    <w:p>
+      <w:r>
+        <w:rPr>
+          <w:noProof/>
+        </w:rPr>
+        <w:lastRenderedPageBreak/>
         <w:drawing>
-          <wp:inline xmlns:a="http://schemas.openxmlformats.org/drawingml/2006/main" xmlns:pic="http://schemas.openxmlformats.org/drawingml/2006/picture">
-            <wp:extent cx="5943600" cy="541708"/>
-            <wp:docPr id="11" name="Picture 11"/>
+          <wp:inline distT="0" distB="0" distL="0" distR="0" wp14:anchorId="3DC1AB40" wp14:editId="49D39B1A">
+            <wp:extent cx="5943600" cy="546478"/>
+            <wp:effectExtent l="0" t="0" r="0" b="0"/>
+            <wp:docPr id="13" name="Picture 13"/>
             <wp:cNvGraphicFramePr>
-              <a:graphicFrameLocks noChangeAspect="1"/>
+              <a:graphicFrameLocks xmlns:a="http://schemas.openxmlformats.org/drawingml/2006/main" noChangeAspect="1"/>
             </wp:cNvGraphicFramePr>
-            <a:graphic>
+            <a:graphic xmlns:a="http://schemas.openxmlformats.org/drawingml/2006/main">
               <a:graphicData uri="http://schemas.openxmlformats.org/drawingml/2006/picture">
-                <pic:pic>
+                <pic:pic xmlns:pic="http://schemas.openxmlformats.org/drawingml/2006/picture">
                   <pic:nvPicPr>
-                    <pic:cNvPr id="0" name="img_10.png"/>
+                    <pic:cNvPr id="0" name="img_13.png"/>
                     <pic:cNvPicPr/>
                   </pic:nvPicPr>
                   <pic:blipFill>
@@ -1023,9 +3516,11 @@
                   <pic:spPr>
                     <a:xfrm>
                       <a:off x="0" y="0"/>
-                      <a:ext cx="5943600" cy="541708"/>
+                      <a:ext cx="5943600" cy="546478"/>
                     </a:xfrm>
-                    <a:prstGeom prst="rect"/>
+                    <a:prstGeom prst="rect">
+                      <a:avLst/>
+                    </a:prstGeom>
                   </pic:spPr>
                 </pic:pic>
               </a:graphicData>
@@ -1036,23 +3531,41 @@
     </w:p>
     <w:p>
       <w:r>
-        <w:t>C — Dezelfde SELECT levert nog altijd het oude aggregaat (1924), ondanks de extra rij in de bron-tabel:</w:t>
-      </w:r>
-    </w:p>
-    <w:p>
-      <w:r>
+        <w:t>E</w:t>
+      </w:r>
+      <w:r>
+        <w:t>:</w:t>
+      </w:r>
+      <w:r>
+        <w:t xml:space="preserve"> De MV staat opnieuw op </w:t>
+      </w:r>
+      <w:proofErr w:type="spellStart"/>
+      <w:r>
+        <w:t>staleness</w:t>
+      </w:r>
+      <w:proofErr w:type="spellEnd"/>
+      <w:r>
+        <w:t xml:space="preserve"> = FRESH:</w:t>
+      </w:r>
+    </w:p>
+    <w:p>
+      <w:r>
+        <w:rPr>
+          <w:noProof/>
+        </w:rPr>
         <w:drawing>
-          <wp:inline xmlns:a="http://schemas.openxmlformats.org/drawingml/2006/main" xmlns:pic="http://schemas.openxmlformats.org/drawingml/2006/picture">
-            <wp:extent cx="5943600" cy="585394"/>
-            <wp:docPr id="12" name="Picture 12"/>
+          <wp:inline distT="0" distB="0" distL="0" distR="0" wp14:anchorId="55F22104" wp14:editId="44E977DC">
+            <wp:extent cx="5943600" cy="446277"/>
+            <wp:effectExtent l="0" t="0" r="0" b="0"/>
+            <wp:docPr id="14" name="Picture 14"/>
             <wp:cNvGraphicFramePr>
-              <a:graphicFrameLocks noChangeAspect="1"/>
+              <a:graphicFrameLocks xmlns:a="http://schemas.openxmlformats.org/drawingml/2006/main" noChangeAspect="1"/>
             </wp:cNvGraphicFramePr>
-            <a:graphic>
+            <a:graphic xmlns:a="http://schemas.openxmlformats.org/drawingml/2006/main">
               <a:graphicData uri="http://schemas.openxmlformats.org/drawingml/2006/picture">
-                <pic:pic>
+                <pic:pic xmlns:pic="http://schemas.openxmlformats.org/drawingml/2006/picture">
                   <pic:nvPicPr>
-                    <pic:cNvPr id="0" name="img_11.png"/>
+                    <pic:cNvPr id="0" name="img_12.png"/>
                     <pic:cNvPicPr/>
                   </pic:nvPicPr>
                   <pic:blipFill>
@@ -1064,9 +3577,11 @@
                   <pic:spPr>
                     <a:xfrm>
                       <a:off x="0" y="0"/>
-                      <a:ext cx="5943600" cy="585394"/>
+                      <a:ext cx="5943600" cy="446277"/>
                     </a:xfrm>
-                    <a:prstGeom prst="rect"/>
+                    <a:prstGeom prst="rect">
+                      <a:avLst/>
+                    </a:prstGeom>
                   </pic:spPr>
                 </pic:pic>
               </a:graphicData>
@@ -1077,23 +3592,146 @@
     </w:p>
     <w:p>
       <w:r>
-        <w:t>D — Na een manuele DBMS_MVIEW.REFRESH consumeert Oracle de MV-log entries en wordt Performance_Count 1925 (oude waarde + 1):</w:t>
-      </w:r>
-    </w:p>
-    <w:p>
-      <w:r>
+        <w:t xml:space="preserve">Onder REFRESH FAST ON COMMIT was deze </w:t>
+      </w:r>
+      <w:proofErr w:type="spellStart"/>
+      <w:r>
+        <w:t>staleness</w:t>
+      </w:r>
+      <w:proofErr w:type="spellEnd"/>
+      <w:r>
+        <w:t xml:space="preserve"> nooit voorgekomen</w:t>
+      </w:r>
+      <w:r>
+        <w:t xml:space="preserve">, </w:t>
+      </w:r>
+      <w:r>
+        <w:t xml:space="preserve">Oracle had de log-entries binnen de </w:t>
+      </w:r>
+      <w:proofErr w:type="spellStart"/>
+      <w:r>
+        <w:t>commit</w:t>
+      </w:r>
+      <w:proofErr w:type="spellEnd"/>
+      <w:r>
+        <w:t xml:space="preserve"> zelf geconsumeerd. Dit is precies waarom ON COMMIT zo waardevol is.</w:t>
+      </w:r>
+    </w:p>
+    <w:p>
+      <w:pPr>
+        <w:pStyle w:val="Heading3"/>
+      </w:pPr>
+      <w:r>
+        <w:t xml:space="preserve">4. Bulk-loads en "stille" </w:t>
+      </w:r>
+      <w:proofErr w:type="spellStart"/>
+      <w:r>
+        <w:t>staleness</w:t>
+      </w:r>
+      <w:proofErr w:type="spellEnd"/>
+    </w:p>
+    <w:p>
+      <w:r>
+        <w:t xml:space="preserve">Een vierde, subtieler negatief gevolg ontdekte ik bij het opnieuw vullen van de database. Bulk-load procedures (PKG_S2_festivals.generateRandomPerformances met FORALL INSERT) </w:t>
+      </w:r>
+      <w:proofErr w:type="spellStart"/>
+      <w:r>
+        <w:t>commiten</w:t>
+      </w:r>
+      <w:proofErr w:type="spellEnd"/>
+      <w:r>
+        <w:t xml:space="preserve"> niet tussentijds; bij de uiteindelijke </w:t>
+      </w:r>
+      <w:proofErr w:type="spellStart"/>
+      <w:r>
+        <w:t>commit</w:t>
+      </w:r>
+      <w:proofErr w:type="spellEnd"/>
+      <w:r>
+        <w:t xml:space="preserve"> moet ON COMMIT alle 93 200 log-entries in één keer toepassen. Op Oracle </w:t>
+      </w:r>
+      <w:proofErr w:type="spellStart"/>
+      <w:r>
+        <w:t>Autonomous</w:t>
+      </w:r>
+      <w:proofErr w:type="spellEnd"/>
+      <w:r>
+        <w:t xml:space="preserve"> DB werd dit soms NIET volledig afgehandeld: de rijen zaten wel in Performance, de MV-log had 93 200 entries, maar de MV bleef op het oude aggregaat staan terwijl </w:t>
+      </w:r>
+      <w:proofErr w:type="spellStart"/>
+      <w:r>
+        <w:t>staleness</w:t>
+      </w:r>
+      <w:proofErr w:type="spellEnd"/>
+      <w:r>
+        <w:t xml:space="preserve"> onterecht FRESH rapporteerde.</w:t>
+      </w:r>
+    </w:p>
+    <w:p>
+      <w:r>
+        <w:t>Mitigatie: na bulk loads expliciet DBMS_MVIEW.REFRESH(</w:t>
+      </w:r>
+      <w:proofErr w:type="spellStart"/>
+      <w:r>
+        <w:t>method</w:t>
+      </w:r>
+      <w:proofErr w:type="spellEnd"/>
+      <w:r>
+        <w:t xml:space="preserve"> =&gt; 'F') aanroepen als </w:t>
+      </w:r>
+      <w:proofErr w:type="spellStart"/>
+      <w:r>
+        <w:t>safety</w:t>
+      </w:r>
+      <w:proofErr w:type="spellEnd"/>
+      <w:r>
+        <w:t xml:space="preserve"> net. Voor normale, kleinere transacties werkt ON COMMIT zonder problemen.</w:t>
+      </w:r>
+    </w:p>
+    <w:p>
+      <w:pPr>
+        <w:pStyle w:val="Heading2"/>
+      </w:pPr>
+      <w:r>
+        <w:t>Verificatie na herladen van de data</w:t>
+      </w:r>
+    </w:p>
+    <w:p>
+      <w:r>
+        <w:t xml:space="preserve">De </w:t>
+      </w:r>
+      <w:proofErr w:type="spellStart"/>
+      <w:r>
+        <w:t>assignment</w:t>
+      </w:r>
+      <w:proofErr w:type="spellEnd"/>
+      <w:r>
+        <w:t xml:space="preserve"> vereist dat na opnieuw vullen van de database de query nog steeds via de MV de juiste resultaten levert.</w:t>
+      </w:r>
+    </w:p>
+    <w:p>
+      <w:r>
+        <w:t>Performance is gegroeid van 559 240 naar 652 440 rijen.</w:t>
+      </w:r>
+    </w:p>
+    <w:p>
+      <w:r>
+        <w:rPr>
+          <w:noProof/>
+        </w:rPr>
         <w:drawing>
-          <wp:inline xmlns:a="http://schemas.openxmlformats.org/drawingml/2006/main" xmlns:pic="http://schemas.openxmlformats.org/drawingml/2006/picture">
-            <wp:extent cx="5943600" cy="546478"/>
-            <wp:docPr id="13" name="Picture 13"/>
+          <wp:inline distT="0" distB="0" distL="0" distR="0" wp14:anchorId="4BA811DB" wp14:editId="09C1DDB9">
+            <wp:extent cx="4114800" cy="654119"/>
+            <wp:effectExtent l="0" t="0" r="0" b="0"/>
+            <wp:docPr id="15" name="Picture 15"/>
             <wp:cNvGraphicFramePr>
-              <a:graphicFrameLocks noChangeAspect="1"/>
+              <a:graphicFrameLocks xmlns:a="http://schemas.openxmlformats.org/drawingml/2006/main" noChangeAspect="1"/>
             </wp:cNvGraphicFramePr>
-            <a:graphic>
+            <a:graphic xmlns:a="http://schemas.openxmlformats.org/drawingml/2006/main">
               <a:graphicData uri="http://schemas.openxmlformats.org/drawingml/2006/picture">
-                <pic:pic>
+                <pic:pic xmlns:pic="http://schemas.openxmlformats.org/drawingml/2006/picture">
                   <pic:nvPicPr>
-                    <pic:cNvPr id="0" name="img_13.png"/>
+                    <pic:cNvPr id="0" name="img_14.png"/>
                     <pic:cNvPicPr/>
                   </pic:nvPicPr>
                   <pic:blipFill>
@@ -1105,9 +3743,11 @@
                   <pic:spPr>
                     <a:xfrm>
                       <a:off x="0" y="0"/>
-                      <a:ext cx="5943600" cy="546478"/>
+                      <a:ext cx="4114800" cy="654119"/>
                     </a:xfrm>
-                    <a:prstGeom prst="rect"/>
+                    <a:prstGeom prst="rect">
+                      <a:avLst/>
+                    </a:prstGeom>
                   </pic:spPr>
                 </pic:pic>
               </a:graphicData>
@@ -1118,23 +3758,46 @@
     </w:p>
     <w:p>
       <w:r>
-        <w:t>E — De MV staat opnieuw op staleness = FRESH:</w:t>
-      </w:r>
-    </w:p>
-    <w:p>
-      <w:r>
+        <w:t xml:space="preserve">Het </w:t>
+      </w:r>
+      <w:proofErr w:type="spellStart"/>
+      <w:r>
+        <w:t>explain</w:t>
+      </w:r>
+      <w:proofErr w:type="spellEnd"/>
+      <w:r>
+        <w:t xml:space="preserve"> plan blijft de MV gebruiken</w:t>
+      </w:r>
+      <w:r>
+        <w:t xml:space="preserve">, </w:t>
+      </w:r>
+      <w:proofErr w:type="spellStart"/>
+      <w:r>
+        <w:t>cost</w:t>
+      </w:r>
+      <w:proofErr w:type="spellEnd"/>
+      <w:r>
+        <w:t xml:space="preserve"> = 2, MAT_VIEW REWRITE ACCESS FULL, ondanks 93 200 nieuwe rijen in de bron:</w:t>
+      </w:r>
+    </w:p>
+    <w:p>
+      <w:r>
+        <w:rPr>
+          <w:noProof/>
+        </w:rPr>
         <w:drawing>
-          <wp:inline xmlns:a="http://schemas.openxmlformats.org/drawingml/2006/main" xmlns:pic="http://schemas.openxmlformats.org/drawingml/2006/picture">
-            <wp:extent cx="5943600" cy="446277"/>
-            <wp:docPr id="14" name="Picture 14"/>
+          <wp:inline distT="0" distB="0" distL="0" distR="0" wp14:anchorId="6D63A98B" wp14:editId="236C2133">
+            <wp:extent cx="5943600" cy="1502901"/>
+            <wp:effectExtent l="0" t="0" r="0" b="0"/>
+            <wp:docPr id="16" name="Picture 16"/>
             <wp:cNvGraphicFramePr>
-              <a:graphicFrameLocks noChangeAspect="1"/>
+              <a:graphicFrameLocks xmlns:a="http://schemas.openxmlformats.org/drawingml/2006/main" noChangeAspect="1"/>
             </wp:cNvGraphicFramePr>
-            <a:graphic>
+            <a:graphic xmlns:a="http://schemas.openxmlformats.org/drawingml/2006/main">
               <a:graphicData uri="http://schemas.openxmlformats.org/drawingml/2006/picture">
-                <pic:pic>
+                <pic:pic xmlns:pic="http://schemas.openxmlformats.org/drawingml/2006/picture">
                   <pic:nvPicPr>
-                    <pic:cNvPr id="0" name="img_12.png"/>
+                    <pic:cNvPr id="0" name="img_15.png"/>
                     <pic:cNvPicPr/>
                   </pic:nvPicPr>
                   <pic:blipFill>
@@ -1146,9 +3809,11 @@
                   <pic:spPr>
                     <a:xfrm>
                       <a:off x="0" y="0"/>
-                      <a:ext cx="5943600" cy="446277"/>
+                      <a:ext cx="5943600" cy="1502901"/>
                     </a:xfrm>
-                    <a:prstGeom prst="rect"/>
+                    <a:prstGeom prst="rect">
+                      <a:avLst/>
+                    </a:prstGeom>
                   </pic:spPr>
                 </pic:pic>
               </a:graphicData>
@@ -1159,59 +3824,35 @@
     </w:p>
     <w:p>
       <w:r>
-        <w:t>Onder REFRESH FAST ON COMMIT was deze staleness-vensteruur nooit voorgekomen — Oracle had de log-entries binnen de commit zelf geconsumeerd. Dit is precies waarom ON COMMIT zo waardevol is.</w:t>
-      </w:r>
-    </w:p>
-    <w:p>
-      <w:pPr>
-        <w:pStyle w:val="Heading3"/>
-      </w:pPr>
-      <w:r>
-        <w:t>4. Bulk-loads en "stille" staleness</w:t>
-      </w:r>
-    </w:p>
-    <w:p>
-      <w:r>
-        <w:t>Een vierde, subtieler negatief gevolg ontdekte ik bij het opnieuw vullen van de database. Bulk-load procedures (PKG_S2_festivals.generateRandomPerformances met FORALL INSERT) commiten niet tussentijds; bij de uiteindelijke commit moet ON COMMIT alle 93 200 log-entries in één keer toepassen. Op Oracle Autonomous DB werd dit soms NIET volledig afgehandeld: de rijen zaten wel in Performance, de MV-log had 93 200 entries, maar de MV bleef op het oude aggregaat staan terwijl staleness onterecht FRESH rapporteerde.</w:t>
-      </w:r>
-    </w:p>
-    <w:p>
-      <w:r>
-        <w:t>Mitigatie: na bulk loads expliciet DBMS_MVIEW.REFRESH(method =&gt; 'F') aanroepen als safety net. Voor normale, kleinere transacties werkt ON COMMIT zonder problemen.</w:t>
-      </w:r>
-    </w:p>
-    <w:p>
-      <w:pPr>
-        <w:pStyle w:val="Heading2"/>
-      </w:pPr>
-      <w:r>
-        <w:t>Verificatie na herladen van de data</w:t>
-      </w:r>
-    </w:p>
-    <w:p>
-      <w:r>
-        <w:t>De assignment vereist dat na opnieuw vullen van de database de query nog steeds via de MV de juiste resultaten levert.</w:t>
-      </w:r>
-    </w:p>
-    <w:p>
-      <w:r>
-        <w:t>Performance is gegroeid van 559 240 naar 652 440 rijen. Na een manuele catch-up refresh komen MV en tabel exact overeen:</w:t>
-      </w:r>
-    </w:p>
-    <w:p>
-      <w:r>
+        <w:t xml:space="preserve">Aanvullend bewijs dat de MV opnieuw FRESH is na de </w:t>
+      </w:r>
+      <w:proofErr w:type="spellStart"/>
+      <w:r>
+        <w:t>refill</w:t>
+      </w:r>
+      <w:proofErr w:type="spellEnd"/>
+      <w:r>
+        <w:t>:</w:t>
+      </w:r>
+    </w:p>
+    <w:p>
+      <w:r>
+        <w:rPr>
+          <w:noProof/>
+        </w:rPr>
         <w:drawing>
-          <wp:inline xmlns:a="http://schemas.openxmlformats.org/drawingml/2006/main" xmlns:pic="http://schemas.openxmlformats.org/drawingml/2006/picture">
-            <wp:extent cx="4114800" cy="654119"/>
-            <wp:docPr id="15" name="Picture 15"/>
+          <wp:inline distT="0" distB="0" distL="0" distR="0" wp14:anchorId="064263FE" wp14:editId="3C02BF2C">
+            <wp:extent cx="5943600" cy="341773"/>
+            <wp:effectExtent l="0" t="0" r="0" b="0"/>
+            <wp:docPr id="17" name="Picture 17"/>
             <wp:cNvGraphicFramePr>
-              <a:graphicFrameLocks noChangeAspect="1"/>
+              <a:graphicFrameLocks xmlns:a="http://schemas.openxmlformats.org/drawingml/2006/main" noChangeAspect="1"/>
             </wp:cNvGraphicFramePr>
-            <a:graphic>
+            <a:graphic xmlns:a="http://schemas.openxmlformats.org/drawingml/2006/main">
               <a:graphicData uri="http://schemas.openxmlformats.org/drawingml/2006/picture">
-                <pic:pic>
+                <pic:pic xmlns:pic="http://schemas.openxmlformats.org/drawingml/2006/picture">
                   <pic:nvPicPr>
-                    <pic:cNvPr id="0" name="img_14.png"/>
+                    <pic:cNvPr id="0" name="img_16.png"/>
                     <pic:cNvPicPr/>
                   </pic:nvPicPr>
                   <pic:blipFill>
@@ -1223,9 +3864,11 @@
                   <pic:spPr>
                     <a:xfrm>
                       <a:off x="0" y="0"/>
-                      <a:ext cx="4114800" cy="654119"/>
+                      <a:ext cx="5943600" cy="341773"/>
                     </a:xfrm>
-                    <a:prstGeom prst="rect"/>
+                    <a:prstGeom prst="rect">
+                      <a:avLst/>
+                    </a:prstGeom>
                   </pic:spPr>
                 </pic:pic>
               </a:graphicData>
@@ -1235,108 +3878,159 @@
       </w:r>
     </w:p>
     <w:p>
-      <w:r>
-        <w:t>Het explain plan blijft de MV gebruiken — cost = 2, MAT_VIEW REWRITE ACCESS FULL, ondanks 93 200 nieuwe rijen in de bron:</w:t>
-      </w:r>
-    </w:p>
-    <w:p>
-      <w:r>
-        <w:drawing>
-          <wp:inline xmlns:a="http://schemas.openxmlformats.org/drawingml/2006/main" xmlns:pic="http://schemas.openxmlformats.org/drawingml/2006/picture">
-            <wp:extent cx="5943600" cy="1502901"/>
-            <wp:docPr id="16" name="Picture 16"/>
-            <wp:cNvGraphicFramePr>
-              <a:graphicFrameLocks noChangeAspect="1"/>
-            </wp:cNvGraphicFramePr>
-            <a:graphic>
-              <a:graphicData uri="http://schemas.openxmlformats.org/drawingml/2006/picture">
-                <pic:pic>
-                  <pic:nvPicPr>
-                    <pic:cNvPr id="0" name="img_15.png"/>
-                    <pic:cNvPicPr/>
-                  </pic:nvPicPr>
-                  <pic:blipFill>
-                    <a:blip r:embed="rId21"/>
-                    <a:stretch>
-                      <a:fillRect/>
-                    </a:stretch>
-                  </pic:blipFill>
-                  <pic:spPr>
-                    <a:xfrm>
-                      <a:off x="0" y="0"/>
-                      <a:ext cx="5943600" cy="1502901"/>
-                    </a:xfrm>
-                    <a:prstGeom prst="rect"/>
-                  </pic:spPr>
-                </pic:pic>
-              </a:graphicData>
-            </a:graphic>
-          </wp:inline>
-        </w:drawing>
-      </w:r>
-    </w:p>
-    <w:p>
-      <w:r>
-        <w:t>Aanvullend bewijs dat de MV opnieuw FRESH is na de refill:</w:t>
-      </w:r>
-    </w:p>
-    <w:p>
-      <w:r>
-        <w:drawing>
-          <wp:inline xmlns:a="http://schemas.openxmlformats.org/drawingml/2006/main" xmlns:pic="http://schemas.openxmlformats.org/drawingml/2006/picture">
-            <wp:extent cx="5943600" cy="341773"/>
-            <wp:docPr id="17" name="Picture 17"/>
-            <wp:cNvGraphicFramePr>
-              <a:graphicFrameLocks noChangeAspect="1"/>
-            </wp:cNvGraphicFramePr>
-            <a:graphic>
-              <a:graphicData uri="http://schemas.openxmlformats.org/drawingml/2006/picture">
-                <pic:pic>
-                  <pic:nvPicPr>
-                    <pic:cNvPr id="0" name="img_16.png"/>
-                    <pic:cNvPicPr/>
-                  </pic:nvPicPr>
-                  <pic:blipFill>
-                    <a:blip r:embed="rId22"/>
-                    <a:stretch>
-                      <a:fillRect/>
-                    </a:stretch>
-                  </pic:blipFill>
-                  <pic:spPr>
-                    <a:xfrm>
-                      <a:off x="0" y="0"/>
-                      <a:ext cx="5943600" cy="341773"/>
-                    </a:xfrm>
-                    <a:prstGeom prst="rect"/>
-                  </pic:spPr>
-                </pic:pic>
-              </a:graphicData>
-            </a:graphic>
-          </wp:inline>
-        </w:drawing>
-      </w:r>
-    </w:p>
-    <w:p>
       <w:pPr>
         <w:pStyle w:val="Heading2"/>
       </w:pPr>
       <w:r>
+        <w:lastRenderedPageBreak/>
         <w:t>Conclusie</w:t>
       </w:r>
     </w:p>
     <w:p>
       <w:r>
-        <w:t>De materialized view met REFRESH FAST ON COMMIT en ENABLE QUERY REWRITE levert voor het festival-programming-dashboard een dramatische verbetering: de optimizer-kost daalt van 2860 naar 2 (~1430× goedkoper), de cold-cache uitvoeringstijd van 550 ms naar 87 ms (~6× sneller), en query rewrite zorgt dat dit volledig transparant gebeurt — geen applicatiecode hoeft te veranderen.</w:t>
-      </w:r>
-    </w:p>
-    <w:p>
-      <w:r>
-        <w:t>De prijs voor deze leessnelheid is een trager schrijfpad: inserts op Performance worden ~2.7× trager omdat elke commit ook een incrementele MV-refresh moet uitvoeren. Voor read-heavy workloads (zoals een dashboard) is dat een acceptabele trade-off.</w:t>
-      </w:r>
-    </w:p>
-    <w:p>
-      <w:r>
-        <w:t>Het refresh-mechanisme bestaat uit twee gekoppelde lagen: MV-logs op de vier bron-tabellen (met ROWID, SEQUENCE en INCLUDING NEW VALUES) leggen de wijzigingen vast, en REFRESH FAST ON COMMIT past die wijzigingen incrementeel toe binnen de transactie zelf. Onder normale DML werkt dit automatisch en houdt het de MV continu fris. Voor uitzonderlijke bulk-load scenarios met grote log-backlogs is een manuele DBMS_MVIEW.REFRESH als safety net nodig — geïmplementeerd in S2_OPT_refill.sql.</w:t>
+        <w:t xml:space="preserve">De </w:t>
+      </w:r>
+      <w:proofErr w:type="spellStart"/>
+      <w:r>
+        <w:t>materialized</w:t>
+      </w:r>
+      <w:proofErr w:type="spellEnd"/>
+      <w:r>
+        <w:t xml:space="preserve"> view met REFRESH FAST ON COMMIT en ENABLE QUERY REWRITE levert voor het festival-</w:t>
+      </w:r>
+      <w:proofErr w:type="spellStart"/>
+      <w:r>
+        <w:t>programming</w:t>
+      </w:r>
+      <w:proofErr w:type="spellEnd"/>
+      <w:r>
+        <w:t xml:space="preserve">-dashboard een dramatische verbetering: de </w:t>
+      </w:r>
+      <w:proofErr w:type="spellStart"/>
+      <w:r>
+        <w:t>optimizer</w:t>
+      </w:r>
+      <w:proofErr w:type="spellEnd"/>
+      <w:r>
+        <w:t xml:space="preserve">-kost daalt van 2860 naar 2 (~1430× goedkoper), de </w:t>
+      </w:r>
+      <w:proofErr w:type="spellStart"/>
+      <w:r>
+        <w:t>cold</w:t>
+      </w:r>
+      <w:proofErr w:type="spellEnd"/>
+      <w:r>
+        <w:t xml:space="preserve">-cache uitvoeringstijd van 550 ms naar 87 ms (~6× sneller), en query </w:t>
+      </w:r>
+      <w:proofErr w:type="spellStart"/>
+      <w:r>
+        <w:t>rewrite</w:t>
+      </w:r>
+      <w:proofErr w:type="spellEnd"/>
+      <w:r>
+        <w:t xml:space="preserve"> zorgt dat dit volledig transparant gebeurt</w:t>
+      </w:r>
+      <w:r>
+        <w:t>,</w:t>
+      </w:r>
+      <w:r>
+        <w:t xml:space="preserve"> geen applicatiecode hoeft te veranderen.</w:t>
+      </w:r>
+    </w:p>
+    <w:p>
+      <w:r>
+        <w:t xml:space="preserve">De prijs voor deze leessnelheid is een trager </w:t>
+      </w:r>
+      <w:proofErr w:type="spellStart"/>
+      <w:r>
+        <w:t>schrijfpad</w:t>
+      </w:r>
+      <w:proofErr w:type="spellEnd"/>
+      <w:r>
+        <w:t xml:space="preserve">: </w:t>
+      </w:r>
+      <w:proofErr w:type="spellStart"/>
+      <w:r>
+        <w:t>inserts</w:t>
+      </w:r>
+      <w:proofErr w:type="spellEnd"/>
+      <w:r>
+        <w:t xml:space="preserve"> op Performance worden ~2.7× trager omdat elke </w:t>
+      </w:r>
+      <w:proofErr w:type="spellStart"/>
+      <w:r>
+        <w:t>commit</w:t>
+      </w:r>
+      <w:proofErr w:type="spellEnd"/>
+      <w:r>
+        <w:t xml:space="preserve"> ook een incrementele MV-</w:t>
+      </w:r>
+      <w:proofErr w:type="spellStart"/>
+      <w:r>
+        <w:t>refresh</w:t>
+      </w:r>
+      <w:proofErr w:type="spellEnd"/>
+      <w:r>
+        <w:t xml:space="preserve"> moet uitvoeren. Voor </w:t>
+      </w:r>
+      <w:proofErr w:type="spellStart"/>
+      <w:r>
+        <w:t>read</w:t>
+      </w:r>
+      <w:proofErr w:type="spellEnd"/>
+      <w:r>
+        <w:t xml:space="preserve">-heavy </w:t>
+      </w:r>
+      <w:proofErr w:type="spellStart"/>
+      <w:r>
+        <w:t>workloads</w:t>
+      </w:r>
+      <w:proofErr w:type="spellEnd"/>
+      <w:r>
+        <w:t xml:space="preserve"> (zoals een dashboard) is dat een acceptabele </w:t>
+      </w:r>
+      <w:proofErr w:type="spellStart"/>
+      <w:r>
+        <w:t>trade</w:t>
+      </w:r>
+      <w:proofErr w:type="spellEnd"/>
+      <w:r>
+        <w:t>-off.</w:t>
+      </w:r>
+    </w:p>
+    <w:p>
+      <w:r>
+        <w:t xml:space="preserve">Het </w:t>
+      </w:r>
+      <w:proofErr w:type="spellStart"/>
+      <w:r>
+        <w:t>refresh</w:t>
+      </w:r>
+      <w:proofErr w:type="spellEnd"/>
+      <w:r>
+        <w:t xml:space="preserve">-mechanisme bestaat uit twee gekoppelde lagen: MV-logs op de vier bron-tabellen (met ROWID, SEQUENCE en INCLUDING NEW VALUES) leggen de wijzigingen vast, en REFRESH FAST ON COMMIT past die wijzigingen incrementeel toe binnen de transactie zelf. Onder normale DML werkt dit automatisch en houdt het de MV continu fris. Voor uitzonderlijke bulk-load </w:t>
+      </w:r>
+      <w:proofErr w:type="spellStart"/>
+      <w:r>
+        <w:t>scenarios</w:t>
+      </w:r>
+      <w:proofErr w:type="spellEnd"/>
+      <w:r>
+        <w:t xml:space="preserve"> met grote log-backlogs is een manuele DBMS_MVIEW.REFRESH als </w:t>
+      </w:r>
+      <w:proofErr w:type="spellStart"/>
+      <w:r>
+        <w:t>safety</w:t>
+      </w:r>
+      <w:proofErr w:type="spellEnd"/>
+      <w:r>
+        <w:t xml:space="preserve"> net nodig</w:t>
+      </w:r>
+      <w:r>
+        <w:t>,</w:t>
+      </w:r>
+      <w:r>
+        <w:t xml:space="preserve"> geïmplementeerd in S2_OPT_refill.sql.</w:t>
       </w:r>
     </w:p>
     <w:sectPr>

--- a/D7_OPTIMALISATION/SAMEN/M8.docx
+++ b/D7_OPTIMALISATION/SAMEN/M8.docx
@@ -3619,77 +3619,6 @@
     </w:p>
     <w:p>
       <w:pPr>
-        <w:pStyle w:val="Heading3"/>
-      </w:pPr>
-      <w:r>
-        <w:t xml:space="preserve">4. Bulk-loads en "stille" </w:t>
-      </w:r>
-      <w:proofErr w:type="spellStart"/>
-      <w:r>
-        <w:t>staleness</w:t>
-      </w:r>
-      <w:proofErr w:type="spellEnd"/>
-    </w:p>
-    <w:p>
-      <w:r>
-        <w:t xml:space="preserve">Een vierde, subtieler negatief gevolg ontdekte ik bij het opnieuw vullen van de database. Bulk-load procedures (PKG_S2_festivals.generateRandomPerformances met FORALL INSERT) </w:t>
-      </w:r>
-      <w:proofErr w:type="spellStart"/>
-      <w:r>
-        <w:t>commiten</w:t>
-      </w:r>
-      <w:proofErr w:type="spellEnd"/>
-      <w:r>
-        <w:t xml:space="preserve"> niet tussentijds; bij de uiteindelijke </w:t>
-      </w:r>
-      <w:proofErr w:type="spellStart"/>
-      <w:r>
-        <w:t>commit</w:t>
-      </w:r>
-      <w:proofErr w:type="spellEnd"/>
-      <w:r>
-        <w:t xml:space="preserve"> moet ON COMMIT alle 93 200 log-entries in één keer toepassen. Op Oracle </w:t>
-      </w:r>
-      <w:proofErr w:type="spellStart"/>
-      <w:r>
-        <w:t>Autonomous</w:t>
-      </w:r>
-      <w:proofErr w:type="spellEnd"/>
-      <w:r>
-        <w:t xml:space="preserve"> DB werd dit soms NIET volledig afgehandeld: de rijen zaten wel in Performance, de MV-log had 93 200 entries, maar de MV bleef op het oude aggregaat staan terwijl </w:t>
-      </w:r>
-      <w:proofErr w:type="spellStart"/>
-      <w:r>
-        <w:t>staleness</w:t>
-      </w:r>
-      <w:proofErr w:type="spellEnd"/>
-      <w:r>
-        <w:t xml:space="preserve"> onterecht FRESH rapporteerde.</w:t>
-      </w:r>
-    </w:p>
-    <w:p>
-      <w:r>
-        <w:t>Mitigatie: na bulk loads expliciet DBMS_MVIEW.REFRESH(</w:t>
-      </w:r>
-      <w:proofErr w:type="spellStart"/>
-      <w:r>
-        <w:t>method</w:t>
-      </w:r>
-      <w:proofErr w:type="spellEnd"/>
-      <w:r>
-        <w:t xml:space="preserve"> =&gt; 'F') aanroepen als </w:t>
-      </w:r>
-      <w:proofErr w:type="spellStart"/>
-      <w:r>
-        <w:t>safety</w:t>
-      </w:r>
-      <w:proofErr w:type="spellEnd"/>
-      <w:r>
-        <w:t xml:space="preserve"> net. Voor normale, kleinere transacties werkt ON COMMIT zonder problemen.</w:t>
-      </w:r>
-    </w:p>
-    <w:p>
-      <w:pPr>
         <w:pStyle w:val="Heading2"/>
       </w:pPr>
       <w:r>
@@ -3882,124 +3811,124 @@
         <w:pStyle w:val="Heading2"/>
       </w:pPr>
       <w:r>
+        <w:t>Conclusie</w:t>
+      </w:r>
+    </w:p>
+    <w:p>
+      <w:r>
+        <w:t xml:space="preserve">De </w:t>
+      </w:r>
+      <w:proofErr w:type="spellStart"/>
+      <w:r>
+        <w:t>materialized</w:t>
+      </w:r>
+      <w:proofErr w:type="spellEnd"/>
+      <w:r>
+        <w:t xml:space="preserve"> view met REFRESH FAST ON COMMIT en ENABLE QUERY REWRITE levert voor het festival-</w:t>
+      </w:r>
+      <w:proofErr w:type="spellStart"/>
+      <w:r>
+        <w:t>programming</w:t>
+      </w:r>
+      <w:proofErr w:type="spellEnd"/>
+      <w:r>
+        <w:t xml:space="preserve">-dashboard een dramatische verbetering: de </w:t>
+      </w:r>
+      <w:proofErr w:type="spellStart"/>
+      <w:r>
+        <w:t>optimizer</w:t>
+      </w:r>
+      <w:proofErr w:type="spellEnd"/>
+      <w:r>
+        <w:t xml:space="preserve">-kost daalt van 2860 naar 2 (~1430× goedkoper), de </w:t>
+      </w:r>
+      <w:proofErr w:type="spellStart"/>
+      <w:r>
+        <w:t>cold</w:t>
+      </w:r>
+      <w:proofErr w:type="spellEnd"/>
+      <w:r>
+        <w:t xml:space="preserve">-cache uitvoeringstijd van 550 ms naar 87 ms (~6× sneller), en query </w:t>
+      </w:r>
+      <w:proofErr w:type="spellStart"/>
+      <w:r>
+        <w:t>rewrite</w:t>
+      </w:r>
+      <w:proofErr w:type="spellEnd"/>
+      <w:r>
+        <w:t xml:space="preserve"> zorgt dat dit volledig transparant gebeurt</w:t>
+      </w:r>
+      <w:r>
+        <w:t>,</w:t>
+      </w:r>
+      <w:r>
+        <w:t xml:space="preserve"> geen applicatiecode hoeft te veranderen.</w:t>
+      </w:r>
+    </w:p>
+    <w:p>
+      <w:r>
+        <w:t xml:space="preserve">De prijs voor deze leessnelheid is een trager </w:t>
+      </w:r>
+      <w:proofErr w:type="spellStart"/>
+      <w:r>
+        <w:t>schrijfpad</w:t>
+      </w:r>
+      <w:proofErr w:type="spellEnd"/>
+      <w:r>
+        <w:t xml:space="preserve">: </w:t>
+      </w:r>
+      <w:proofErr w:type="spellStart"/>
+      <w:r>
+        <w:t>inserts</w:t>
+      </w:r>
+      <w:proofErr w:type="spellEnd"/>
+      <w:r>
+        <w:t xml:space="preserve"> op Performance worden ~2.7× trager omdat elke </w:t>
+      </w:r>
+      <w:proofErr w:type="spellStart"/>
+      <w:r>
+        <w:t>commit</w:t>
+      </w:r>
+      <w:proofErr w:type="spellEnd"/>
+      <w:r>
+        <w:t xml:space="preserve"> ook een incrementele MV-</w:t>
+      </w:r>
+      <w:proofErr w:type="spellStart"/>
+      <w:r>
+        <w:t>refresh</w:t>
+      </w:r>
+      <w:proofErr w:type="spellEnd"/>
+      <w:r>
+        <w:t xml:space="preserve"> moet uitvoeren. Voor </w:t>
+      </w:r>
+      <w:proofErr w:type="spellStart"/>
+      <w:r>
+        <w:t>read</w:t>
+      </w:r>
+      <w:proofErr w:type="spellEnd"/>
+      <w:r>
+        <w:t xml:space="preserve">-heavy </w:t>
+      </w:r>
+      <w:proofErr w:type="spellStart"/>
+      <w:r>
+        <w:t>workloads</w:t>
+      </w:r>
+      <w:proofErr w:type="spellEnd"/>
+      <w:r>
+        <w:t xml:space="preserve"> (zoals een dashboard) is dat een acceptabele </w:t>
+      </w:r>
+      <w:proofErr w:type="spellStart"/>
+      <w:r>
+        <w:t>trade</w:t>
+      </w:r>
+      <w:proofErr w:type="spellEnd"/>
+      <w:r>
+        <w:t>-off.</w:t>
+      </w:r>
+    </w:p>
+    <w:p>
+      <w:r>
         <w:lastRenderedPageBreak/>
-        <w:t>Conclusie</w:t>
-      </w:r>
-    </w:p>
-    <w:p>
-      <w:r>
-        <w:t xml:space="preserve">De </w:t>
-      </w:r>
-      <w:proofErr w:type="spellStart"/>
-      <w:r>
-        <w:t>materialized</w:t>
-      </w:r>
-      <w:proofErr w:type="spellEnd"/>
-      <w:r>
-        <w:t xml:space="preserve"> view met REFRESH FAST ON COMMIT en ENABLE QUERY REWRITE levert voor het festival-</w:t>
-      </w:r>
-      <w:proofErr w:type="spellStart"/>
-      <w:r>
-        <w:t>programming</w:t>
-      </w:r>
-      <w:proofErr w:type="spellEnd"/>
-      <w:r>
-        <w:t xml:space="preserve">-dashboard een dramatische verbetering: de </w:t>
-      </w:r>
-      <w:proofErr w:type="spellStart"/>
-      <w:r>
-        <w:t>optimizer</w:t>
-      </w:r>
-      <w:proofErr w:type="spellEnd"/>
-      <w:r>
-        <w:t xml:space="preserve">-kost daalt van 2860 naar 2 (~1430× goedkoper), de </w:t>
-      </w:r>
-      <w:proofErr w:type="spellStart"/>
-      <w:r>
-        <w:t>cold</w:t>
-      </w:r>
-      <w:proofErr w:type="spellEnd"/>
-      <w:r>
-        <w:t xml:space="preserve">-cache uitvoeringstijd van 550 ms naar 87 ms (~6× sneller), en query </w:t>
-      </w:r>
-      <w:proofErr w:type="spellStart"/>
-      <w:r>
-        <w:t>rewrite</w:t>
-      </w:r>
-      <w:proofErr w:type="spellEnd"/>
-      <w:r>
-        <w:t xml:space="preserve"> zorgt dat dit volledig transparant gebeurt</w:t>
-      </w:r>
-      <w:r>
-        <w:t>,</w:t>
-      </w:r>
-      <w:r>
-        <w:t xml:space="preserve"> geen applicatiecode hoeft te veranderen.</w:t>
-      </w:r>
-    </w:p>
-    <w:p>
-      <w:r>
-        <w:t xml:space="preserve">De prijs voor deze leessnelheid is een trager </w:t>
-      </w:r>
-      <w:proofErr w:type="spellStart"/>
-      <w:r>
-        <w:t>schrijfpad</w:t>
-      </w:r>
-      <w:proofErr w:type="spellEnd"/>
-      <w:r>
-        <w:t xml:space="preserve">: </w:t>
-      </w:r>
-      <w:proofErr w:type="spellStart"/>
-      <w:r>
-        <w:t>inserts</w:t>
-      </w:r>
-      <w:proofErr w:type="spellEnd"/>
-      <w:r>
-        <w:t xml:space="preserve"> op Performance worden ~2.7× trager omdat elke </w:t>
-      </w:r>
-      <w:proofErr w:type="spellStart"/>
-      <w:r>
-        <w:t>commit</w:t>
-      </w:r>
-      <w:proofErr w:type="spellEnd"/>
-      <w:r>
-        <w:t xml:space="preserve"> ook een incrementele MV-</w:t>
-      </w:r>
-      <w:proofErr w:type="spellStart"/>
-      <w:r>
-        <w:t>refresh</w:t>
-      </w:r>
-      <w:proofErr w:type="spellEnd"/>
-      <w:r>
-        <w:t xml:space="preserve"> moet uitvoeren. Voor </w:t>
-      </w:r>
-      <w:proofErr w:type="spellStart"/>
-      <w:r>
-        <w:t>read</w:t>
-      </w:r>
-      <w:proofErr w:type="spellEnd"/>
-      <w:r>
-        <w:t xml:space="preserve">-heavy </w:t>
-      </w:r>
-      <w:proofErr w:type="spellStart"/>
-      <w:r>
-        <w:t>workloads</w:t>
-      </w:r>
-      <w:proofErr w:type="spellEnd"/>
-      <w:r>
-        <w:t xml:space="preserve"> (zoals een dashboard) is dat een acceptabele </w:t>
-      </w:r>
-      <w:proofErr w:type="spellStart"/>
-      <w:r>
-        <w:t>trade</w:t>
-      </w:r>
-      <w:proofErr w:type="spellEnd"/>
-      <w:r>
-        <w:t>-off.</w:t>
-      </w:r>
-    </w:p>
-    <w:p>
-      <w:r>
         <w:t xml:space="preserve">Het </w:t>
       </w:r>
       <w:proofErr w:type="spellStart"/>
